--- a/Assignment/Smart Home Light Control App.docx
+++ b/Assignment/Smart Home Light Control App.docx
@@ -971,7 +971,25 @@
         <w:spacing w:after="120" w:line="360" w:lineRule="auto"/>
       </w:pPr>
       <w:r>
-        <w:t>The design process followed the user-centered and iterative methods presented in the course. The project was divided into four phases: user research, ideation, prototyping and usability testing.</w:t>
+        <w:t xml:space="preserve">The design process followed </w:t>
+      </w:r>
+      <w:r>
+        <w:t>a</w:t>
+      </w:r>
+      <w:r>
+        <w:t xml:space="preserve"> user-centered and iterative </w:t>
+      </w:r>
+      <w:r>
+        <w:t>approach, as introduced</w:t>
+      </w:r>
+      <w:r>
+        <w:t xml:space="preserve"> in the course. The project was divided into four </w:t>
+      </w:r>
+      <w:r>
+        <w:t>part</w:t>
+      </w:r>
+      <w:r>
+        <w:t>s: user research, ideation, prototyping and usability testing.</w:t>
       </w:r>
     </w:p>
     <w:p>
@@ -1041,7 +1059,37 @@
         <w:ind w:left="360"/>
       </w:pPr>
       <w:r>
-        <w:t>The first step was to identify potential users and their needs. A short informal interview was conducted with three participants who use smart lights at home. They expressed frustration with the complexity of existing apps and desired simpler, more intuitive controls that fit specific daily moods rather than technical settings.</w:t>
+        <w:t xml:space="preserve">The first step was to identify </w:t>
+      </w:r>
+      <w:r>
+        <w:t>who might use the app</w:t>
+      </w:r>
+      <w:r>
+        <w:t xml:space="preserve"> and their needs. A short interview was conducted with three participants </w:t>
+      </w:r>
+      <w:r>
+        <w:t>that</w:t>
+      </w:r>
+      <w:r>
+        <w:t xml:space="preserve"> use smart lights at home. They expressed </w:t>
+      </w:r>
+      <w:r>
+        <w:t>that the existing apps are too complex</w:t>
+      </w:r>
+      <w:r>
+        <w:t xml:space="preserve"> and </w:t>
+      </w:r>
+      <w:r>
+        <w:t>they wanted</w:t>
+      </w:r>
+      <w:r>
+        <w:t xml:space="preserve"> simpler, more intuitive controls that fit specific daily moods </w:t>
+      </w:r>
+      <w:r>
+        <w:t>instead of</w:t>
+      </w:r>
+      <w:r>
+        <w:t xml:space="preserve"> technical settings.</w:t>
       </w:r>
     </w:p>
     <w:p>
@@ -1050,7 +1098,13 @@
         <w:ind w:left="360"/>
       </w:pPr>
       <w:r>
-        <w:t>A persona was developed to represent the target user:</w:t>
+        <w:t xml:space="preserve">A persona was </w:t>
+      </w:r>
+      <w:r>
+        <w:t>created</w:t>
+      </w:r>
+      <w:r>
+        <w:t xml:space="preserve"> to represent the target user:</w:t>
       </w:r>
     </w:p>
     <w:p>
@@ -1067,7 +1121,7 @@
           <w:i/>
           <w:iCs/>
         </w:rPr>
-        <w:t>Emma, 27, lives in a small apartment and uses smart lights to create cozy environments. She wants to change lighting easily when studying, relaxing or having guests over.</w:t>
+        <w:t>Emma 27, lives in a small apartment and uses smart lights to create cozy environments. She wants to change lighting easily when studying, relaxing or having guests over.</w:t>
       </w:r>
     </w:p>
     <w:p>
@@ -1184,7 +1238,19 @@
         <w:ind w:left="360"/>
       </w:pPr>
       <w:r>
-        <w:t>The prototype was developed as low-fidelity mock-up in Figma, following the prototyping principles. Low-fidelity methods were chosen because they are quick, inexpensive and easy to change.</w:t>
+        <w:t>The prototype was developed as low-fidelity mock-up in Figma, following the prototyping principles</w:t>
+      </w:r>
+      <w:r>
+        <w:t xml:space="preserve"> from the course.</w:t>
+      </w:r>
+      <w:r>
+        <w:t xml:space="preserve"> Low-fidelity methods were chosen because they are quick</w:t>
+      </w:r>
+      <w:r>
+        <w:t xml:space="preserve"> to adjust and easy to test with real users</w:t>
+      </w:r>
+      <w:r>
+        <w:t>.</w:t>
       </w:r>
     </w:p>
     <w:p>
@@ -1193,7 +1259,7 @@
         <w:ind w:left="360"/>
       </w:pPr>
       <w:r>
-        <w:t>The prototype included:</w:t>
+        <w:t>The initial prototype (Iteration 1) consisted of three main screens:</w:t>
       </w:r>
     </w:p>
     <w:p>
@@ -1201,12 +1267,91 @@
         <w:pStyle w:val="ListParagraph"/>
         <w:numPr>
           <w:ilvl w:val="0"/>
-          <w:numId w:val="26"/>
+          <w:numId w:val="37"/>
         </w:numPr>
         <w:spacing w:after="120" w:line="360" w:lineRule="auto"/>
       </w:pPr>
       <w:r>
-        <w:t>A home screen showing the current lighting mood</w:t>
+        <w:t>Home Screen containing:</w:t>
+      </w:r>
+    </w:p>
+    <w:p>
+      <w:pPr>
+        <w:pStyle w:val="ListParagraph"/>
+        <w:numPr>
+          <w:ilvl w:val="1"/>
+          <w:numId w:val="37"/>
+        </w:numPr>
+        <w:spacing w:after="120" w:line="360" w:lineRule="auto"/>
+      </w:pPr>
+      <w:r>
+        <w:t xml:space="preserve">A </w:t>
+      </w:r>
+      <w:r>
+        <w:t>color preview panel at the top</w:t>
+      </w:r>
+    </w:p>
+    <w:p>
+      <w:pPr>
+        <w:pStyle w:val="ListParagraph"/>
+        <w:numPr>
+          <w:ilvl w:val="1"/>
+          <w:numId w:val="37"/>
+        </w:numPr>
+        <w:spacing w:after="120" w:line="360" w:lineRule="auto"/>
+      </w:pPr>
+      <w:r>
+        <w:t>Three main mood buttons (Relax, Focus, Energize)</w:t>
+      </w:r>
+    </w:p>
+    <w:p>
+      <w:pPr>
+        <w:pStyle w:val="ListParagraph"/>
+        <w:numPr>
+          <w:ilvl w:val="1"/>
+          <w:numId w:val="37"/>
+        </w:numPr>
+        <w:spacing w:after="120" w:line="360" w:lineRule="auto"/>
+      </w:pPr>
+      <w:r>
+        <w:t xml:space="preserve">A </w:t>
+      </w:r>
+      <w:proofErr w:type="gramStart"/>
+      <w:r>
+        <w:t>brightness</w:t>
+      </w:r>
+      <w:proofErr w:type="gramEnd"/>
+      <w:r>
+        <w:t xml:space="preserve"> slider at the bottom</w:t>
+      </w:r>
+    </w:p>
+    <w:p>
+      <w:pPr>
+        <w:pStyle w:val="ListParagraph"/>
+        <w:numPr>
+          <w:ilvl w:val="1"/>
+          <w:numId w:val="37"/>
+        </w:numPr>
+        <w:spacing w:after="120" w:line="360" w:lineRule="auto"/>
+      </w:pPr>
+      <w:r>
+        <w:t>A small save button centered below the brightness slider for saving the current mood</w:t>
+      </w:r>
+    </w:p>
+    <w:p>
+      <w:pPr>
+        <w:pStyle w:val="ListParagraph"/>
+        <w:numPr>
+          <w:ilvl w:val="1"/>
+          <w:numId w:val="37"/>
+        </w:numPr>
+        <w:spacing w:after="120" w:line="360" w:lineRule="auto"/>
+      </w:pPr>
+      <w:r>
+        <w:t>A</w:t>
+      </w:r>
+      <w:r>
+        <w:t xml:space="preserve"> menu button in the top-left corner</w:t>
       </w:r>
     </w:p>
     <w:p>
@@ -1214,26 +1359,67 @@
         <w:pStyle w:val="ListParagraph"/>
         <w:numPr>
           <w:ilvl w:val="0"/>
-          <w:numId w:val="26"/>
+          <w:numId w:val="37"/>
         </w:numPr>
         <w:spacing w:after="120" w:line="360" w:lineRule="auto"/>
       </w:pPr>
       <w:r>
-        <w:t xml:space="preserve">A color preview panel and </w:t>
-      </w:r>
-      <w:proofErr w:type="gramStart"/>
-      <w:r>
-        <w:t>brightne</w:t>
-      </w:r>
-      <w:r>
-        <w:t>s</w:t>
-      </w:r>
-      <w:r>
-        <w:t>s</w:t>
-      </w:r>
-      <w:proofErr w:type="gramEnd"/>
-      <w:r>
-        <w:t xml:space="preserve"> slider</w:t>
+        <w:t>Menu Screen, which appears when the user taps the menu button. It includes:</w:t>
+      </w:r>
+    </w:p>
+    <w:p>
+      <w:pPr>
+        <w:pStyle w:val="ListParagraph"/>
+        <w:numPr>
+          <w:ilvl w:val="1"/>
+          <w:numId w:val="37"/>
+        </w:numPr>
+        <w:spacing w:after="120" w:line="360" w:lineRule="auto"/>
+      </w:pPr>
+      <w:r>
+        <w:t>A button for Custom Mood</w:t>
+      </w:r>
+    </w:p>
+    <w:p>
+      <w:pPr>
+        <w:pStyle w:val="ListParagraph"/>
+        <w:numPr>
+          <w:ilvl w:val="1"/>
+          <w:numId w:val="37"/>
+        </w:numPr>
+        <w:spacing w:after="120" w:line="360" w:lineRule="auto"/>
+      </w:pPr>
+      <w:r>
+        <w:t>A button for Connect Device (</w:t>
+      </w:r>
+      <w:r>
+        <w:t>not implemented)</w:t>
+      </w:r>
+    </w:p>
+    <w:p>
+      <w:pPr>
+        <w:pStyle w:val="ListParagraph"/>
+        <w:numPr>
+          <w:ilvl w:val="1"/>
+          <w:numId w:val="37"/>
+        </w:numPr>
+        <w:spacing w:after="120" w:line="360" w:lineRule="auto"/>
+      </w:pPr>
+      <w:r>
+        <w:t>A button for Settings (not implemented)</w:t>
+      </w:r>
+    </w:p>
+    <w:p>
+      <w:pPr>
+        <w:pStyle w:val="ListParagraph"/>
+        <w:numPr>
+          <w:ilvl w:val="1"/>
+          <w:numId w:val="37"/>
+        </w:numPr>
+        <w:spacing w:after="120" w:line="360" w:lineRule="auto"/>
+      </w:pPr>
+      <w:r>
+        <w:t>The same menu button in the top-left corner</w:t>
       </w:r>
     </w:p>
     <w:p>
@@ -1241,28 +1427,111 @@
         <w:pStyle w:val="ListParagraph"/>
         <w:numPr>
           <w:ilvl w:val="0"/>
-          <w:numId w:val="26"/>
+          <w:numId w:val="37"/>
         </w:numPr>
         <w:spacing w:after="120" w:line="360" w:lineRule="auto"/>
       </w:pPr>
       <w:r>
-        <w:t>Three main mood buttons (Relax, Focus, Energize)</w:t>
+        <w:t>Custom Mood Screen, which allows the user to create a personal mood. It contains:</w:t>
       </w:r>
     </w:p>
     <w:p>
       <w:pPr>
         <w:pStyle w:val="ListParagraph"/>
         <w:numPr>
-          <w:ilvl w:val="0"/>
-          <w:numId w:val="26"/>
+          <w:ilvl w:val="1"/>
+          <w:numId w:val="37"/>
         </w:numPr>
         <w:spacing w:after="120" w:line="360" w:lineRule="auto"/>
       </w:pPr>
       <w:r>
-        <w:t>An option to save favorite moods</w:t>
-      </w:r>
-      <w:r>
-        <w:tab/>
+        <w:t>A color preview panel</w:t>
+      </w:r>
+    </w:p>
+    <w:p>
+      <w:pPr>
+        <w:pStyle w:val="ListParagraph"/>
+        <w:numPr>
+          <w:ilvl w:val="1"/>
+          <w:numId w:val="37"/>
+        </w:numPr>
+        <w:spacing w:after="120" w:line="360" w:lineRule="auto"/>
+      </w:pPr>
+      <w:r>
+        <w:t>A color selection panel (square color picker)</w:t>
+      </w:r>
+    </w:p>
+    <w:p>
+      <w:pPr>
+        <w:pStyle w:val="ListParagraph"/>
+        <w:numPr>
+          <w:ilvl w:val="1"/>
+          <w:numId w:val="37"/>
+        </w:numPr>
+        <w:spacing w:after="120" w:line="360" w:lineRule="auto"/>
+      </w:pPr>
+      <w:r>
+        <w:t xml:space="preserve">A color selection </w:t>
+      </w:r>
+      <w:proofErr w:type="gramStart"/>
+      <w:r>
+        <w:t>slider</w:t>
+      </w:r>
+      <w:proofErr w:type="gramEnd"/>
+    </w:p>
+    <w:p>
+      <w:pPr>
+        <w:pStyle w:val="ListParagraph"/>
+        <w:numPr>
+          <w:ilvl w:val="1"/>
+          <w:numId w:val="37"/>
+        </w:numPr>
+        <w:spacing w:after="120" w:line="360" w:lineRule="auto"/>
+      </w:pPr>
+      <w:r>
+        <w:t xml:space="preserve">A </w:t>
+      </w:r>
+      <w:proofErr w:type="gramStart"/>
+      <w:r>
+        <w:t>brightness</w:t>
+      </w:r>
+      <w:proofErr w:type="gramEnd"/>
+      <w:r>
+        <w:t xml:space="preserve"> slider</w:t>
+      </w:r>
+    </w:p>
+    <w:p>
+      <w:pPr>
+        <w:pStyle w:val="ListParagraph"/>
+        <w:numPr>
+          <w:ilvl w:val="1"/>
+          <w:numId w:val="37"/>
+        </w:numPr>
+        <w:spacing w:after="120" w:line="360" w:lineRule="auto"/>
+      </w:pPr>
+      <w:r>
+        <w:t>A save button in the same bottom-center location as the Home Screen</w:t>
+      </w:r>
+    </w:p>
+    <w:p>
+      <w:pPr>
+        <w:pStyle w:val="ListParagraph"/>
+        <w:numPr>
+          <w:ilvl w:val="1"/>
+          <w:numId w:val="37"/>
+        </w:numPr>
+        <w:spacing w:after="120" w:line="360" w:lineRule="auto"/>
+      </w:pPr>
+      <w:r>
+        <w:t>The menu button in the top-left corner</w:t>
+      </w:r>
+    </w:p>
+    <w:p>
+      <w:pPr>
+        <w:jc w:val="left"/>
+      </w:pPr>
+      <w:r>
+        <w:br w:type="page"/>
       </w:r>
     </w:p>
     <w:p>
@@ -1271,6 +1540,7 @@
         <w:ind w:left="360"/>
       </w:pPr>
       <w:r>
+        <w:lastRenderedPageBreak/>
         <w:t>The design incorporated emotional design principles (Norman 2004):</w:t>
       </w:r>
     </w:p>
@@ -1345,6 +1615,233 @@
       <w:pPr>
         <w:spacing w:after="120" w:line="360" w:lineRule="auto"/>
       </w:pPr>
+      <w:r>
+        <w:rPr>
+          <w:noProof/>
+        </w:rPr>
+        <mc:AlternateContent>
+          <mc:Choice Requires="wps">
+            <w:drawing>
+              <wp:anchor distT="0" distB="0" distL="114300" distR="114300" simplePos="0" relativeHeight="251660288" behindDoc="0" locked="0" layoutInCell="1" allowOverlap="1" wp14:anchorId="2296B6AC" wp14:editId="035AC16B">
+                <wp:simplePos x="0" y="0"/>
+                <wp:positionH relativeFrom="column">
+                  <wp:posOffset>574675</wp:posOffset>
+                </wp:positionH>
+                <wp:positionV relativeFrom="paragraph">
+                  <wp:posOffset>3689985</wp:posOffset>
+                </wp:positionV>
+                <wp:extent cx="5461000" cy="635"/>
+                <wp:effectExtent l="0" t="0" r="0" b="0"/>
+                <wp:wrapTopAndBottom/>
+                <wp:docPr id="1434157812" name="Text Box 1"/>
+                <wp:cNvGraphicFramePr/>
+                <a:graphic xmlns:a="http://schemas.openxmlformats.org/drawingml/2006/main">
+                  <a:graphicData uri="http://schemas.microsoft.com/office/word/2010/wordprocessingShape">
+                    <wps:wsp>
+                      <wps:cNvSpPr txBox="1"/>
+                      <wps:spPr>
+                        <a:xfrm>
+                          <a:off x="0" y="0"/>
+                          <a:ext cx="5461000" cy="635"/>
+                        </a:xfrm>
+                        <a:prstGeom prst="rect">
+                          <a:avLst/>
+                        </a:prstGeom>
+                        <a:solidFill>
+                          <a:prstClr val="white"/>
+                        </a:solidFill>
+                        <a:ln>
+                          <a:noFill/>
+                        </a:ln>
+                      </wps:spPr>
+                      <wps:txbx>
+                        <w:txbxContent>
+                          <w:p>
+                            <w:pPr>
+                              <w:pStyle w:val="Caption"/>
+                              <w:rPr>
+                                <w:rFonts w:cs="Times New Roman"/>
+                                <w:noProof/>
+                                <w:szCs w:val="20"/>
+                                <w:lang w:eastAsia="en-US"/>
+                              </w:rPr>
+                            </w:pPr>
+                            <w:r>
+                              <w:t xml:space="preserve">Figure </w:t>
+                            </w:r>
+                            <w:r>
+                              <w:fldChar w:fldCharType="begin"/>
+                            </w:r>
+                            <w:r>
+                              <w:instrText xml:space="preserve"> SEQ Figure \* ARABIC </w:instrText>
+                            </w:r>
+                            <w:r>
+                              <w:fldChar w:fldCharType="separate"/>
+                            </w:r>
+                            <w:r>
+                              <w:rPr>
+                                <w:noProof/>
+                              </w:rPr>
+                              <w:t>1</w:t>
+                            </w:r>
+                            <w:r>
+                              <w:fldChar w:fldCharType="end"/>
+                            </w:r>
+                            <w:r>
+                              <w:t xml:space="preserve"> – Prototype Iteration 1</w:t>
+                            </w:r>
+                          </w:p>
+                        </w:txbxContent>
+                      </wps:txbx>
+                      <wps:bodyPr rot="0" spcFirstLastPara="0" vertOverflow="overflow" horzOverflow="overflow" vert="horz" wrap="square" lIns="0" tIns="0" rIns="0" bIns="0" numCol="1" spcCol="0" rtlCol="0" fromWordArt="0" anchor="t" anchorCtr="0" forceAA="0" compatLnSpc="1">
+                        <a:prstTxWarp prst="textNoShape">
+                          <a:avLst/>
+                        </a:prstTxWarp>
+                        <a:spAutoFit/>
+                      </wps:bodyPr>
+                    </wps:wsp>
+                  </a:graphicData>
+                </a:graphic>
+              </wp:anchor>
+            </w:drawing>
+          </mc:Choice>
+          <mc:Fallback>
+            <w:pict>
+              <v:shapetype w14:anchorId="2296B6AC" id="_x0000_t202" coordsize="21600,21600" o:spt="202" path="m,l,21600r21600,l21600,xe">
+                <v:stroke joinstyle="miter"/>
+                <v:path gradientshapeok="t" o:connecttype="rect"/>
+              </v:shapetype>
+              <v:shape id="Text Box 1" o:spid="_x0000_s1026" type="#_x0000_t202" style="position:absolute;left:0;text-align:left;margin-left:45.25pt;margin-top:290.55pt;width:430pt;height:.05pt;z-index:251660288;visibility:visible;mso-wrap-style:square;mso-wrap-distance-left:9pt;mso-wrap-distance-top:0;mso-wrap-distance-right:9pt;mso-wrap-distance-bottom:0;mso-position-horizontal:absolute;mso-position-horizontal-relative:text;mso-position-vertical:absolute;mso-position-vertical-relative:text;v-text-anchor:top" o:gfxdata="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" stroked="f">
+                <v:textbox style="mso-fit-shape-to-text:t" inset="0,0,0,0">
+                  <w:txbxContent>
+                    <w:p>
+                      <w:pPr>
+                        <w:pStyle w:val="Caption"/>
+                        <w:rPr>
+                          <w:rFonts w:cs="Times New Roman"/>
+                          <w:noProof/>
+                          <w:szCs w:val="20"/>
+                          <w:lang w:eastAsia="en-US"/>
+                        </w:rPr>
+                      </w:pPr>
+                      <w:r>
+                        <w:t xml:space="preserve">Figure </w:t>
+                      </w:r>
+                      <w:r>
+                        <w:fldChar w:fldCharType="begin"/>
+                      </w:r>
+                      <w:r>
+                        <w:instrText xml:space="preserve"> SEQ Figure \* ARABIC </w:instrText>
+                      </w:r>
+                      <w:r>
+                        <w:fldChar w:fldCharType="separate"/>
+                      </w:r>
+                      <w:r>
+                        <w:rPr>
+                          <w:noProof/>
+                        </w:rPr>
+                        <w:t>1</w:t>
+                      </w:r>
+                      <w:r>
+                        <w:fldChar w:fldCharType="end"/>
+                      </w:r>
+                      <w:r>
+                        <w:t xml:space="preserve"> – Prototype Iteration 1</w:t>
+                      </w:r>
+                    </w:p>
+                  </w:txbxContent>
+                </v:textbox>
+                <w10:wrap type="topAndBottom"/>
+              </v:shape>
+            </w:pict>
+          </mc:Fallback>
+        </mc:AlternateContent>
+      </w:r>
+      <w:r>
+        <w:rPr>
+          <w:noProof/>
+        </w:rPr>
+        <w:drawing>
+          <wp:anchor distT="0" distB="0" distL="114300" distR="114300" simplePos="0" relativeHeight="251658240" behindDoc="0" locked="0" layoutInCell="1" allowOverlap="1" wp14:anchorId="3E7563F9" wp14:editId="426D6F75">
+            <wp:simplePos x="0" y="0"/>
+            <wp:positionH relativeFrom="column">
+              <wp:posOffset>574675</wp:posOffset>
+            </wp:positionH>
+            <wp:positionV relativeFrom="paragraph">
+              <wp:posOffset>347345</wp:posOffset>
+            </wp:positionV>
+            <wp:extent cx="5461000" cy="3285490"/>
+            <wp:effectExtent l="0" t="0" r="6350" b="0"/>
+            <wp:wrapTopAndBottom/>
+            <wp:docPr id="608617580" name="Picture 1"/>
+            <wp:cNvGraphicFramePr>
+              <a:graphicFrameLocks xmlns:a="http://schemas.openxmlformats.org/drawingml/2006/main" noChangeAspect="1"/>
+            </wp:cNvGraphicFramePr>
+            <a:graphic xmlns:a="http://schemas.openxmlformats.org/drawingml/2006/main">
+              <a:graphicData uri="http://schemas.openxmlformats.org/drawingml/2006/picture">
+                <pic:pic xmlns:pic="http://schemas.openxmlformats.org/drawingml/2006/picture">
+                  <pic:nvPicPr>
+                    <pic:cNvPr id="608617580" name="Picture 1"/>
+                    <pic:cNvPicPr>
+                      <a:picLocks noChangeAspect="1" noChangeArrowheads="1"/>
+                    </pic:cNvPicPr>
+                  </pic:nvPicPr>
+                  <pic:blipFill rotWithShape="1">
+                    <a:blip r:embed="rId14">
+                      <a:extLst>
+                        <a:ext uri="{28A0092B-C50C-407E-A947-70E740481C1C}">
+                          <a14:useLocalDpi xmlns:a14="http://schemas.microsoft.com/office/drawing/2010/main" val="0"/>
+                        </a:ext>
+                      </a:extLst>
+                    </a:blip>
+                    <a:srcRect l="1339" t="1836" r="469" b="1595"/>
+                    <a:stretch>
+                      <a:fillRect/>
+                    </a:stretch>
+                  </pic:blipFill>
+                  <pic:spPr bwMode="auto">
+                    <a:xfrm>
+                      <a:off x="0" y="0"/>
+                      <a:ext cx="5461000" cy="3285490"/>
+                    </a:xfrm>
+                    <a:prstGeom prst="rect">
+                      <a:avLst/>
+                    </a:prstGeom>
+                    <a:noFill/>
+                    <a:ln>
+                      <a:noFill/>
+                    </a:ln>
+                    <a:extLst>
+                      <a:ext uri="{53640926-AAD7-44D8-BBD7-CCE9431645EC}">
+                        <a14:shadowObscured xmlns:a14="http://schemas.microsoft.com/office/drawing/2010/main"/>
+                      </a:ext>
+                    </a:extLst>
+                  </pic:spPr>
+                </pic:pic>
+              </a:graphicData>
+            </a:graphic>
+            <wp14:sizeRelH relativeFrom="margin">
+              <wp14:pctWidth>0</wp14:pctWidth>
+            </wp14:sizeRelH>
+            <wp14:sizeRelV relativeFrom="margin">
+              <wp14:pctHeight>0</wp14:pctHeight>
+            </wp14:sizeRelV>
+          </wp:anchor>
+        </w:drawing>
+      </w:r>
+    </w:p>
+    <w:p>
+      <w:pPr>
+        <w:jc w:val="left"/>
+      </w:pPr>
+    </w:p>
+    <w:p>
+      <w:pPr>
+        <w:pStyle w:val="Caption"/>
+      </w:pPr>
+      <w:r>
+        <w:br w:type="page"/>
+      </w:r>
     </w:p>
     <w:p>
       <w:pPr>
@@ -1354,8 +1851,10 @@
           <w:numId w:val="25"/>
         </w:numPr>
         <w:spacing w:after="120" w:line="360" w:lineRule="auto"/>
-      </w:pPr>
-      <w:r>
+        <w:ind w:left="788" w:hanging="431"/>
+      </w:pPr>
+      <w:r>
+        <w:lastRenderedPageBreak/>
         <w:t>Usability Testing</w:t>
       </w:r>
     </w:p>
@@ -1464,15 +1963,81 @@
         <w:ind w:left="720"/>
       </w:pPr>
       <w:r>
-        <w:lastRenderedPageBreak/>
         <w:t>This test provided empirical data on how users understood and emotionally responded to the prototype. Observations were used to identify usability issues and emotional responses to color and layout.</w:t>
       </w:r>
     </w:p>
     <w:p>
       <w:pPr>
-        <w:spacing w:after="120" w:line="360" w:lineRule="auto"/>
+        <w:pStyle w:val="Heading2"/>
+        <w:numPr>
+          <w:ilvl w:val="1"/>
+          <w:numId w:val="25"/>
+        </w:numPr>
+        <w:spacing w:after="120" w:line="360" w:lineRule="auto"/>
+        <w:ind w:left="788" w:hanging="431"/>
+      </w:pPr>
+      <w:bookmarkStart w:id="3" w:name="_Toc253662282"/>
+      <w:bookmarkStart w:id="4" w:name="_Toc478981511"/>
+      <w:r>
+        <w:t>Prototype</w:t>
+      </w:r>
+      <w:r>
+        <w:t xml:space="preserve"> Iteration 2</w:t>
+      </w:r>
+    </w:p>
+    <w:p>
+      <w:pPr>
+        <w:ind w:left="357"/>
+      </w:pPr>
+      <w:r>
+        <w:t>After the first test, some things had to be changed in the prototype based on what people found less intuitive. The main issue was that the save button was too hidden, so in the new version i</w:t>
+      </w:r>
+      <w:r>
+        <w:t>t</w:t>
+      </w:r>
+      <w:r>
+        <w:t xml:space="preserve"> has been made bigger and with a short text </w:t>
+      </w:r>
+      <w:r>
+        <w:t>next to it</w:t>
+      </w:r>
+      <w:r>
+        <w:t>. Additionally, a “Custom Mood” shortcut has been added to the home screen, because one tester mentioned they expected to find it there. These changes were made to improve visibility and reduce confusion.</w:t>
+      </w:r>
+    </w:p>
+    <w:p/>
+    <w:p>
+      <w:pPr>
+        <w:pStyle w:val="Heading2"/>
+        <w:numPr>
+          <w:ilvl w:val="1"/>
+          <w:numId w:val="25"/>
+        </w:numPr>
+        <w:spacing w:after="120" w:line="360" w:lineRule="auto"/>
+        <w:ind w:left="788" w:hanging="431"/>
+      </w:pPr>
+      <w:r>
+        <w:t>Usability Test Iteration 2</w:t>
+      </w:r>
+    </w:p>
+    <w:p>
+      <w:pPr>
+        <w:ind w:left="360"/>
+      </w:pPr>
+      <w:r>
+        <w:t xml:space="preserve">The updated </w:t>
+      </w:r>
+      <w:r>
+        <w:t>prototype was tested again using the Think-Aloud method. This round included the same participants from the first iteration and two new participants. They performed the same tasks as in the first test. The purpose of this test was to see if the changes improved the experience.</w:t>
+      </w:r>
+    </w:p>
+    <w:p>
+      <w:pPr>
         <w:jc w:val="left"/>
       </w:pPr>
+      <w:r>
+        <w:br w:type="page"/>
+      </w:r>
     </w:p>
     <w:p>
       <w:pPr>
@@ -1488,12 +2053,11 @@
           <w:szCs w:val="24"/>
         </w:rPr>
       </w:pPr>
-      <w:bookmarkStart w:id="3" w:name="_Toc253662282"/>
-      <w:bookmarkStart w:id="4" w:name="_Toc478981511"/>
       <w:r>
         <w:rPr>
           <w:szCs w:val="24"/>
         </w:rPr>
+        <w:lastRenderedPageBreak/>
         <w:t>Findings</w:t>
       </w:r>
       <w:bookmarkEnd w:id="3"/>
@@ -1956,14 +2520,311 @@
     </w:p>
     <w:p>
       <w:pPr>
-        <w:spacing w:after="120" w:line="360" w:lineRule="auto"/>
-      </w:pPr>
-    </w:p>
-    <w:p>
-      <w:pPr>
-        <w:spacing w:after="120" w:line="360" w:lineRule="auto"/>
-      </w:pPr>
-    </w:p>
+        <w:jc w:val="left"/>
+      </w:pPr>
+    </w:p>
+    <w:p>
+      <w:pPr>
+        <w:pStyle w:val="ListParagraph"/>
+        <w:keepNext/>
+        <w:numPr>
+          <w:ilvl w:val="0"/>
+          <w:numId w:val="25"/>
+        </w:numPr>
+        <w:tabs>
+          <w:tab w:val="left" w:pos="1440"/>
+        </w:tabs>
+        <w:contextualSpacing w:val="0"/>
+        <w:outlineLvl w:val="1"/>
+        <w:rPr>
+          <w:b/>
+          <w:vanish/>
+        </w:rPr>
+      </w:pPr>
+      <w:bookmarkStart w:id="5" w:name="_Toc478981512"/>
+    </w:p>
+    <w:p>
+      <w:pPr>
+        <w:pStyle w:val="ListParagraph"/>
+        <w:keepNext/>
+        <w:numPr>
+          <w:ilvl w:val="1"/>
+          <w:numId w:val="25"/>
+        </w:numPr>
+        <w:tabs>
+          <w:tab w:val="left" w:pos="1440"/>
+        </w:tabs>
+        <w:contextualSpacing w:val="0"/>
+        <w:outlineLvl w:val="1"/>
+        <w:rPr>
+          <w:b/>
+          <w:vanish/>
+        </w:rPr>
+      </w:pPr>
+    </w:p>
+    <w:p>
+      <w:pPr>
+        <w:pStyle w:val="ListParagraph"/>
+        <w:keepNext/>
+        <w:numPr>
+          <w:ilvl w:val="1"/>
+          <w:numId w:val="25"/>
+        </w:numPr>
+        <w:tabs>
+          <w:tab w:val="left" w:pos="1440"/>
+        </w:tabs>
+        <w:contextualSpacing w:val="0"/>
+        <w:outlineLvl w:val="1"/>
+        <w:rPr>
+          <w:b/>
+          <w:vanish/>
+        </w:rPr>
+      </w:pPr>
+    </w:p>
+    <w:p>
+      <w:pPr>
+        <w:pStyle w:val="Heading2"/>
+        <w:numPr>
+          <w:ilvl w:val="1"/>
+          <w:numId w:val="25"/>
+        </w:numPr>
+        <w:spacing w:after="120" w:line="360" w:lineRule="auto"/>
+        <w:ind w:left="788" w:hanging="431"/>
+      </w:pPr>
+      <w:r>
+        <w:t>Changes Between Iterations</w:t>
+      </w:r>
+    </w:p>
+    <w:tbl>
+      <w:tblPr>
+        <w:tblStyle w:val="TableGrid"/>
+        <w:tblW w:w="0" w:type="auto"/>
+        <w:tblInd w:w="357" w:type="dxa"/>
+        <w:tblLook w:val="04A0" w:firstRow="1" w:lastRow="0" w:firstColumn="1" w:lastColumn="0" w:noHBand="0" w:noVBand="1"/>
+      </w:tblPr>
+      <w:tblGrid>
+        <w:gridCol w:w="2390"/>
+        <w:gridCol w:w="2398"/>
+        <w:gridCol w:w="2396"/>
+        <w:gridCol w:w="2421"/>
+      </w:tblGrid>
+      <w:tr>
+        <w:tc>
+          <w:tcPr>
+            <w:tcW w:w="2390" w:type="dxa"/>
+          </w:tcPr>
+          <w:p>
+            <w:pPr>
+              <w:jc w:val="left"/>
+            </w:pPr>
+            <w:r>
+              <w:t>Item</w:t>
+            </w:r>
+          </w:p>
+        </w:tc>
+        <w:tc>
+          <w:tcPr>
+            <w:tcW w:w="2398" w:type="dxa"/>
+          </w:tcPr>
+          <w:p>
+            <w:pPr>
+              <w:jc w:val="left"/>
+            </w:pPr>
+            <w:r>
+              <w:t>Iteration  1</w:t>
+            </w:r>
+          </w:p>
+        </w:tc>
+        <w:tc>
+          <w:tcPr>
+            <w:tcW w:w="2396" w:type="dxa"/>
+          </w:tcPr>
+          <w:p>
+            <w:pPr>
+              <w:jc w:val="left"/>
+            </w:pPr>
+            <w:r>
+              <w:t>Iteration 2</w:t>
+            </w:r>
+          </w:p>
+        </w:tc>
+        <w:tc>
+          <w:tcPr>
+            <w:tcW w:w="2421" w:type="dxa"/>
+          </w:tcPr>
+          <w:p>
+            <w:pPr>
+              <w:jc w:val="left"/>
+            </w:pPr>
+            <w:r>
+              <w:t>Result</w:t>
+            </w:r>
+          </w:p>
+        </w:tc>
+      </w:tr>
+      <w:tr>
+        <w:tc>
+          <w:tcPr>
+            <w:tcW w:w="2390" w:type="dxa"/>
+          </w:tcPr>
+          <w:p>
+            <w:pPr>
+              <w:jc w:val="left"/>
+            </w:pPr>
+            <w:r>
+              <w:t>Save button</w:t>
+            </w:r>
+          </w:p>
+        </w:tc>
+        <w:tc>
+          <w:tcPr>
+            <w:tcW w:w="2398" w:type="dxa"/>
+          </w:tcPr>
+          <w:p>
+            <w:pPr>
+              <w:jc w:val="left"/>
+            </w:pPr>
+            <w:r>
+              <w:t>Hard to find</w:t>
+            </w:r>
+          </w:p>
+        </w:tc>
+        <w:tc>
+          <w:tcPr>
+            <w:tcW w:w="2396" w:type="dxa"/>
+          </w:tcPr>
+          <w:p>
+            <w:pPr>
+              <w:jc w:val="left"/>
+            </w:pPr>
+            <w:r>
+              <w:t>Bigger and labeled</w:t>
+            </w:r>
+          </w:p>
+        </w:tc>
+        <w:tc>
+          <w:tcPr>
+            <w:tcW w:w="2421" w:type="dxa"/>
+          </w:tcPr>
+          <w:p>
+            <w:pPr>
+              <w:jc w:val="left"/>
+            </w:pPr>
+            <w:r>
+              <w:t>Both users found it immediately</w:t>
+            </w:r>
+          </w:p>
+        </w:tc>
+      </w:tr>
+      <w:tr>
+        <w:tc>
+          <w:tcPr>
+            <w:tcW w:w="2390" w:type="dxa"/>
+          </w:tcPr>
+          <w:p>
+            <w:pPr>
+              <w:jc w:val="left"/>
+            </w:pPr>
+            <w:r>
+              <w:t>Custom mood access</w:t>
+            </w:r>
+          </w:p>
+        </w:tc>
+        <w:tc>
+          <w:tcPr>
+            <w:tcW w:w="2398" w:type="dxa"/>
+          </w:tcPr>
+          <w:p>
+            <w:pPr>
+              <w:jc w:val="left"/>
+            </w:pPr>
+            <w:r>
+              <w:t>Only in submenu</w:t>
+            </w:r>
+          </w:p>
+        </w:tc>
+        <w:tc>
+          <w:tcPr>
+            <w:tcW w:w="2396" w:type="dxa"/>
+          </w:tcPr>
+          <w:p>
+            <w:pPr>
+              <w:jc w:val="left"/>
+            </w:pPr>
+            <w:r>
+              <w:t>Shortcut added</w:t>
+            </w:r>
+          </w:p>
+        </w:tc>
+        <w:tc>
+          <w:tcPr>
+            <w:tcW w:w="2421" w:type="dxa"/>
+          </w:tcPr>
+          <w:p>
+            <w:pPr>
+              <w:jc w:val="left"/>
+            </w:pPr>
+            <w:r>
+              <w:t>Faster access</w:t>
+            </w:r>
+          </w:p>
+        </w:tc>
+      </w:tr>
+      <w:tr>
+        <w:tc>
+          <w:tcPr>
+            <w:tcW w:w="2390" w:type="dxa"/>
+          </w:tcPr>
+          <w:p>
+            <w:pPr>
+              <w:jc w:val="left"/>
+            </w:pPr>
+            <w:r>
+              <w:t>Mood clarity</w:t>
+            </w:r>
+          </w:p>
+        </w:tc>
+        <w:tc>
+          <w:tcPr>
+            <w:tcW w:w="2398" w:type="dxa"/>
+          </w:tcPr>
+          <w:p>
+            <w:pPr>
+              <w:jc w:val="left"/>
+            </w:pPr>
+            <w:r>
+              <w:t>Some icons unclear</w:t>
+            </w:r>
+          </w:p>
+        </w:tc>
+        <w:tc>
+          <w:tcPr>
+            <w:tcW w:w="2396" w:type="dxa"/>
+          </w:tcPr>
+          <w:p>
+            <w:pPr>
+              <w:jc w:val="left"/>
+            </w:pPr>
+            <w:r>
+              <w:t>Icon and text</w:t>
+            </w:r>
+          </w:p>
+        </w:tc>
+        <w:tc>
+          <w:tcPr>
+            <w:tcW w:w="2421" w:type="dxa"/>
+          </w:tcPr>
+          <w:p>
+            <w:pPr>
+              <w:jc w:val="left"/>
+            </w:pPr>
+            <w:r>
+              <w:t>Users understood all mood buttons</w:t>
+            </w:r>
+          </w:p>
+        </w:tc>
+      </w:tr>
+    </w:tbl>
     <w:p>
       <w:pPr>
         <w:pStyle w:val="Heading1"/>
@@ -1978,7 +2839,6 @@
           <w:szCs w:val="24"/>
         </w:rPr>
       </w:pPr>
-      <w:bookmarkStart w:id="5" w:name="_Toc478981512"/>
       <w:r>
         <w:rPr>
           <w:szCs w:val="24"/>
@@ -1991,36 +2851,113 @@
     <w:p>
       <w:pPr>
         <w:spacing w:after="120" w:line="360" w:lineRule="auto"/>
-        <w:rPr>
-          <w:shd w:val="clear" w:color="auto" w:fill="FFEECC"/>
-        </w:rPr>
-      </w:pPr>
-    </w:p>
-    <w:p>
-      <w:pPr>
-        <w:spacing w:after="120" w:line="360" w:lineRule="auto"/>
-      </w:pPr>
-      <w:r>
-        <w:t xml:space="preserve">Discuss your findings and your process. How would you do this </w:t>
-      </w:r>
-      <w:proofErr w:type="gramStart"/>
-      <w:r>
-        <w:t>different</w:t>
-      </w:r>
-      <w:proofErr w:type="gramEnd"/>
-      <w:r>
-        <w:t xml:space="preserve"> the next time? What worked well? What did you get out of it? Did you reach your initial goal?</w:t>
-      </w:r>
-    </w:p>
-    <w:p>
-      <w:pPr>
-        <w:spacing w:after="120" w:line="360" w:lineRule="auto"/>
-      </w:pPr>
-    </w:p>
-    <w:p>
-      <w:pPr>
-        <w:spacing w:after="120" w:line="360" w:lineRule="auto"/>
-      </w:pPr>
+      </w:pPr>
+      <w:r>
+        <w:t>The project demonstrates how emotional design can enhance usability in smart home applications. The prototype succeeded in creating an interface that users described as simple, pleasant and personal.</w:t>
+      </w:r>
+    </w:p>
+    <w:p>
+      <w:pPr>
+        <w:spacing w:after="120" w:line="360" w:lineRule="auto"/>
+      </w:pPr>
+      <w:r>
+        <w:t>At the visceral level, aesthetic choices such as soft gradients and rounded buttons immediately conveyed calmness and friendliness. This positive emotional reaction appeared to improve user confidence and satisfaction, supporting the principle that attractive things seem easier to use.</w:t>
+      </w:r>
+    </w:p>
+    <w:p>
+      <w:pPr>
+        <w:spacing w:after="120" w:line="360" w:lineRule="auto"/>
+      </w:pPr>
+      <w:r>
+        <w:t>At the behavioral level, clear labels and icons helped users navigate intuitively. However, the save feature was not visually distinct enough, showing that feedback and visibility must be improved.</w:t>
+      </w:r>
+    </w:p>
+    <w:p>
+      <w:pPr>
+        <w:spacing w:after="120" w:line="360" w:lineRule="auto"/>
+      </w:pPr>
+      <w:r>
+        <w:t>At the reflective level, personalization options were valued most, users enjoyed the idea of naming their own moods. This shows how self-expression and meaning can strengthen the emotional connection between user and product.</w:t>
+      </w:r>
+    </w:p>
+    <w:p>
+      <w:pPr>
+        <w:spacing w:after="120" w:line="360" w:lineRule="auto"/>
+      </w:pPr>
+      <w:r>
+        <w:t>The Think-Aloud usability testing provided valuable insights, though participants occasionally needed reminders to keep talking, a known limitation mentioned in in the CHI 2010 study</w:t>
+      </w:r>
+      <w:r>
+        <w:t>. Nonetheless, this method effectively revealed both u</w:t>
+      </w:r>
+      <w:r>
+        <w:t>s</w:t>
+      </w:r>
+      <w:r>
+        <w:t>ability and emotional responses.</w:t>
+      </w:r>
+    </w:p>
+    <w:p>
+      <w:pPr>
+        <w:spacing w:after="120" w:line="360" w:lineRule="auto"/>
+      </w:pPr>
+      <w:r>
+        <w:t>From a cognitive perspective</w:t>
+      </w:r>
+      <w:r>
+        <w:t>, the app supported recognition over recall and reduced mental effort through visual feedback. The direct mapping between mood buttons and color changes aligns with cognitive design guidelines presented during the course.</w:t>
+      </w:r>
+    </w:p>
+    <w:p>
+      <w:pPr>
+        <w:spacing w:after="120" w:line="360" w:lineRule="auto"/>
+      </w:pPr>
+      <w:r>
+        <w:t xml:space="preserve">After the first round of testing, some adjustments were made to improve the prototype. The save button </w:t>
+      </w:r>
+      <w:r>
+        <w:t>was</w:t>
+      </w:r>
+      <w:r>
+        <w:t xml:space="preserve"> made larger and given a text label because several users had difficulties finding it. A shortcut to “Custom Mood” was also added on the home screen, since one tester expected it to be there.</w:t>
+      </w:r>
+    </w:p>
+    <w:p>
+      <w:pPr>
+        <w:spacing w:after="120" w:line="360" w:lineRule="auto"/>
+      </w:pPr>
+      <w:r>
+        <w:t xml:space="preserve">The second usability test showed that these changes worked: all participants were able to complete the tasks without </w:t>
+      </w:r>
+      <w:r>
+        <w:t>confusion,</w:t>
+      </w:r>
+      <w:r>
+        <w:t xml:space="preserve"> and they found the layout easier to understand. This supports the idea that even small visual changes can have a big impact on usability.</w:t>
+      </w:r>
+      <w:r>
+        <w:t xml:space="preserve"> This also shows the importance of iterative design, </w:t>
+      </w:r>
+      <w:r>
+        <w:t>because</w:t>
+      </w:r>
+      <w:r>
+        <w:t xml:space="preserve"> the first prototype often does</w:t>
+      </w:r>
+      <w:r>
+        <w:t xml:space="preserve"> not</w:t>
+      </w:r>
+      <w:r>
+        <w:t xml:space="preserve"> reveal everything.</w:t>
+      </w:r>
+    </w:p>
+    <w:p>
+      <w:pPr>
+        <w:jc w:val="left"/>
+      </w:pPr>
+      <w:r>
+        <w:br w:type="page"/>
+      </w:r>
     </w:p>
     <w:p>
       <w:pPr>
@@ -2041,6 +2978,7 @@
         <w:rPr>
           <w:szCs w:val="24"/>
         </w:rPr>
+        <w:lastRenderedPageBreak/>
         <w:t>Conclusion</w:t>
       </w:r>
       <w:bookmarkEnd w:id="6"/>
@@ -2048,28 +2986,111 @@
     <w:p>
       <w:pPr>
         <w:spacing w:after="120" w:line="360" w:lineRule="auto"/>
-        <w:rPr>
-          <w:shd w:val="clear" w:color="auto" w:fill="FFEECC"/>
-        </w:rPr>
-      </w:pPr>
-    </w:p>
-    <w:p>
-      <w:pPr>
-        <w:spacing w:after="120" w:line="360" w:lineRule="auto"/>
-      </w:pPr>
-      <w:r>
-        <w:t>Based on the design process so far, what are the next steps in your project (imagine that you will continue working on it towards a fully functional system). Also, this is a good place to briefly reflect on the process as such.</w:t>
-      </w:r>
-    </w:p>
-    <w:p>
-      <w:pPr>
-        <w:spacing w:after="120" w:line="360" w:lineRule="auto"/>
-      </w:pPr>
-    </w:p>
-    <w:p>
-      <w:pPr>
-        <w:spacing w:after="120" w:line="360" w:lineRule="auto"/>
-      </w:pPr>
+      </w:pPr>
+      <w:r>
+        <w:t>This project applied the complete UX process to develop and evaluate a Smart Home Light Control App concept. By combining cognitive principles, emotional design, prototyping and user testing, the project demonstrated how thoughtful UX design can make technology feel more human, intuitive and emotionally engaging.</w:t>
+      </w:r>
+    </w:p>
+    <w:p>
+      <w:pPr>
+        <w:spacing w:after="120" w:line="360" w:lineRule="auto"/>
+      </w:pPr>
+      <w:r>
+        <w:t xml:space="preserve">User testing confirmed that emotional design improves </w:t>
+      </w:r>
+      <w:r>
+        <w:t xml:space="preserve">the </w:t>
+      </w:r>
+      <w:r>
+        <w:t>perceived usability,</w:t>
+      </w:r>
+      <w:r>
+        <w:t xml:space="preserve"> since </w:t>
+      </w:r>
+      <w:r>
+        <w:t xml:space="preserve">participants </w:t>
+      </w:r>
+      <w:r>
+        <w:t>described</w:t>
+      </w:r>
+      <w:r>
+        <w:t xml:space="preserve"> the app </w:t>
+      </w:r>
+      <w:r>
+        <w:t>as</w:t>
+      </w:r>
+      <w:r>
+        <w:t xml:space="preserve"> calming</w:t>
+      </w:r>
+      <w:r>
+        <w:t>, simple to use and visually appealing</w:t>
+      </w:r>
+      <w:r>
+        <w:t>.</w:t>
+      </w:r>
+      <w:r>
+        <w:t xml:space="preserve"> After the second iteration, the updated prototype performed better and users completed the tasks more easily, especially when saving custom moods.</w:t>
+      </w:r>
+    </w:p>
+    <w:p>
+      <w:pPr>
+        <w:spacing w:after="120" w:line="360" w:lineRule="auto"/>
+      </w:pPr>
+      <w:r>
+        <w:t>The next step would be to create a high-fidelity interactive prototype and possibly test it together with real smart lighting hardware to see how it performs in a real environment. With more time, a third iteration could also explore more advanced features, such as animations or more mood categories.</w:t>
+      </w:r>
+    </w:p>
+    <w:p>
+      <w:pPr>
+        <w:spacing w:after="120" w:line="360" w:lineRule="auto"/>
+      </w:pPr>
+      <w:r>
+        <w:t xml:space="preserve">Reflecting on the process, this project provided hands-on </w:t>
+      </w:r>
+      <w:r>
+        <w:t>experience with</w:t>
+      </w:r>
+      <w:r>
+        <w:t xml:space="preserve"> the UX </w:t>
+      </w:r>
+      <w:r>
+        <w:t>process</w:t>
+      </w:r>
+      <w:r>
+        <w:t xml:space="preserve">: </w:t>
+      </w:r>
+      <w:r>
+        <w:t xml:space="preserve">starting </w:t>
+      </w:r>
+      <w:r>
+        <w:t>from user research</w:t>
+      </w:r>
+      <w:r>
+        <w:t>, moving through</w:t>
+      </w:r>
+      <w:r>
+        <w:t xml:space="preserve"> low-fidelity prototyping</w:t>
+      </w:r>
+      <w:r>
+        <w:t>, testing and reflecting on improvements. The second iteration showed clearly why UX work is never finished after the first design</w:t>
+      </w:r>
+      <w:r>
+        <w:t xml:space="preserve"> and how each round of testing helps move the design closer to what user</w:t>
+      </w:r>
+      <w:r>
+        <w:t>s</w:t>
+      </w:r>
+      <w:r>
+        <w:t xml:space="preserve"> need.</w:t>
+      </w:r>
+    </w:p>
+    <w:p>
+      <w:pPr>
+        <w:jc w:val="left"/>
+      </w:pPr>
+      <w:r>
+        <w:br w:type="page"/>
+      </w:r>
     </w:p>
     <w:p>
       <w:pPr>
@@ -2090,6 +3111,7 @@
         <w:rPr>
           <w:szCs w:val="24"/>
         </w:rPr>
+        <w:lastRenderedPageBreak/>
         <w:t>Appendix</w:t>
       </w:r>
       <w:bookmarkEnd w:id="7"/>
@@ -2201,110 +3223,110 @@
   <w:abstractNum w:abstractNumId="0" w15:restartNumberingAfterBreak="0">
     <w:nsid w:val="0043433B"/>
     <w:multiLevelType w:val="hybridMultilevel"/>
-    <w:tmpl w:val="F93E5072"/>
-    <w:lvl w:ilvl="0" w:tplc="04090001">
+    <w:tmpl w:val="92D43B5A"/>
+    <w:lvl w:ilvl="0" w:tplc="0C090003">
+      <w:start w:val="1"/>
+      <w:numFmt w:val="bullet"/>
+      <w:lvlText w:val="o"/>
+      <w:lvlJc w:val="left"/>
+      <w:pPr>
+        <w:ind w:left="1440" w:hanging="360"/>
+      </w:pPr>
+      <w:rPr>
+        <w:rFonts w:ascii="Courier New" w:hAnsi="Courier New" w:cs="Courier New" w:hint="default"/>
+      </w:rPr>
+    </w:lvl>
+    <w:lvl w:ilvl="1" w:tplc="04090003" w:tentative="1">
+      <w:start w:val="1"/>
+      <w:numFmt w:val="bullet"/>
+      <w:lvlText w:val="o"/>
+      <w:lvlJc w:val="left"/>
+      <w:pPr>
+        <w:ind w:left="2160" w:hanging="360"/>
+      </w:pPr>
+      <w:rPr>
+        <w:rFonts w:ascii="Courier New" w:hAnsi="Courier New" w:cs="Courier New" w:hint="default"/>
+      </w:rPr>
+    </w:lvl>
+    <w:lvl w:ilvl="2" w:tplc="04090005" w:tentative="1">
+      <w:start w:val="1"/>
+      <w:numFmt w:val="bullet"/>
+      <w:lvlText w:val=""/>
+      <w:lvlJc w:val="left"/>
+      <w:pPr>
+        <w:ind w:left="2880" w:hanging="360"/>
+      </w:pPr>
+      <w:rPr>
+        <w:rFonts w:ascii="Wingdings" w:hAnsi="Wingdings" w:hint="default"/>
+      </w:rPr>
+    </w:lvl>
+    <w:lvl w:ilvl="3" w:tplc="04090001" w:tentative="1">
       <w:start w:val="1"/>
       <w:numFmt w:val="bullet"/>
       <w:lvlText w:val=""/>
       <w:lvlJc w:val="left"/>
       <w:pPr>
-        <w:ind w:left="1080" w:hanging="360"/>
+        <w:ind w:left="3600" w:hanging="360"/>
       </w:pPr>
       <w:rPr>
         <w:rFonts w:ascii="Symbol" w:hAnsi="Symbol" w:hint="default"/>
       </w:rPr>
     </w:lvl>
-    <w:lvl w:ilvl="1" w:tplc="04090003" w:tentative="1">
+    <w:lvl w:ilvl="4" w:tplc="04090003" w:tentative="1">
       <w:start w:val="1"/>
       <w:numFmt w:val="bullet"/>
       <w:lvlText w:val="o"/>
       <w:lvlJc w:val="left"/>
       <w:pPr>
-        <w:ind w:left="1800" w:hanging="360"/>
+        <w:ind w:left="4320" w:hanging="360"/>
       </w:pPr>
       <w:rPr>
         <w:rFonts w:ascii="Courier New" w:hAnsi="Courier New" w:cs="Courier New" w:hint="default"/>
       </w:rPr>
     </w:lvl>
-    <w:lvl w:ilvl="2" w:tplc="04090005" w:tentative="1">
+    <w:lvl w:ilvl="5" w:tplc="04090005" w:tentative="1">
       <w:start w:val="1"/>
       <w:numFmt w:val="bullet"/>
       <w:lvlText w:val=""/>
       <w:lvlJc w:val="left"/>
       <w:pPr>
-        <w:ind w:left="2520" w:hanging="360"/>
+        <w:ind w:left="5040" w:hanging="360"/>
       </w:pPr>
       <w:rPr>
         <w:rFonts w:ascii="Wingdings" w:hAnsi="Wingdings" w:hint="default"/>
       </w:rPr>
     </w:lvl>
-    <w:lvl w:ilvl="3" w:tplc="04090001" w:tentative="1">
+    <w:lvl w:ilvl="6" w:tplc="04090001" w:tentative="1">
       <w:start w:val="1"/>
       <w:numFmt w:val="bullet"/>
       <w:lvlText w:val=""/>
       <w:lvlJc w:val="left"/>
       <w:pPr>
-        <w:ind w:left="3240" w:hanging="360"/>
+        <w:ind w:left="5760" w:hanging="360"/>
       </w:pPr>
       <w:rPr>
         <w:rFonts w:ascii="Symbol" w:hAnsi="Symbol" w:hint="default"/>
       </w:rPr>
     </w:lvl>
-    <w:lvl w:ilvl="4" w:tplc="04090003" w:tentative="1">
+    <w:lvl w:ilvl="7" w:tplc="04090003" w:tentative="1">
       <w:start w:val="1"/>
       <w:numFmt w:val="bullet"/>
       <w:lvlText w:val="o"/>
       <w:lvlJc w:val="left"/>
       <w:pPr>
-        <w:ind w:left="3960" w:hanging="360"/>
+        <w:ind w:left="6480" w:hanging="360"/>
       </w:pPr>
       <w:rPr>
         <w:rFonts w:ascii="Courier New" w:hAnsi="Courier New" w:cs="Courier New" w:hint="default"/>
       </w:rPr>
     </w:lvl>
-    <w:lvl w:ilvl="5" w:tplc="04090005" w:tentative="1">
+    <w:lvl w:ilvl="8" w:tplc="04090005" w:tentative="1">
       <w:start w:val="1"/>
       <w:numFmt w:val="bullet"/>
       <w:lvlText w:val=""/>
       <w:lvlJc w:val="left"/>
       <w:pPr>
-        <w:ind w:left="4680" w:hanging="360"/>
-      </w:pPr>
-      <w:rPr>
-        <w:rFonts w:ascii="Wingdings" w:hAnsi="Wingdings" w:hint="default"/>
-      </w:rPr>
-    </w:lvl>
-    <w:lvl w:ilvl="6" w:tplc="04090001" w:tentative="1">
-      <w:start w:val="1"/>
-      <w:numFmt w:val="bullet"/>
-      <w:lvlText w:val=""/>
-      <w:lvlJc w:val="left"/>
-      <w:pPr>
-        <w:ind w:left="5400" w:hanging="360"/>
-      </w:pPr>
-      <w:rPr>
-        <w:rFonts w:ascii="Symbol" w:hAnsi="Symbol" w:hint="default"/>
-      </w:rPr>
-    </w:lvl>
-    <w:lvl w:ilvl="7" w:tplc="04090003" w:tentative="1">
-      <w:start w:val="1"/>
-      <w:numFmt w:val="bullet"/>
-      <w:lvlText w:val="o"/>
-      <w:lvlJc w:val="left"/>
-      <w:pPr>
-        <w:ind w:left="6120" w:hanging="360"/>
-      </w:pPr>
-      <w:rPr>
-        <w:rFonts w:ascii="Courier New" w:hAnsi="Courier New" w:cs="Courier New" w:hint="default"/>
-      </w:rPr>
-    </w:lvl>
-    <w:lvl w:ilvl="8" w:tplc="04090005" w:tentative="1">
-      <w:start w:val="1"/>
-      <w:numFmt w:val="bullet"/>
-      <w:lvlText w:val=""/>
-      <w:lvlJc w:val="left"/>
-      <w:pPr>
-        <w:ind w:left="6840" w:hanging="360"/>
+        <w:ind w:left="7200" w:hanging="360"/>
       </w:pPr>
       <w:rPr>
         <w:rFonts w:ascii="Wingdings" w:hAnsi="Wingdings" w:hint="default"/>
@@ -2433,6 +3455,92 @@
     </w:lvl>
   </w:abstractNum>
   <w:abstractNum w:abstractNumId="2" w15:restartNumberingAfterBreak="0">
+    <w:nsid w:val="084C76FB"/>
+    <w:multiLevelType w:val="hybridMultilevel"/>
+    <w:tmpl w:val="8C7E6682"/>
+    <w:lvl w:ilvl="0" w:tplc="0C09000F">
+      <w:start w:val="1"/>
+      <w:numFmt w:val="decimal"/>
+      <w:lvlText w:val="%1."/>
+      <w:lvlJc w:val="left"/>
+      <w:pPr>
+        <w:ind w:left="720" w:hanging="360"/>
+      </w:pPr>
+    </w:lvl>
+    <w:lvl w:ilvl="1" w:tplc="0C090019">
+      <w:start w:val="1"/>
+      <w:numFmt w:val="lowerLetter"/>
+      <w:lvlText w:val="%2."/>
+      <w:lvlJc w:val="left"/>
+      <w:pPr>
+        <w:ind w:left="1440" w:hanging="360"/>
+      </w:pPr>
+    </w:lvl>
+    <w:lvl w:ilvl="2" w:tplc="0C09001B" w:tentative="1">
+      <w:start w:val="1"/>
+      <w:numFmt w:val="lowerRoman"/>
+      <w:lvlText w:val="%3."/>
+      <w:lvlJc w:val="right"/>
+      <w:pPr>
+        <w:ind w:left="2160" w:hanging="180"/>
+      </w:pPr>
+    </w:lvl>
+    <w:lvl w:ilvl="3" w:tplc="0C09000F" w:tentative="1">
+      <w:start w:val="1"/>
+      <w:numFmt w:val="decimal"/>
+      <w:lvlText w:val="%4."/>
+      <w:lvlJc w:val="left"/>
+      <w:pPr>
+        <w:ind w:left="2880" w:hanging="360"/>
+      </w:pPr>
+    </w:lvl>
+    <w:lvl w:ilvl="4" w:tplc="0C090019" w:tentative="1">
+      <w:start w:val="1"/>
+      <w:numFmt w:val="lowerLetter"/>
+      <w:lvlText w:val="%5."/>
+      <w:lvlJc w:val="left"/>
+      <w:pPr>
+        <w:ind w:left="3600" w:hanging="360"/>
+      </w:pPr>
+    </w:lvl>
+    <w:lvl w:ilvl="5" w:tplc="0C09001B" w:tentative="1">
+      <w:start w:val="1"/>
+      <w:numFmt w:val="lowerRoman"/>
+      <w:lvlText w:val="%6."/>
+      <w:lvlJc w:val="right"/>
+      <w:pPr>
+        <w:ind w:left="4320" w:hanging="180"/>
+      </w:pPr>
+    </w:lvl>
+    <w:lvl w:ilvl="6" w:tplc="0C09000F" w:tentative="1">
+      <w:start w:val="1"/>
+      <w:numFmt w:val="decimal"/>
+      <w:lvlText w:val="%7."/>
+      <w:lvlJc w:val="left"/>
+      <w:pPr>
+        <w:ind w:left="5040" w:hanging="360"/>
+      </w:pPr>
+    </w:lvl>
+    <w:lvl w:ilvl="7" w:tplc="0C090019" w:tentative="1">
+      <w:start w:val="1"/>
+      <w:numFmt w:val="lowerLetter"/>
+      <w:lvlText w:val="%8."/>
+      <w:lvlJc w:val="left"/>
+      <w:pPr>
+        <w:ind w:left="5760" w:hanging="360"/>
+      </w:pPr>
+    </w:lvl>
+    <w:lvl w:ilvl="8" w:tplc="0C09001B" w:tentative="1">
+      <w:start w:val="1"/>
+      <w:numFmt w:val="lowerRoman"/>
+      <w:lvlText w:val="%9."/>
+      <w:lvlJc w:val="right"/>
+      <w:pPr>
+        <w:ind w:left="6480" w:hanging="180"/>
+      </w:pPr>
+    </w:lvl>
+  </w:abstractNum>
+  <w:abstractNum w:abstractNumId="3" w15:restartNumberingAfterBreak="0">
     <w:nsid w:val="0957778E"/>
     <w:multiLevelType w:val="hybridMultilevel"/>
     <w:tmpl w:val="4B32536A"/>
@@ -2521,7 +3629,7 @@
       </w:pPr>
     </w:lvl>
   </w:abstractNum>
-  <w:abstractNum w:abstractNumId="3" w15:restartNumberingAfterBreak="0">
+  <w:abstractNum w:abstractNumId="4" w15:restartNumberingAfterBreak="0">
     <w:nsid w:val="0D220850"/>
     <w:multiLevelType w:val="multilevel"/>
     <w:tmpl w:val="BFD4BCC4"/>
@@ -2644,7 +3752,93 @@
       </w:pPr>
     </w:lvl>
   </w:abstractNum>
-  <w:abstractNum w:abstractNumId="4" w15:restartNumberingAfterBreak="0">
+  <w:abstractNum w:abstractNumId="5" w15:restartNumberingAfterBreak="0">
+    <w:nsid w:val="0D940660"/>
+    <w:multiLevelType w:val="hybridMultilevel"/>
+    <w:tmpl w:val="66C86FCE"/>
+    <w:lvl w:ilvl="0" w:tplc="0409000F">
+      <w:start w:val="1"/>
+      <w:numFmt w:val="decimal"/>
+      <w:lvlText w:val="%1."/>
+      <w:lvlJc w:val="left"/>
+      <w:pPr>
+        <w:ind w:left="360" w:hanging="360"/>
+      </w:pPr>
+    </w:lvl>
+    <w:lvl w:ilvl="1" w:tplc="0C090019" w:tentative="1">
+      <w:start w:val="1"/>
+      <w:numFmt w:val="lowerLetter"/>
+      <w:lvlText w:val="%2."/>
+      <w:lvlJc w:val="left"/>
+      <w:pPr>
+        <w:ind w:left="360" w:hanging="360"/>
+      </w:pPr>
+    </w:lvl>
+    <w:lvl w:ilvl="2" w:tplc="0C09001B" w:tentative="1">
+      <w:start w:val="1"/>
+      <w:numFmt w:val="lowerRoman"/>
+      <w:lvlText w:val="%3."/>
+      <w:lvlJc w:val="right"/>
+      <w:pPr>
+        <w:ind w:left="1080" w:hanging="180"/>
+      </w:pPr>
+    </w:lvl>
+    <w:lvl w:ilvl="3" w:tplc="0C09000F" w:tentative="1">
+      <w:start w:val="1"/>
+      <w:numFmt w:val="decimal"/>
+      <w:lvlText w:val="%4."/>
+      <w:lvlJc w:val="left"/>
+      <w:pPr>
+        <w:ind w:left="1800" w:hanging="360"/>
+      </w:pPr>
+    </w:lvl>
+    <w:lvl w:ilvl="4" w:tplc="0C090019" w:tentative="1">
+      <w:start w:val="1"/>
+      <w:numFmt w:val="lowerLetter"/>
+      <w:lvlText w:val="%5."/>
+      <w:lvlJc w:val="left"/>
+      <w:pPr>
+        <w:ind w:left="2520" w:hanging="360"/>
+      </w:pPr>
+    </w:lvl>
+    <w:lvl w:ilvl="5" w:tplc="0C09001B" w:tentative="1">
+      <w:start w:val="1"/>
+      <w:numFmt w:val="lowerRoman"/>
+      <w:lvlText w:val="%6."/>
+      <w:lvlJc w:val="right"/>
+      <w:pPr>
+        <w:ind w:left="3240" w:hanging="180"/>
+      </w:pPr>
+    </w:lvl>
+    <w:lvl w:ilvl="6" w:tplc="0C09000F" w:tentative="1">
+      <w:start w:val="1"/>
+      <w:numFmt w:val="decimal"/>
+      <w:lvlText w:val="%7."/>
+      <w:lvlJc w:val="left"/>
+      <w:pPr>
+        <w:ind w:left="3960" w:hanging="360"/>
+      </w:pPr>
+    </w:lvl>
+    <w:lvl w:ilvl="7" w:tplc="0C090019" w:tentative="1">
+      <w:start w:val="1"/>
+      <w:numFmt w:val="lowerLetter"/>
+      <w:lvlText w:val="%8."/>
+      <w:lvlJc w:val="left"/>
+      <w:pPr>
+        <w:ind w:left="4680" w:hanging="360"/>
+      </w:pPr>
+    </w:lvl>
+    <w:lvl w:ilvl="8" w:tplc="0C09001B" w:tentative="1">
+      <w:start w:val="1"/>
+      <w:numFmt w:val="lowerRoman"/>
+      <w:lvlText w:val="%9."/>
+      <w:lvlJc w:val="right"/>
+      <w:pPr>
+        <w:ind w:left="5400" w:hanging="180"/>
+      </w:pPr>
+    </w:lvl>
+  </w:abstractNum>
+  <w:abstractNum w:abstractNumId="6" w15:restartNumberingAfterBreak="0">
     <w:nsid w:val="0E7D1576"/>
     <w:multiLevelType w:val="hybridMultilevel"/>
     <w:tmpl w:val="596AC276"/>
@@ -2733,7 +3927,7 @@
       </w:pPr>
     </w:lvl>
   </w:abstractNum>
-  <w:abstractNum w:abstractNumId="5" w15:restartNumberingAfterBreak="0">
+  <w:abstractNum w:abstractNumId="7" w15:restartNumberingAfterBreak="0">
     <w:nsid w:val="12DD6A1C"/>
     <w:multiLevelType w:val="multilevel"/>
     <w:tmpl w:val="26469240"/>
@@ -2856,7 +4050,7 @@
       </w:pPr>
     </w:lvl>
   </w:abstractNum>
-  <w:abstractNum w:abstractNumId="6" w15:restartNumberingAfterBreak="0">
+  <w:abstractNum w:abstractNumId="8" w15:restartNumberingAfterBreak="0">
     <w:nsid w:val="19463E9F"/>
     <w:multiLevelType w:val="hybridMultilevel"/>
     <w:tmpl w:val="7924CE3C"/>
@@ -2945,7 +4139,7 @@
       </w:pPr>
     </w:lvl>
   </w:abstractNum>
-  <w:abstractNum w:abstractNumId="7" w15:restartNumberingAfterBreak="0">
+  <w:abstractNum w:abstractNumId="9" w15:restartNumberingAfterBreak="0">
     <w:nsid w:val="1D03375C"/>
     <w:multiLevelType w:val="hybridMultilevel"/>
     <w:tmpl w:val="26109C72"/>
@@ -3034,7 +4228,7 @@
       </w:pPr>
     </w:lvl>
   </w:abstractNum>
-  <w:abstractNum w:abstractNumId="8" w15:restartNumberingAfterBreak="0">
+  <w:abstractNum w:abstractNumId="10" w15:restartNumberingAfterBreak="0">
     <w:nsid w:val="2070333D"/>
     <w:multiLevelType w:val="hybridMultilevel"/>
     <w:tmpl w:val="E36C2D18"/>
@@ -3147,7 +4341,7 @@
       </w:rPr>
     </w:lvl>
   </w:abstractNum>
-  <w:abstractNum w:abstractNumId="9" w15:restartNumberingAfterBreak="0">
+  <w:abstractNum w:abstractNumId="11" w15:restartNumberingAfterBreak="0">
     <w:nsid w:val="27824DFE"/>
     <w:multiLevelType w:val="multilevel"/>
     <w:tmpl w:val="30D838C6"/>
@@ -3268,7 +4462,93 @@
       </w:rPr>
     </w:lvl>
   </w:abstractNum>
-  <w:abstractNum w:abstractNumId="10" w15:restartNumberingAfterBreak="0">
+  <w:abstractNum w:abstractNumId="12" w15:restartNumberingAfterBreak="0">
+    <w:nsid w:val="2A122543"/>
+    <w:multiLevelType w:val="hybridMultilevel"/>
+    <w:tmpl w:val="43BA94EA"/>
+    <w:lvl w:ilvl="0" w:tplc="0C09000F">
+      <w:start w:val="1"/>
+      <w:numFmt w:val="decimal"/>
+      <w:lvlText w:val="%1."/>
+      <w:lvlJc w:val="left"/>
+      <w:pPr>
+        <w:ind w:left="1080" w:hanging="360"/>
+      </w:pPr>
+    </w:lvl>
+    <w:lvl w:ilvl="1" w:tplc="0C090019" w:tentative="1">
+      <w:start w:val="1"/>
+      <w:numFmt w:val="lowerLetter"/>
+      <w:lvlText w:val="%2."/>
+      <w:lvlJc w:val="left"/>
+      <w:pPr>
+        <w:ind w:left="1800" w:hanging="360"/>
+      </w:pPr>
+    </w:lvl>
+    <w:lvl w:ilvl="2" w:tplc="0C09001B" w:tentative="1">
+      <w:start w:val="1"/>
+      <w:numFmt w:val="lowerRoman"/>
+      <w:lvlText w:val="%3."/>
+      <w:lvlJc w:val="right"/>
+      <w:pPr>
+        <w:ind w:left="2520" w:hanging="180"/>
+      </w:pPr>
+    </w:lvl>
+    <w:lvl w:ilvl="3" w:tplc="0C09000F" w:tentative="1">
+      <w:start w:val="1"/>
+      <w:numFmt w:val="decimal"/>
+      <w:lvlText w:val="%4."/>
+      <w:lvlJc w:val="left"/>
+      <w:pPr>
+        <w:ind w:left="3240" w:hanging="360"/>
+      </w:pPr>
+    </w:lvl>
+    <w:lvl w:ilvl="4" w:tplc="0C090019" w:tentative="1">
+      <w:start w:val="1"/>
+      <w:numFmt w:val="lowerLetter"/>
+      <w:lvlText w:val="%5."/>
+      <w:lvlJc w:val="left"/>
+      <w:pPr>
+        <w:ind w:left="3960" w:hanging="360"/>
+      </w:pPr>
+    </w:lvl>
+    <w:lvl w:ilvl="5" w:tplc="0C09001B" w:tentative="1">
+      <w:start w:val="1"/>
+      <w:numFmt w:val="lowerRoman"/>
+      <w:lvlText w:val="%6."/>
+      <w:lvlJc w:val="right"/>
+      <w:pPr>
+        <w:ind w:left="4680" w:hanging="180"/>
+      </w:pPr>
+    </w:lvl>
+    <w:lvl w:ilvl="6" w:tplc="0C09000F" w:tentative="1">
+      <w:start w:val="1"/>
+      <w:numFmt w:val="decimal"/>
+      <w:lvlText w:val="%7."/>
+      <w:lvlJc w:val="left"/>
+      <w:pPr>
+        <w:ind w:left="5400" w:hanging="360"/>
+      </w:pPr>
+    </w:lvl>
+    <w:lvl w:ilvl="7" w:tplc="0C090019" w:tentative="1">
+      <w:start w:val="1"/>
+      <w:numFmt w:val="lowerLetter"/>
+      <w:lvlText w:val="%8."/>
+      <w:lvlJc w:val="left"/>
+      <w:pPr>
+        <w:ind w:left="6120" w:hanging="360"/>
+      </w:pPr>
+    </w:lvl>
+    <w:lvl w:ilvl="8" w:tplc="0C09001B" w:tentative="1">
+      <w:start w:val="1"/>
+      <w:numFmt w:val="lowerRoman"/>
+      <w:lvlText w:val="%9."/>
+      <w:lvlJc w:val="right"/>
+      <w:pPr>
+        <w:ind w:left="6840" w:hanging="180"/>
+      </w:pPr>
+    </w:lvl>
+  </w:abstractNum>
+  <w:abstractNum w:abstractNumId="13" w15:restartNumberingAfterBreak="0">
     <w:nsid w:val="2B866263"/>
     <w:multiLevelType w:val="multilevel"/>
     <w:tmpl w:val="0409001F"/>
@@ -3354,7 +4634,7 @@
       </w:pPr>
     </w:lvl>
   </w:abstractNum>
-  <w:abstractNum w:abstractNumId="11" w15:restartNumberingAfterBreak="0">
+  <w:abstractNum w:abstractNumId="14" w15:restartNumberingAfterBreak="0">
     <w:nsid w:val="2EB216CB"/>
     <w:multiLevelType w:val="hybridMultilevel"/>
     <w:tmpl w:val="4E740EC2"/>
@@ -3443,7 +4723,7 @@
       </w:pPr>
     </w:lvl>
   </w:abstractNum>
-  <w:abstractNum w:abstractNumId="12" w15:restartNumberingAfterBreak="0">
+  <w:abstractNum w:abstractNumId="15" w15:restartNumberingAfterBreak="0">
     <w:nsid w:val="38D62DA5"/>
     <w:multiLevelType w:val="hybridMultilevel"/>
     <w:tmpl w:val="C2C0F3F2"/>
@@ -3532,7 +4812,7 @@
       </w:pPr>
     </w:lvl>
   </w:abstractNum>
-  <w:abstractNum w:abstractNumId="13" w15:restartNumberingAfterBreak="0">
+  <w:abstractNum w:abstractNumId="16" w15:restartNumberingAfterBreak="0">
     <w:nsid w:val="39746263"/>
     <w:multiLevelType w:val="multilevel"/>
     <w:tmpl w:val="0409001F"/>
@@ -3618,7 +4898,7 @@
       </w:pPr>
     </w:lvl>
   </w:abstractNum>
-  <w:abstractNum w:abstractNumId="14" w15:restartNumberingAfterBreak="0">
+  <w:abstractNum w:abstractNumId="17" w15:restartNumberingAfterBreak="0">
     <w:nsid w:val="3A76790B"/>
     <w:multiLevelType w:val="hybridMultilevel"/>
     <w:tmpl w:val="CC1E5202"/>
@@ -3731,7 +5011,120 @@
       </w:rPr>
     </w:lvl>
   </w:abstractNum>
-  <w:abstractNum w:abstractNumId="15" w15:restartNumberingAfterBreak="0">
+  <w:abstractNum w:abstractNumId="18" w15:restartNumberingAfterBreak="0">
+    <w:nsid w:val="3ADE1317"/>
+    <w:multiLevelType w:val="hybridMultilevel"/>
+    <w:tmpl w:val="0D4C8B06"/>
+    <w:lvl w:ilvl="0" w:tplc="0C090001">
+      <w:start w:val="1"/>
+      <w:numFmt w:val="bullet"/>
+      <w:lvlText w:val=""/>
+      <w:lvlJc w:val="left"/>
+      <w:pPr>
+        <w:ind w:left="1080" w:hanging="360"/>
+      </w:pPr>
+      <w:rPr>
+        <w:rFonts w:ascii="Symbol" w:hAnsi="Symbol" w:hint="default"/>
+      </w:rPr>
+    </w:lvl>
+    <w:lvl w:ilvl="1" w:tplc="0C090003">
+      <w:start w:val="1"/>
+      <w:numFmt w:val="bullet"/>
+      <w:lvlText w:val="o"/>
+      <w:lvlJc w:val="left"/>
+      <w:pPr>
+        <w:ind w:left="1800" w:hanging="360"/>
+      </w:pPr>
+      <w:rPr>
+        <w:rFonts w:ascii="Courier New" w:hAnsi="Courier New" w:cs="Courier New" w:hint="default"/>
+      </w:rPr>
+    </w:lvl>
+    <w:lvl w:ilvl="2" w:tplc="0C090005">
+      <w:start w:val="1"/>
+      <w:numFmt w:val="bullet"/>
+      <w:lvlText w:val=""/>
+      <w:lvlJc w:val="left"/>
+      <w:pPr>
+        <w:ind w:left="2520" w:hanging="360"/>
+      </w:pPr>
+      <w:rPr>
+        <w:rFonts w:ascii="Wingdings" w:hAnsi="Wingdings" w:hint="default"/>
+      </w:rPr>
+    </w:lvl>
+    <w:lvl w:ilvl="3" w:tplc="0C090001" w:tentative="1">
+      <w:start w:val="1"/>
+      <w:numFmt w:val="bullet"/>
+      <w:lvlText w:val=""/>
+      <w:lvlJc w:val="left"/>
+      <w:pPr>
+        <w:ind w:left="3240" w:hanging="360"/>
+      </w:pPr>
+      <w:rPr>
+        <w:rFonts w:ascii="Symbol" w:hAnsi="Symbol" w:hint="default"/>
+      </w:rPr>
+    </w:lvl>
+    <w:lvl w:ilvl="4" w:tplc="0C090003" w:tentative="1">
+      <w:start w:val="1"/>
+      <w:numFmt w:val="bullet"/>
+      <w:lvlText w:val="o"/>
+      <w:lvlJc w:val="left"/>
+      <w:pPr>
+        <w:ind w:left="3960" w:hanging="360"/>
+      </w:pPr>
+      <w:rPr>
+        <w:rFonts w:ascii="Courier New" w:hAnsi="Courier New" w:cs="Courier New" w:hint="default"/>
+      </w:rPr>
+    </w:lvl>
+    <w:lvl w:ilvl="5" w:tplc="0C090005" w:tentative="1">
+      <w:start w:val="1"/>
+      <w:numFmt w:val="bullet"/>
+      <w:lvlText w:val=""/>
+      <w:lvlJc w:val="left"/>
+      <w:pPr>
+        <w:ind w:left="4680" w:hanging="360"/>
+      </w:pPr>
+      <w:rPr>
+        <w:rFonts w:ascii="Wingdings" w:hAnsi="Wingdings" w:hint="default"/>
+      </w:rPr>
+    </w:lvl>
+    <w:lvl w:ilvl="6" w:tplc="0C090001" w:tentative="1">
+      <w:start w:val="1"/>
+      <w:numFmt w:val="bullet"/>
+      <w:lvlText w:val=""/>
+      <w:lvlJc w:val="left"/>
+      <w:pPr>
+        <w:ind w:left="5400" w:hanging="360"/>
+      </w:pPr>
+      <w:rPr>
+        <w:rFonts w:ascii="Symbol" w:hAnsi="Symbol" w:hint="default"/>
+      </w:rPr>
+    </w:lvl>
+    <w:lvl w:ilvl="7" w:tplc="0C090003" w:tentative="1">
+      <w:start w:val="1"/>
+      <w:numFmt w:val="bullet"/>
+      <w:lvlText w:val="o"/>
+      <w:lvlJc w:val="left"/>
+      <w:pPr>
+        <w:ind w:left="6120" w:hanging="360"/>
+      </w:pPr>
+      <w:rPr>
+        <w:rFonts w:ascii="Courier New" w:hAnsi="Courier New" w:cs="Courier New" w:hint="default"/>
+      </w:rPr>
+    </w:lvl>
+    <w:lvl w:ilvl="8" w:tplc="0C090005" w:tentative="1">
+      <w:start w:val="1"/>
+      <w:numFmt w:val="bullet"/>
+      <w:lvlText w:val=""/>
+      <w:lvlJc w:val="left"/>
+      <w:pPr>
+        <w:ind w:left="6840" w:hanging="360"/>
+      </w:pPr>
+      <w:rPr>
+        <w:rFonts w:ascii="Wingdings" w:hAnsi="Wingdings" w:hint="default"/>
+      </w:rPr>
+    </w:lvl>
+  </w:abstractNum>
+  <w:abstractNum w:abstractNumId="19" w15:restartNumberingAfterBreak="0">
     <w:nsid w:val="3D3D043A"/>
     <w:multiLevelType w:val="hybridMultilevel"/>
     <w:tmpl w:val="10909FB0"/>
@@ -3820,7 +5213,7 @@
       </w:pPr>
     </w:lvl>
   </w:abstractNum>
-  <w:abstractNum w:abstractNumId="16" w15:restartNumberingAfterBreak="0">
+  <w:abstractNum w:abstractNumId="20" w15:restartNumberingAfterBreak="0">
     <w:nsid w:val="438D4CDB"/>
     <w:multiLevelType w:val="hybridMultilevel"/>
     <w:tmpl w:val="78C81454"/>
@@ -3933,10 +5326,10 @@
       </w:rPr>
     </w:lvl>
   </w:abstractNum>
-  <w:abstractNum w:abstractNumId="17" w15:restartNumberingAfterBreak="0">
+  <w:abstractNum w:abstractNumId="21" w15:restartNumberingAfterBreak="0">
     <w:nsid w:val="46112B4B"/>
     <w:multiLevelType w:val="hybridMultilevel"/>
-    <w:tmpl w:val="0FE65796"/>
+    <w:tmpl w:val="1CA43DCC"/>
     <w:lvl w:ilvl="0" w:tplc="0409000F">
       <w:start w:val="1"/>
       <w:numFmt w:val="decimal"/>
@@ -3946,7 +5339,7 @@
         <w:ind w:left="1440" w:hanging="360"/>
       </w:pPr>
     </w:lvl>
-    <w:lvl w:ilvl="1" w:tplc="04090019" w:tentative="1">
+    <w:lvl w:ilvl="1" w:tplc="04090019">
       <w:start w:val="1"/>
       <w:numFmt w:val="lowerLetter"/>
       <w:lvlText w:val="%2."/>
@@ -3955,7 +5348,7 @@
         <w:ind w:left="2160" w:hanging="360"/>
       </w:pPr>
     </w:lvl>
-    <w:lvl w:ilvl="2" w:tplc="0409001B" w:tentative="1">
+    <w:lvl w:ilvl="2" w:tplc="0409001B">
       <w:start w:val="1"/>
       <w:numFmt w:val="lowerRoman"/>
       <w:lvlText w:val="%3."/>
@@ -3964,7 +5357,7 @@
         <w:ind w:left="2880" w:hanging="180"/>
       </w:pPr>
     </w:lvl>
-    <w:lvl w:ilvl="3" w:tplc="0409000F" w:tentative="1">
+    <w:lvl w:ilvl="3" w:tplc="0409000F">
       <w:start w:val="1"/>
       <w:numFmt w:val="decimal"/>
       <w:lvlText w:val="%4."/>
@@ -4019,7 +5412,7 @@
       </w:pPr>
     </w:lvl>
   </w:abstractNum>
-  <w:abstractNum w:abstractNumId="18" w15:restartNumberingAfterBreak="0">
+  <w:abstractNum w:abstractNumId="22" w15:restartNumberingAfterBreak="0">
     <w:nsid w:val="4C3D0BEC"/>
     <w:multiLevelType w:val="hybridMultilevel"/>
     <w:tmpl w:val="0EE81DCE"/>
@@ -4108,7 +5501,7 @@
       </w:pPr>
     </w:lvl>
   </w:abstractNum>
-  <w:abstractNum w:abstractNumId="19" w15:restartNumberingAfterBreak="0">
+  <w:abstractNum w:abstractNumId="23" w15:restartNumberingAfterBreak="0">
     <w:nsid w:val="4F431511"/>
     <w:multiLevelType w:val="hybridMultilevel"/>
     <w:tmpl w:val="3FF4076C"/>
@@ -4197,7 +5590,93 @@
       </w:pPr>
     </w:lvl>
   </w:abstractNum>
-  <w:abstractNum w:abstractNumId="20" w15:restartNumberingAfterBreak="0">
+  <w:abstractNum w:abstractNumId="24" w15:restartNumberingAfterBreak="0">
+    <w:nsid w:val="51B60440"/>
+    <w:multiLevelType w:val="hybridMultilevel"/>
+    <w:tmpl w:val="8D4AD2E2"/>
+    <w:lvl w:ilvl="0" w:tplc="0C09000F">
+      <w:start w:val="1"/>
+      <w:numFmt w:val="decimal"/>
+      <w:lvlText w:val="%1."/>
+      <w:lvlJc w:val="left"/>
+      <w:pPr>
+        <w:ind w:left="720" w:hanging="360"/>
+      </w:pPr>
+    </w:lvl>
+    <w:lvl w:ilvl="1" w:tplc="0C090019" w:tentative="1">
+      <w:start w:val="1"/>
+      <w:numFmt w:val="lowerLetter"/>
+      <w:lvlText w:val="%2."/>
+      <w:lvlJc w:val="left"/>
+      <w:pPr>
+        <w:ind w:left="1440" w:hanging="360"/>
+      </w:pPr>
+    </w:lvl>
+    <w:lvl w:ilvl="2" w:tplc="0C09001B" w:tentative="1">
+      <w:start w:val="1"/>
+      <w:numFmt w:val="lowerRoman"/>
+      <w:lvlText w:val="%3."/>
+      <w:lvlJc w:val="right"/>
+      <w:pPr>
+        <w:ind w:left="2160" w:hanging="180"/>
+      </w:pPr>
+    </w:lvl>
+    <w:lvl w:ilvl="3" w:tplc="0C09000F" w:tentative="1">
+      <w:start w:val="1"/>
+      <w:numFmt w:val="decimal"/>
+      <w:lvlText w:val="%4."/>
+      <w:lvlJc w:val="left"/>
+      <w:pPr>
+        <w:ind w:left="2880" w:hanging="360"/>
+      </w:pPr>
+    </w:lvl>
+    <w:lvl w:ilvl="4" w:tplc="0C090019" w:tentative="1">
+      <w:start w:val="1"/>
+      <w:numFmt w:val="lowerLetter"/>
+      <w:lvlText w:val="%5."/>
+      <w:lvlJc w:val="left"/>
+      <w:pPr>
+        <w:ind w:left="3600" w:hanging="360"/>
+      </w:pPr>
+    </w:lvl>
+    <w:lvl w:ilvl="5" w:tplc="0C09001B" w:tentative="1">
+      <w:start w:val="1"/>
+      <w:numFmt w:val="lowerRoman"/>
+      <w:lvlText w:val="%6."/>
+      <w:lvlJc w:val="right"/>
+      <w:pPr>
+        <w:ind w:left="4320" w:hanging="180"/>
+      </w:pPr>
+    </w:lvl>
+    <w:lvl w:ilvl="6" w:tplc="0C09000F" w:tentative="1">
+      <w:start w:val="1"/>
+      <w:numFmt w:val="decimal"/>
+      <w:lvlText w:val="%7."/>
+      <w:lvlJc w:val="left"/>
+      <w:pPr>
+        <w:ind w:left="5040" w:hanging="360"/>
+      </w:pPr>
+    </w:lvl>
+    <w:lvl w:ilvl="7" w:tplc="0C090019" w:tentative="1">
+      <w:start w:val="1"/>
+      <w:numFmt w:val="lowerLetter"/>
+      <w:lvlText w:val="%8."/>
+      <w:lvlJc w:val="left"/>
+      <w:pPr>
+        <w:ind w:left="5760" w:hanging="360"/>
+      </w:pPr>
+    </w:lvl>
+    <w:lvl w:ilvl="8" w:tplc="0C09001B" w:tentative="1">
+      <w:start w:val="1"/>
+      <w:numFmt w:val="lowerRoman"/>
+      <w:lvlText w:val="%9."/>
+      <w:lvlJc w:val="right"/>
+      <w:pPr>
+        <w:ind w:left="6480" w:hanging="180"/>
+      </w:pPr>
+    </w:lvl>
+  </w:abstractNum>
+  <w:abstractNum w:abstractNumId="25" w15:restartNumberingAfterBreak="0">
     <w:nsid w:val="52C22CF3"/>
     <w:multiLevelType w:val="hybridMultilevel"/>
     <w:tmpl w:val="52FC0DFA"/>
@@ -4286,7 +5765,7 @@
       </w:pPr>
     </w:lvl>
   </w:abstractNum>
-  <w:abstractNum w:abstractNumId="21" w15:restartNumberingAfterBreak="0">
+  <w:abstractNum w:abstractNumId="26" w15:restartNumberingAfterBreak="0">
     <w:nsid w:val="5DC75A44"/>
     <w:multiLevelType w:val="multilevel"/>
     <w:tmpl w:val="30D838C6"/>
@@ -4407,7 +5886,7 @@
       </w:rPr>
     </w:lvl>
   </w:abstractNum>
-  <w:abstractNum w:abstractNumId="22" w15:restartNumberingAfterBreak="0">
+  <w:abstractNum w:abstractNumId="27" w15:restartNumberingAfterBreak="0">
     <w:nsid w:val="5F882B30"/>
     <w:multiLevelType w:val="hybridMultilevel"/>
     <w:tmpl w:val="D26C3688"/>
@@ -4496,7 +5975,7 @@
       </w:pPr>
     </w:lvl>
   </w:abstractNum>
-  <w:abstractNum w:abstractNumId="23" w15:restartNumberingAfterBreak="0">
+  <w:abstractNum w:abstractNumId="28" w15:restartNumberingAfterBreak="0">
     <w:nsid w:val="664945B9"/>
     <w:multiLevelType w:val="multilevel"/>
     <w:tmpl w:val="0E8EC360"/>
@@ -4619,7 +6098,7 @@
       </w:pPr>
     </w:lvl>
   </w:abstractNum>
-  <w:abstractNum w:abstractNumId="24" w15:restartNumberingAfterBreak="0">
+  <w:abstractNum w:abstractNumId="29" w15:restartNumberingAfterBreak="0">
     <w:nsid w:val="671E446A"/>
     <w:multiLevelType w:val="hybridMultilevel"/>
     <w:tmpl w:val="916AFB56"/>
@@ -4705,7 +6184,7 @@
       </w:pPr>
     </w:lvl>
   </w:abstractNum>
-  <w:abstractNum w:abstractNumId="25" w15:restartNumberingAfterBreak="0">
+  <w:abstractNum w:abstractNumId="30" w15:restartNumberingAfterBreak="0">
     <w:nsid w:val="67544F93"/>
     <w:multiLevelType w:val="hybridMultilevel"/>
     <w:tmpl w:val="20CEFA94"/>
@@ -4794,7 +6273,7 @@
       </w:pPr>
     </w:lvl>
   </w:abstractNum>
-  <w:abstractNum w:abstractNumId="26" w15:restartNumberingAfterBreak="0">
+  <w:abstractNum w:abstractNumId="31" w15:restartNumberingAfterBreak="0">
     <w:nsid w:val="685C5179"/>
     <w:multiLevelType w:val="multilevel"/>
     <w:tmpl w:val="911EA9DE"/>
@@ -4915,7 +6394,7 @@
       </w:rPr>
     </w:lvl>
   </w:abstractNum>
-  <w:abstractNum w:abstractNumId="27" w15:restartNumberingAfterBreak="0">
+  <w:abstractNum w:abstractNumId="32" w15:restartNumberingAfterBreak="0">
     <w:nsid w:val="70DF5D4F"/>
     <w:multiLevelType w:val="hybridMultilevel"/>
     <w:tmpl w:val="BD82C720"/>
@@ -5004,7 +6483,7 @@
       </w:pPr>
     </w:lvl>
   </w:abstractNum>
-  <w:abstractNum w:abstractNumId="28" w15:restartNumberingAfterBreak="0">
+  <w:abstractNum w:abstractNumId="33" w15:restartNumberingAfterBreak="0">
     <w:nsid w:val="71866849"/>
     <w:multiLevelType w:val="multilevel"/>
     <w:tmpl w:val="0406001F"/>
@@ -5090,7 +6569,7 @@
       </w:pPr>
     </w:lvl>
   </w:abstractNum>
-  <w:abstractNum w:abstractNumId="29" w15:restartNumberingAfterBreak="0">
+  <w:abstractNum w:abstractNumId="34" w15:restartNumberingAfterBreak="0">
     <w:nsid w:val="79590F0D"/>
     <w:multiLevelType w:val="hybridMultilevel"/>
     <w:tmpl w:val="58B0DD1A"/>
@@ -5179,7 +6658,7 @@
       </w:pPr>
     </w:lvl>
   </w:abstractNum>
-  <w:abstractNum w:abstractNumId="30" w15:restartNumberingAfterBreak="0">
+  <w:abstractNum w:abstractNumId="35" w15:restartNumberingAfterBreak="0">
     <w:nsid w:val="7A4B5189"/>
     <w:multiLevelType w:val="hybridMultilevel"/>
     <w:tmpl w:val="D11CAB16"/>
@@ -5268,7 +6747,7 @@
       </w:pPr>
     </w:lvl>
   </w:abstractNum>
-  <w:abstractNum w:abstractNumId="31" w15:restartNumberingAfterBreak="0">
+  <w:abstractNum w:abstractNumId="36" w15:restartNumberingAfterBreak="0">
     <w:nsid w:val="7DDD6655"/>
     <w:multiLevelType w:val="hybridMultilevel"/>
     <w:tmpl w:val="3FAC2E62"/>
@@ -5382,100 +6861,115 @@
     </w:lvl>
   </w:abstractNum>
   <w:num w:numId="1" w16cid:durableId="1344668062">
-    <w:abstractNumId w:val="2"/>
+    <w:abstractNumId w:val="3"/>
   </w:num>
   <w:num w:numId="2" w16cid:durableId="1053387635">
+    <w:abstractNumId w:val="10"/>
+  </w:num>
+  <w:num w:numId="3" w16cid:durableId="1855805523">
+    <w:abstractNumId w:val="9"/>
+  </w:num>
+  <w:num w:numId="4" w16cid:durableId="812454880">
+    <w:abstractNumId w:val="15"/>
+  </w:num>
+  <w:num w:numId="5" w16cid:durableId="783035646">
+    <w:abstractNumId w:val="25"/>
+  </w:num>
+  <w:num w:numId="6" w16cid:durableId="1193956436">
     <w:abstractNumId w:val="8"/>
   </w:num>
-  <w:num w:numId="3" w16cid:durableId="1855805523">
+  <w:num w:numId="7" w16cid:durableId="1670522788">
+    <w:abstractNumId w:val="14"/>
+  </w:num>
+  <w:num w:numId="8" w16cid:durableId="1955213019">
+    <w:abstractNumId w:val="23"/>
+  </w:num>
+  <w:num w:numId="9" w16cid:durableId="919412092">
+    <w:abstractNumId w:val="19"/>
+  </w:num>
+  <w:num w:numId="10" w16cid:durableId="1579052744">
+    <w:abstractNumId w:val="30"/>
+  </w:num>
+  <w:num w:numId="11" w16cid:durableId="805204089">
+    <w:abstractNumId w:val="31"/>
+  </w:num>
+  <w:num w:numId="12" w16cid:durableId="567348440">
+    <w:abstractNumId w:val="22"/>
+  </w:num>
+  <w:num w:numId="13" w16cid:durableId="2039040021">
+    <w:abstractNumId w:val="27"/>
+  </w:num>
+  <w:num w:numId="14" w16cid:durableId="181286153">
+    <w:abstractNumId w:val="32"/>
+  </w:num>
+  <w:num w:numId="15" w16cid:durableId="1497071035">
+    <w:abstractNumId w:val="28"/>
+  </w:num>
+  <w:num w:numId="16" w16cid:durableId="1195386598">
     <w:abstractNumId w:val="7"/>
   </w:num>
-  <w:num w:numId="4" w16cid:durableId="812454880">
-    <w:abstractNumId w:val="12"/>
-  </w:num>
-  <w:num w:numId="5" w16cid:durableId="783035646">
-    <w:abstractNumId w:val="20"/>
-  </w:num>
-  <w:num w:numId="6" w16cid:durableId="1193956436">
-    <w:abstractNumId w:val="6"/>
-  </w:num>
-  <w:num w:numId="7" w16cid:durableId="1670522788">
-    <w:abstractNumId w:val="11"/>
-  </w:num>
-  <w:num w:numId="8" w16cid:durableId="1955213019">
-    <w:abstractNumId w:val="19"/>
-  </w:num>
-  <w:num w:numId="9" w16cid:durableId="919412092">
-    <w:abstractNumId w:val="15"/>
-  </w:num>
-  <w:num w:numId="10" w16cid:durableId="1579052744">
-    <w:abstractNumId w:val="25"/>
-  </w:num>
-  <w:num w:numId="11" w16cid:durableId="805204089">
-    <w:abstractNumId w:val="26"/>
-  </w:num>
-  <w:num w:numId="12" w16cid:durableId="567348440">
-    <w:abstractNumId w:val="18"/>
-  </w:num>
-  <w:num w:numId="13" w16cid:durableId="2039040021">
-    <w:abstractNumId w:val="22"/>
-  </w:num>
-  <w:num w:numId="14" w16cid:durableId="181286153">
-    <w:abstractNumId w:val="27"/>
-  </w:num>
-  <w:num w:numId="15" w16cid:durableId="1497071035">
-    <w:abstractNumId w:val="23"/>
-  </w:num>
-  <w:num w:numId="16" w16cid:durableId="1195386598">
-    <w:abstractNumId w:val="5"/>
-  </w:num>
   <w:num w:numId="17" w16cid:durableId="1930309931">
-    <w:abstractNumId w:val="3"/>
+    <w:abstractNumId w:val="4"/>
   </w:num>
   <w:num w:numId="18" w16cid:durableId="1942713095">
-    <w:abstractNumId w:val="28"/>
+    <w:abstractNumId w:val="33"/>
   </w:num>
   <w:num w:numId="19" w16cid:durableId="484782812">
-    <w:abstractNumId w:val="29"/>
+    <w:abstractNumId w:val="34"/>
   </w:num>
   <w:num w:numId="20" w16cid:durableId="1468937878">
     <w:abstractNumId w:val="1"/>
   </w:num>
   <w:num w:numId="21" w16cid:durableId="1686856963">
-    <w:abstractNumId w:val="4"/>
+    <w:abstractNumId w:val="6"/>
   </w:num>
   <w:num w:numId="22" w16cid:durableId="2086954676">
-    <w:abstractNumId w:val="30"/>
+    <w:abstractNumId w:val="35"/>
   </w:num>
   <w:num w:numId="23" w16cid:durableId="692146010">
-    <w:abstractNumId w:val="24"/>
+    <w:abstractNumId w:val="29"/>
   </w:num>
   <w:num w:numId="24" w16cid:durableId="1327976353">
-    <w:abstractNumId w:val="10"/>
+    <w:abstractNumId w:val="13"/>
   </w:num>
   <w:num w:numId="25" w16cid:durableId="63454273">
-    <w:abstractNumId w:val="13"/>
+    <w:abstractNumId w:val="16"/>
   </w:num>
   <w:num w:numId="26" w16cid:durableId="444428398">
     <w:abstractNumId w:val="0"/>
   </w:num>
   <w:num w:numId="27" w16cid:durableId="1922105580">
-    <w:abstractNumId w:val="31"/>
+    <w:abstractNumId w:val="36"/>
   </w:num>
   <w:num w:numId="28" w16cid:durableId="1009404947">
-    <w:abstractNumId w:val="16"/>
+    <w:abstractNumId w:val="20"/>
   </w:num>
   <w:num w:numId="29" w16cid:durableId="1347715032">
+    <w:abstractNumId w:val="21"/>
+  </w:num>
+  <w:num w:numId="30" w16cid:durableId="1745107325">
     <w:abstractNumId w:val="17"/>
   </w:num>
-  <w:num w:numId="30" w16cid:durableId="1745107325">
-    <w:abstractNumId w:val="14"/>
-  </w:num>
   <w:num w:numId="31" w16cid:durableId="1714891442">
-    <w:abstractNumId w:val="9"/>
+    <w:abstractNumId w:val="11"/>
   </w:num>
   <w:num w:numId="32" w16cid:durableId="1623881811">
-    <w:abstractNumId w:val="21"/>
+    <w:abstractNumId w:val="26"/>
+  </w:num>
+  <w:num w:numId="33" w16cid:durableId="611863355">
+    <w:abstractNumId w:val="24"/>
+  </w:num>
+  <w:num w:numId="34" w16cid:durableId="769853196">
+    <w:abstractNumId w:val="2"/>
+  </w:num>
+  <w:num w:numId="35" w16cid:durableId="1885361010">
+    <w:abstractNumId w:val="5"/>
+  </w:num>
+  <w:num w:numId="36" w16cid:durableId="89132180">
+    <w:abstractNumId w:val="12"/>
+  </w:num>
+  <w:num w:numId="37" w16cid:durableId="6176443">
+    <w:abstractNumId w:val="18"/>
   </w:num>
 </w:numbering>
 </file>

--- a/Assignment/Smart Home Light Control App.docx
+++ b/Assignment/Smart Home Light Control App.docx
@@ -5,7 +5,7 @@
     <w:p>
       <w:pPr>
         <w:pStyle w:val="Title"/>
-        <w:spacing w:before="0" w:after="120" w:line="360" w:lineRule="auto"/>
+        <w:spacing w:before="0" w:line="360" w:lineRule="auto"/>
         <w:jc w:val="left"/>
         <w:rPr>
           <w:sz w:val="56"/>
@@ -19,9 +19,17 @@
           <w:szCs w:val="56"/>
         </w:rPr>
         <w:drawing>
-          <wp:inline distT="0" distB="0" distL="0" distR="0" wp14:anchorId="01380978" wp14:editId="51139017">
+          <wp:anchor distT="0" distB="0" distL="114300" distR="114300" simplePos="0" relativeHeight="251658240" behindDoc="0" locked="0" layoutInCell="1" allowOverlap="1" wp14:anchorId="01380978" wp14:editId="2AD64C8F">
+            <wp:simplePos x="715992" y="543464"/>
+            <wp:positionH relativeFrom="column">
+              <wp:align>left</wp:align>
+            </wp:positionH>
+            <wp:positionV relativeFrom="paragraph">
+              <wp:align>top</wp:align>
+            </wp:positionV>
             <wp:extent cx="1492250" cy="1492250"/>
             <wp:effectExtent l="0" t="0" r="0" b="0"/>
+            <wp:wrapSquare wrapText="bothSides"/>
             <wp:docPr id="1" name="Billede 1"/>
             <wp:cNvGraphicFramePr>
               <a:graphicFrameLocks xmlns:a="http://schemas.openxmlformats.org/drawingml/2006/main" noChangeAspect="1"/>
@@ -64,24 +72,21 @@
                 </pic:pic>
               </a:graphicData>
             </a:graphic>
-          </wp:inline>
+          </wp:anchor>
         </w:drawing>
       </w:r>
-    </w:p>
-    <w:p>
-      <w:pPr>
-        <w:pStyle w:val="Title"/>
-        <w:spacing w:before="0" w:after="120" w:line="360" w:lineRule="auto"/>
+      <w:r>
         <w:rPr>
           <w:sz w:val="56"/>
           <w:szCs w:val="56"/>
         </w:rPr>
-      </w:pPr>
+        <w:br w:type="textWrapping" w:clear="all"/>
+      </w:r>
     </w:p>
     <w:p>
       <w:pPr>
         <w:pStyle w:val="Title"/>
-        <w:spacing w:before="0" w:after="120" w:line="360" w:lineRule="auto"/>
+        <w:spacing w:before="0" w:line="360" w:lineRule="auto"/>
         <w:rPr>
           <w:sz w:val="56"/>
           <w:szCs w:val="56"/>
@@ -91,7 +96,7 @@
     <w:p>
       <w:pPr>
         <w:pStyle w:val="Title"/>
-        <w:spacing w:before="0" w:after="120" w:line="360" w:lineRule="auto"/>
+        <w:spacing w:before="0" w:line="360" w:lineRule="auto"/>
         <w:rPr>
           <w:sz w:val="56"/>
           <w:szCs w:val="56"/>
@@ -101,7 +106,17 @@
     <w:p>
       <w:pPr>
         <w:pStyle w:val="Title"/>
-        <w:spacing w:before="0" w:after="120" w:line="360" w:lineRule="auto"/>
+        <w:spacing w:before="0" w:line="360" w:lineRule="auto"/>
+        <w:rPr>
+          <w:sz w:val="56"/>
+          <w:szCs w:val="56"/>
+        </w:rPr>
+      </w:pPr>
+    </w:p>
+    <w:p>
+      <w:pPr>
+        <w:pStyle w:val="Title"/>
+        <w:spacing w:before="0" w:line="360" w:lineRule="auto"/>
         <w:rPr>
           <w:sz w:val="56"/>
           <w:szCs w:val="56"/>
@@ -118,7 +133,7 @@
     <w:p>
       <w:pPr>
         <w:pStyle w:val="Title"/>
-        <w:spacing w:before="0" w:after="120" w:line="360" w:lineRule="auto"/>
+        <w:spacing w:before="0" w:line="360" w:lineRule="auto"/>
         <w:rPr>
           <w:sz w:val="56"/>
           <w:szCs w:val="56"/>
@@ -127,7 +142,7 @@
     </w:p>
     <w:p>
       <w:pPr>
-        <w:spacing w:after="120" w:line="360" w:lineRule="auto"/>
+        <w:spacing w:line="360" w:lineRule="auto"/>
         <w:jc w:val="center"/>
         <w:rPr>
           <w:lang w:val="en-GB"/>
@@ -172,7 +187,7 @@
     </w:p>
     <w:p>
       <w:pPr>
-        <w:spacing w:after="120" w:line="360" w:lineRule="auto"/>
+        <w:spacing w:line="360" w:lineRule="auto"/>
         <w:jc w:val="center"/>
         <w:rPr>
           <w:lang w:val="en-GB"/>
@@ -200,7 +215,7 @@
     <w:p>
       <w:pPr>
         <w:pStyle w:val="Title"/>
-        <w:spacing w:before="0" w:after="120" w:line="360" w:lineRule="auto"/>
+        <w:spacing w:before="0" w:line="360" w:lineRule="auto"/>
         <w:rPr>
           <w:sz w:val="56"/>
           <w:szCs w:val="56"/>
@@ -211,7 +226,7 @@
     <w:p>
       <w:pPr>
         <w:pStyle w:val="Title"/>
-        <w:spacing w:before="0" w:after="120" w:line="360" w:lineRule="auto"/>
+        <w:spacing w:before="0" w:line="360" w:lineRule="auto"/>
         <w:rPr>
           <w:sz w:val="56"/>
           <w:szCs w:val="56"/>
@@ -222,7 +237,7 @@
     <w:p>
       <w:pPr>
         <w:pStyle w:val="Title"/>
-        <w:spacing w:before="0" w:after="120" w:line="360" w:lineRule="auto"/>
+        <w:spacing w:before="0" w:line="360" w:lineRule="auto"/>
         <w:jc w:val="left"/>
         <w:rPr>
           <w:sz w:val="24"/>
@@ -242,7 +257,7 @@
     <w:p>
       <w:pPr>
         <w:pStyle w:val="Title"/>
-        <w:spacing w:before="0" w:after="120" w:line="360" w:lineRule="auto"/>
+        <w:spacing w:before="0" w:line="360" w:lineRule="auto"/>
         <w:jc w:val="left"/>
         <w:rPr>
           <w:sz w:val="24"/>
@@ -251,595 +266,599 @@
         </w:rPr>
       </w:pPr>
     </w:p>
-    <w:p>
-      <w:pPr>
-        <w:pStyle w:val="Title"/>
-        <w:spacing w:before="0" w:after="120" w:line="360" w:lineRule="auto"/>
-        <w:jc w:val="left"/>
-      </w:pPr>
-      <w:r>
+    <w:sdt>
+      <w:sdtPr>
+        <w:id w:val="-519011310"/>
+        <w:docPartObj>
+          <w:docPartGallery w:val="Table of Contents"/>
+          <w:docPartUnique/>
+        </w:docPartObj>
+      </w:sdtPr>
+      <w:sdtEndPr>
         <w:rPr>
+          <w:rFonts w:ascii="Times New Roman" w:hAnsi="Times New Roman"/>
+          <w:noProof/>
+          <w:color w:val="auto"/>
           <w:sz w:val="24"/>
-          <w:szCs w:val="24"/>
+          <w:szCs w:val="20"/>
         </w:rPr>
-        <w:t>Table of Contents</w:t>
-      </w:r>
-    </w:p>
-    <w:p>
-      <w:pPr>
-        <w:pStyle w:val="TOC1"/>
-        <w:spacing w:after="120" w:line="360" w:lineRule="auto"/>
-      </w:pPr>
-    </w:p>
-    <w:p>
-      <w:pPr>
-        <w:pStyle w:val="TOC1"/>
-        <w:spacing w:after="120" w:line="360" w:lineRule="auto"/>
-        <w:rPr>
-          <w:rFonts w:ascii="Calibri" w:hAnsi="Calibri"/>
-          <w:noProof/>
-          <w:sz w:val="22"/>
-          <w:szCs w:val="22"/>
-          <w:lang w:val="da-DK" w:eastAsia="da-DK"/>
-        </w:rPr>
-      </w:pPr>
-      <w:r>
-        <w:fldChar w:fldCharType="begin"/>
-      </w:r>
-      <w:r>
-        <w:instrText xml:space="preserve"> TOC \o "1-3" \h \z \u </w:instrText>
-      </w:r>
-      <w:r>
-        <w:fldChar w:fldCharType="separate"/>
-      </w:r>
-      <w:hyperlink w:anchor="_Toc478981509" w:history="1">
-        <w:r>
-          <w:rPr>
-            <w:rStyle w:val="Hyperlink"/>
-            <w:noProof/>
-          </w:rPr>
-          <w:t>1.</w:t>
-        </w:r>
-        <w:r>
-          <w:rPr>
-            <w:rFonts w:ascii="Calibri" w:hAnsi="Calibri"/>
-            <w:noProof/>
-            <w:sz w:val="22"/>
-            <w:szCs w:val="22"/>
-            <w:lang w:val="da-DK" w:eastAsia="da-DK"/>
-          </w:rPr>
-          <w:tab/>
-        </w:r>
-        <w:r>
-          <w:rPr>
-            <w:rStyle w:val="Hyperlink"/>
-            <w:noProof/>
-          </w:rPr>
-          <w:t>Introduction</w:t>
-        </w:r>
-        <w:r>
-          <w:rPr>
-            <w:noProof/>
-            <w:webHidden/>
-          </w:rPr>
-          <w:tab/>
-        </w:r>
-        <w:r>
-          <w:rPr>
-            <w:noProof/>
-            <w:webHidden/>
-          </w:rPr>
-          <w:fldChar w:fldCharType="begin"/>
-        </w:r>
-        <w:r>
-          <w:rPr>
-            <w:noProof/>
-            <w:webHidden/>
-          </w:rPr>
-          <w:instrText xml:space="preserve"> PAGEREF _Toc478981509 \h </w:instrText>
-        </w:r>
-        <w:r>
-          <w:rPr>
-            <w:noProof/>
-            <w:webHidden/>
-          </w:rPr>
-        </w:r>
-        <w:r>
-          <w:rPr>
-            <w:noProof/>
-            <w:webHidden/>
-          </w:rPr>
-          <w:fldChar w:fldCharType="separate"/>
-        </w:r>
-        <w:r>
-          <w:rPr>
-            <w:noProof/>
-            <w:webHidden/>
-          </w:rPr>
-          <w:t>3</w:t>
-        </w:r>
-        <w:r>
-          <w:rPr>
-            <w:noProof/>
-            <w:webHidden/>
-          </w:rPr>
-          <w:fldChar w:fldCharType="end"/>
-        </w:r>
-      </w:hyperlink>
-    </w:p>
-    <w:p>
-      <w:pPr>
-        <w:pStyle w:val="TOC1"/>
-        <w:spacing w:after="120" w:line="360" w:lineRule="auto"/>
-        <w:rPr>
-          <w:rFonts w:ascii="Calibri" w:hAnsi="Calibri"/>
-          <w:noProof/>
-          <w:sz w:val="22"/>
-          <w:szCs w:val="22"/>
-          <w:lang w:val="da-DK" w:eastAsia="da-DK"/>
-        </w:rPr>
-      </w:pPr>
-      <w:hyperlink w:anchor="_Toc478981510" w:history="1">
-        <w:r>
-          <w:rPr>
-            <w:rStyle w:val="Hyperlink"/>
-            <w:noProof/>
-          </w:rPr>
-          <w:t>2.</w:t>
-        </w:r>
-        <w:r>
-          <w:rPr>
-            <w:rFonts w:ascii="Calibri" w:hAnsi="Calibri"/>
-            <w:noProof/>
-            <w:sz w:val="22"/>
-            <w:szCs w:val="22"/>
-            <w:lang w:val="da-DK" w:eastAsia="da-DK"/>
-          </w:rPr>
-          <w:tab/>
-        </w:r>
-        <w:r>
-          <w:rPr>
-            <w:rStyle w:val="Hyperlink"/>
-            <w:noProof/>
-          </w:rPr>
-          <w:t>Methodology</w:t>
-        </w:r>
-        <w:r>
-          <w:rPr>
-            <w:noProof/>
-            <w:webHidden/>
-          </w:rPr>
-          <w:tab/>
-        </w:r>
-        <w:r>
-          <w:rPr>
-            <w:noProof/>
-            <w:webHidden/>
-          </w:rPr>
-          <w:fldChar w:fldCharType="begin"/>
-        </w:r>
-        <w:r>
-          <w:rPr>
-            <w:noProof/>
-            <w:webHidden/>
-          </w:rPr>
-          <w:instrText xml:space="preserve"> PAGEREF _Toc478981510 \h </w:instrText>
-        </w:r>
-        <w:r>
-          <w:rPr>
-            <w:noProof/>
-            <w:webHidden/>
-          </w:rPr>
-        </w:r>
-        <w:r>
-          <w:rPr>
-            <w:noProof/>
-            <w:webHidden/>
-          </w:rPr>
-          <w:fldChar w:fldCharType="separate"/>
-        </w:r>
-        <w:r>
-          <w:rPr>
-            <w:noProof/>
-            <w:webHidden/>
-          </w:rPr>
-          <w:t>3</w:t>
-        </w:r>
-        <w:r>
-          <w:rPr>
-            <w:noProof/>
-            <w:webHidden/>
-          </w:rPr>
-          <w:fldChar w:fldCharType="end"/>
-        </w:r>
-      </w:hyperlink>
-    </w:p>
-    <w:p>
-      <w:pPr>
-        <w:pStyle w:val="TOC1"/>
-        <w:spacing w:after="120" w:line="360" w:lineRule="auto"/>
-        <w:rPr>
-          <w:rFonts w:ascii="Calibri" w:hAnsi="Calibri"/>
-          <w:noProof/>
-          <w:sz w:val="22"/>
-          <w:szCs w:val="22"/>
-          <w:lang w:val="da-DK" w:eastAsia="da-DK"/>
-        </w:rPr>
-      </w:pPr>
-      <w:hyperlink w:anchor="_Toc478981511" w:history="1">
-        <w:r>
-          <w:rPr>
-            <w:rStyle w:val="Hyperlink"/>
-            <w:noProof/>
-          </w:rPr>
-          <w:t>3.</w:t>
-        </w:r>
-        <w:r>
-          <w:rPr>
-            <w:rFonts w:ascii="Calibri" w:hAnsi="Calibri"/>
-            <w:noProof/>
-            <w:sz w:val="22"/>
-            <w:szCs w:val="22"/>
-            <w:lang w:val="da-DK" w:eastAsia="da-DK"/>
-          </w:rPr>
-          <w:tab/>
-        </w:r>
-        <w:r>
-          <w:rPr>
-            <w:rStyle w:val="Hyperlink"/>
-            <w:noProof/>
-          </w:rPr>
-          <w:t>Findings</w:t>
-        </w:r>
-        <w:r>
-          <w:rPr>
-            <w:noProof/>
-            <w:webHidden/>
-          </w:rPr>
-          <w:tab/>
-        </w:r>
-        <w:r>
-          <w:rPr>
-            <w:noProof/>
-            <w:webHidden/>
-          </w:rPr>
-          <w:fldChar w:fldCharType="begin"/>
-        </w:r>
-        <w:r>
-          <w:rPr>
-            <w:noProof/>
-            <w:webHidden/>
-          </w:rPr>
-          <w:instrText xml:space="preserve"> PAGEREF _Toc478981511 \h </w:instrText>
-        </w:r>
-        <w:r>
-          <w:rPr>
-            <w:noProof/>
-            <w:webHidden/>
-          </w:rPr>
-        </w:r>
-        <w:r>
-          <w:rPr>
-            <w:noProof/>
-            <w:webHidden/>
-          </w:rPr>
-          <w:fldChar w:fldCharType="separate"/>
-        </w:r>
-        <w:r>
-          <w:rPr>
-            <w:noProof/>
-            <w:webHidden/>
-          </w:rPr>
-          <w:t>3</w:t>
-        </w:r>
-        <w:r>
-          <w:rPr>
-            <w:noProof/>
-            <w:webHidden/>
-          </w:rPr>
-          <w:fldChar w:fldCharType="end"/>
-        </w:r>
-      </w:hyperlink>
-    </w:p>
-    <w:p>
-      <w:pPr>
-        <w:pStyle w:val="TOC1"/>
-        <w:spacing w:after="120" w:line="360" w:lineRule="auto"/>
-        <w:rPr>
-          <w:rFonts w:ascii="Calibri" w:hAnsi="Calibri"/>
-          <w:noProof/>
-          <w:sz w:val="22"/>
-          <w:szCs w:val="22"/>
-          <w:lang w:val="da-DK" w:eastAsia="da-DK"/>
-        </w:rPr>
-      </w:pPr>
-      <w:hyperlink w:anchor="_Toc478981512" w:history="1">
-        <w:r>
-          <w:rPr>
-            <w:rStyle w:val="Hyperlink"/>
-            <w:noProof/>
-          </w:rPr>
-          <w:t>4.</w:t>
-        </w:r>
-        <w:r>
-          <w:rPr>
-            <w:rFonts w:ascii="Calibri" w:hAnsi="Calibri"/>
-            <w:noProof/>
-            <w:sz w:val="22"/>
-            <w:szCs w:val="22"/>
-            <w:lang w:val="da-DK" w:eastAsia="da-DK"/>
-          </w:rPr>
-          <w:tab/>
-        </w:r>
-        <w:r>
-          <w:rPr>
-            <w:rStyle w:val="Hyperlink"/>
-            <w:noProof/>
-          </w:rPr>
-          <w:t>Discussion</w:t>
-        </w:r>
-        <w:r>
-          <w:rPr>
-            <w:noProof/>
-            <w:webHidden/>
-          </w:rPr>
-          <w:tab/>
-        </w:r>
-        <w:r>
-          <w:rPr>
-            <w:noProof/>
-            <w:webHidden/>
-          </w:rPr>
-          <w:fldChar w:fldCharType="begin"/>
-        </w:r>
-        <w:r>
-          <w:rPr>
-            <w:noProof/>
-            <w:webHidden/>
-          </w:rPr>
-          <w:instrText xml:space="preserve"> PAGEREF _Toc478981512 \h </w:instrText>
-        </w:r>
-        <w:r>
-          <w:rPr>
-            <w:noProof/>
-            <w:webHidden/>
-          </w:rPr>
-        </w:r>
-        <w:r>
-          <w:rPr>
-            <w:noProof/>
-            <w:webHidden/>
-          </w:rPr>
-          <w:fldChar w:fldCharType="separate"/>
-        </w:r>
-        <w:r>
-          <w:rPr>
-            <w:noProof/>
-            <w:webHidden/>
-          </w:rPr>
-          <w:t>3</w:t>
-        </w:r>
-        <w:r>
-          <w:rPr>
-            <w:noProof/>
-            <w:webHidden/>
-          </w:rPr>
-          <w:fldChar w:fldCharType="end"/>
-        </w:r>
-      </w:hyperlink>
-    </w:p>
-    <w:p>
-      <w:pPr>
-        <w:pStyle w:val="TOC1"/>
-        <w:spacing w:after="120" w:line="360" w:lineRule="auto"/>
-        <w:rPr>
-          <w:rFonts w:ascii="Calibri" w:hAnsi="Calibri"/>
-          <w:noProof/>
-          <w:sz w:val="22"/>
-          <w:szCs w:val="22"/>
-          <w:lang w:val="da-DK" w:eastAsia="da-DK"/>
-        </w:rPr>
-      </w:pPr>
-      <w:hyperlink w:anchor="_Toc478981513" w:history="1">
-        <w:r>
-          <w:rPr>
-            <w:rStyle w:val="Hyperlink"/>
-            <w:noProof/>
-          </w:rPr>
-          <w:t>5.</w:t>
-        </w:r>
-        <w:r>
-          <w:rPr>
-            <w:rFonts w:ascii="Calibri" w:hAnsi="Calibri"/>
-            <w:noProof/>
-            <w:sz w:val="22"/>
-            <w:szCs w:val="22"/>
-            <w:lang w:val="da-DK" w:eastAsia="da-DK"/>
-          </w:rPr>
-          <w:tab/>
-        </w:r>
-        <w:r>
-          <w:rPr>
-            <w:rStyle w:val="Hyperlink"/>
-            <w:noProof/>
-          </w:rPr>
-          <w:t>Conclusion</w:t>
-        </w:r>
-        <w:r>
-          <w:rPr>
-            <w:noProof/>
-            <w:webHidden/>
-          </w:rPr>
-          <w:tab/>
-        </w:r>
-        <w:r>
-          <w:rPr>
-            <w:noProof/>
-            <w:webHidden/>
-          </w:rPr>
-          <w:fldChar w:fldCharType="begin"/>
-        </w:r>
-        <w:r>
-          <w:rPr>
-            <w:noProof/>
-            <w:webHidden/>
-          </w:rPr>
-          <w:instrText xml:space="preserve"> PAGEREF _Toc478981513 \h </w:instrText>
-        </w:r>
-        <w:r>
-          <w:rPr>
-            <w:noProof/>
-            <w:webHidden/>
-          </w:rPr>
-        </w:r>
-        <w:r>
-          <w:rPr>
-            <w:noProof/>
-            <w:webHidden/>
-          </w:rPr>
-          <w:fldChar w:fldCharType="separate"/>
-        </w:r>
-        <w:r>
-          <w:rPr>
-            <w:noProof/>
-            <w:webHidden/>
-          </w:rPr>
-          <w:t>3</w:t>
-        </w:r>
-        <w:r>
-          <w:rPr>
-            <w:noProof/>
-            <w:webHidden/>
-          </w:rPr>
-          <w:fldChar w:fldCharType="end"/>
-        </w:r>
-      </w:hyperlink>
-    </w:p>
-    <w:p>
-      <w:pPr>
-        <w:pStyle w:val="TOC1"/>
-        <w:spacing w:after="120" w:line="360" w:lineRule="auto"/>
-        <w:rPr>
-          <w:rFonts w:ascii="Calibri" w:hAnsi="Calibri"/>
-          <w:noProof/>
-          <w:sz w:val="22"/>
-          <w:szCs w:val="22"/>
-          <w:lang w:val="da-DK" w:eastAsia="da-DK"/>
-        </w:rPr>
-      </w:pPr>
-      <w:hyperlink w:anchor="_Toc478981514" w:history="1">
-        <w:r>
-          <w:rPr>
-            <w:rStyle w:val="Hyperlink"/>
-            <w:noProof/>
-          </w:rPr>
-          <w:t>6.</w:t>
-        </w:r>
-        <w:r>
-          <w:rPr>
-            <w:rFonts w:ascii="Calibri" w:hAnsi="Calibri"/>
-            <w:noProof/>
-            <w:sz w:val="22"/>
-            <w:szCs w:val="22"/>
-            <w:lang w:val="da-DK" w:eastAsia="da-DK"/>
-          </w:rPr>
-          <w:tab/>
-        </w:r>
-        <w:r>
-          <w:rPr>
-            <w:rStyle w:val="Hyperlink"/>
-            <w:noProof/>
-          </w:rPr>
-          <w:t>Appendix</w:t>
-        </w:r>
-        <w:r>
-          <w:rPr>
-            <w:noProof/>
-            <w:webHidden/>
-          </w:rPr>
-          <w:tab/>
-        </w:r>
-        <w:r>
-          <w:rPr>
-            <w:noProof/>
-            <w:webHidden/>
-          </w:rPr>
-          <w:fldChar w:fldCharType="begin"/>
-        </w:r>
-        <w:r>
-          <w:rPr>
-            <w:noProof/>
-            <w:webHidden/>
-          </w:rPr>
-          <w:instrText xml:space="preserve"> PAGEREF _Toc478981514 \h </w:instrText>
-        </w:r>
-        <w:r>
-          <w:rPr>
-            <w:noProof/>
-            <w:webHidden/>
-          </w:rPr>
-        </w:r>
-        <w:r>
-          <w:rPr>
-            <w:noProof/>
-            <w:webHidden/>
-          </w:rPr>
-          <w:fldChar w:fldCharType="separate"/>
-        </w:r>
-        <w:r>
-          <w:rPr>
-            <w:noProof/>
-            <w:webHidden/>
-          </w:rPr>
-          <w:t>3</w:t>
-        </w:r>
-        <w:r>
-          <w:rPr>
-            <w:noProof/>
-            <w:webHidden/>
-          </w:rPr>
-          <w:fldChar w:fldCharType="end"/>
-        </w:r>
-      </w:hyperlink>
-    </w:p>
-    <w:p>
-      <w:pPr>
-        <w:spacing w:after="120" w:line="360" w:lineRule="auto"/>
-        <w:ind w:left="142"/>
-      </w:pPr>
-      <w:r>
-        <w:fldChar w:fldCharType="end"/>
-      </w:r>
-    </w:p>
-    <w:p>
-      <w:pPr>
-        <w:tabs>
-          <w:tab w:val="left" w:pos="851"/>
-        </w:tabs>
-        <w:spacing w:after="120" w:line="360" w:lineRule="auto"/>
-      </w:pPr>
-    </w:p>
-    <w:p>
-      <w:pPr>
-        <w:pStyle w:val="Title"/>
-        <w:spacing w:before="0" w:after="120" w:line="360" w:lineRule="auto"/>
-        <w:jc w:val="left"/>
-        <w:rPr>
-          <w:sz w:val="24"/>
-          <w:szCs w:val="24"/>
-        </w:rPr>
-        <w:sectPr>
-          <w:footerReference w:type="default" r:id="rId13"/>
-          <w:type w:val="continuous"/>
-          <w:pgSz w:w="12240" w:h="15840" w:code="1"/>
-          <w:pgMar w:top="851" w:right="1134" w:bottom="1701" w:left="1134" w:header="708" w:footer="708" w:gutter="0"/>
-          <w:pgNumType w:start="1"/>
-          <w:cols w:space="461"/>
-          <w:titlePg/>
-          <w:docGrid w:linePitch="272"/>
-        </w:sectPr>
-      </w:pPr>
-    </w:p>
+      </w:sdtEndPr>
+      <w:sdtContent>
+        <w:p>
+          <w:pPr>
+            <w:pStyle w:val="TOCHeading"/>
+            <w:rPr>
+              <w:color w:val="auto"/>
+            </w:rPr>
+          </w:pPr>
+          <w:r>
+            <w:rPr>
+              <w:color w:val="auto"/>
+            </w:rPr>
+            <w:t>Table of contents</w:t>
+          </w:r>
+        </w:p>
+        <w:p>
+          <w:pPr>
+            <w:pStyle w:val="TOC1"/>
+            <w:rPr>
+              <w:rFonts w:asciiTheme="minorHAnsi" w:eastAsiaTheme="minorEastAsia" w:hAnsiTheme="minorHAnsi" w:cstheme="minorBidi"/>
+              <w:noProof/>
+              <w:kern w:val="2"/>
+              <w:szCs w:val="24"/>
+              <w:lang w:val="en-AU" w:eastAsia="en-AU"/>
+              <w14:ligatures w14:val="standardContextual"/>
+            </w:rPr>
+          </w:pPr>
+          <w:r>
+            <w:fldChar w:fldCharType="begin"/>
+          </w:r>
+          <w:r>
+            <w:instrText xml:space="preserve"> TOC \o "1-3" \h \z \u </w:instrText>
+          </w:r>
+          <w:r>
+            <w:fldChar w:fldCharType="separate"/>
+          </w:r>
+          <w:hyperlink w:anchor="_Toc215749210" w:history="1">
+            <w:r>
+              <w:rPr>
+                <w:rStyle w:val="Hyperlink"/>
+                <w:noProof/>
+              </w:rPr>
+              <w:t>1.</w:t>
+            </w:r>
+            <w:r>
+              <w:rPr>
+                <w:rFonts w:asciiTheme="minorHAnsi" w:eastAsiaTheme="minorEastAsia" w:hAnsiTheme="minorHAnsi" w:cstheme="minorBidi"/>
+                <w:noProof/>
+                <w:kern w:val="2"/>
+                <w:szCs w:val="24"/>
+                <w:lang w:val="en-AU" w:eastAsia="en-AU"/>
+                <w14:ligatures w14:val="standardContextual"/>
+              </w:rPr>
+              <w:tab/>
+            </w:r>
+            <w:r>
+              <w:rPr>
+                <w:rStyle w:val="Hyperlink"/>
+                <w:noProof/>
+              </w:rPr>
+              <w:t>Introduction</w:t>
+            </w:r>
+            <w:r>
+              <w:rPr>
+                <w:noProof/>
+                <w:webHidden/>
+              </w:rPr>
+              <w:tab/>
+            </w:r>
+            <w:r>
+              <w:rPr>
+                <w:noProof/>
+                <w:webHidden/>
+              </w:rPr>
+              <w:fldChar w:fldCharType="begin"/>
+            </w:r>
+            <w:r>
+              <w:rPr>
+                <w:noProof/>
+                <w:webHidden/>
+              </w:rPr>
+              <w:instrText xml:space="preserve"> PAGEREF _Toc215749210 \h </w:instrText>
+            </w:r>
+            <w:r>
+              <w:rPr>
+                <w:noProof/>
+                <w:webHidden/>
+              </w:rPr>
+            </w:r>
+            <w:r>
+              <w:rPr>
+                <w:noProof/>
+                <w:webHidden/>
+              </w:rPr>
+              <w:fldChar w:fldCharType="separate"/>
+            </w:r>
+            <w:r>
+              <w:rPr>
+                <w:noProof/>
+                <w:webHidden/>
+              </w:rPr>
+              <w:t>3</w:t>
+            </w:r>
+            <w:r>
+              <w:rPr>
+                <w:noProof/>
+                <w:webHidden/>
+              </w:rPr>
+              <w:fldChar w:fldCharType="end"/>
+            </w:r>
+          </w:hyperlink>
+        </w:p>
+        <w:p>
+          <w:pPr>
+            <w:pStyle w:val="TOC1"/>
+            <w:rPr>
+              <w:rFonts w:asciiTheme="minorHAnsi" w:eastAsiaTheme="minorEastAsia" w:hAnsiTheme="minorHAnsi" w:cstheme="minorBidi"/>
+              <w:noProof/>
+              <w:kern w:val="2"/>
+              <w:szCs w:val="24"/>
+              <w:lang w:val="en-AU" w:eastAsia="en-AU"/>
+              <w14:ligatures w14:val="standardContextual"/>
+            </w:rPr>
+          </w:pPr>
+          <w:hyperlink w:anchor="_Toc215749211" w:history="1">
+            <w:r>
+              <w:rPr>
+                <w:rStyle w:val="Hyperlink"/>
+                <w:noProof/>
+              </w:rPr>
+              <w:t>2.</w:t>
+            </w:r>
+            <w:r>
+              <w:rPr>
+                <w:rFonts w:asciiTheme="minorHAnsi" w:eastAsiaTheme="minorEastAsia" w:hAnsiTheme="minorHAnsi" w:cstheme="minorBidi"/>
+                <w:noProof/>
+                <w:kern w:val="2"/>
+                <w:szCs w:val="24"/>
+                <w:lang w:val="en-AU" w:eastAsia="en-AU"/>
+                <w14:ligatures w14:val="standardContextual"/>
+              </w:rPr>
+              <w:tab/>
+            </w:r>
+            <w:r>
+              <w:rPr>
+                <w:rStyle w:val="Hyperlink"/>
+                <w:noProof/>
+              </w:rPr>
+              <w:t>Methodology</w:t>
+            </w:r>
+            <w:r>
+              <w:rPr>
+                <w:noProof/>
+                <w:webHidden/>
+              </w:rPr>
+              <w:tab/>
+            </w:r>
+            <w:r>
+              <w:rPr>
+                <w:noProof/>
+                <w:webHidden/>
+              </w:rPr>
+              <w:fldChar w:fldCharType="begin"/>
+            </w:r>
+            <w:r>
+              <w:rPr>
+                <w:noProof/>
+                <w:webHidden/>
+              </w:rPr>
+              <w:instrText xml:space="preserve"> PAGEREF _Toc215749211 \h </w:instrText>
+            </w:r>
+            <w:r>
+              <w:rPr>
+                <w:noProof/>
+                <w:webHidden/>
+              </w:rPr>
+            </w:r>
+            <w:r>
+              <w:rPr>
+                <w:noProof/>
+                <w:webHidden/>
+              </w:rPr>
+              <w:fldChar w:fldCharType="separate"/>
+            </w:r>
+            <w:r>
+              <w:rPr>
+                <w:noProof/>
+                <w:webHidden/>
+              </w:rPr>
+              <w:t>4</w:t>
+            </w:r>
+            <w:r>
+              <w:rPr>
+                <w:noProof/>
+                <w:webHidden/>
+              </w:rPr>
+              <w:fldChar w:fldCharType="end"/>
+            </w:r>
+          </w:hyperlink>
+        </w:p>
+        <w:p>
+          <w:pPr>
+            <w:pStyle w:val="TOC1"/>
+            <w:rPr>
+              <w:rFonts w:asciiTheme="minorHAnsi" w:eastAsiaTheme="minorEastAsia" w:hAnsiTheme="minorHAnsi" w:cstheme="minorBidi"/>
+              <w:noProof/>
+              <w:kern w:val="2"/>
+              <w:szCs w:val="24"/>
+              <w:lang w:val="en-AU" w:eastAsia="en-AU"/>
+              <w14:ligatures w14:val="standardContextual"/>
+            </w:rPr>
+          </w:pPr>
+          <w:hyperlink w:anchor="_Toc215749212" w:history="1">
+            <w:r>
+              <w:rPr>
+                <w:rStyle w:val="Hyperlink"/>
+                <w:noProof/>
+              </w:rPr>
+              <w:t>3.</w:t>
+            </w:r>
+            <w:r>
+              <w:rPr>
+                <w:rFonts w:asciiTheme="minorHAnsi" w:eastAsiaTheme="minorEastAsia" w:hAnsiTheme="minorHAnsi" w:cstheme="minorBidi"/>
+                <w:noProof/>
+                <w:kern w:val="2"/>
+                <w:szCs w:val="24"/>
+                <w:lang w:val="en-AU" w:eastAsia="en-AU"/>
+                <w14:ligatures w14:val="standardContextual"/>
+              </w:rPr>
+              <w:tab/>
+            </w:r>
+            <w:r>
+              <w:rPr>
+                <w:rStyle w:val="Hyperlink"/>
+                <w:noProof/>
+              </w:rPr>
+              <w:t>Findings</w:t>
+            </w:r>
+            <w:r>
+              <w:rPr>
+                <w:noProof/>
+                <w:webHidden/>
+              </w:rPr>
+              <w:tab/>
+            </w:r>
+            <w:r>
+              <w:rPr>
+                <w:noProof/>
+                <w:webHidden/>
+              </w:rPr>
+              <w:fldChar w:fldCharType="begin"/>
+            </w:r>
+            <w:r>
+              <w:rPr>
+                <w:noProof/>
+                <w:webHidden/>
+              </w:rPr>
+              <w:instrText xml:space="preserve"> PAGEREF _Toc215749212 \h </w:instrText>
+            </w:r>
+            <w:r>
+              <w:rPr>
+                <w:noProof/>
+                <w:webHidden/>
+              </w:rPr>
+            </w:r>
+            <w:r>
+              <w:rPr>
+                <w:noProof/>
+                <w:webHidden/>
+              </w:rPr>
+              <w:fldChar w:fldCharType="separate"/>
+            </w:r>
+            <w:r>
+              <w:rPr>
+                <w:noProof/>
+                <w:webHidden/>
+              </w:rPr>
+              <w:t>5</w:t>
+            </w:r>
+            <w:r>
+              <w:rPr>
+                <w:noProof/>
+                <w:webHidden/>
+              </w:rPr>
+              <w:fldChar w:fldCharType="end"/>
+            </w:r>
+          </w:hyperlink>
+        </w:p>
+        <w:p>
+          <w:pPr>
+            <w:pStyle w:val="TOC1"/>
+            <w:rPr>
+              <w:rFonts w:asciiTheme="minorHAnsi" w:eastAsiaTheme="minorEastAsia" w:hAnsiTheme="minorHAnsi" w:cstheme="minorBidi"/>
+              <w:noProof/>
+              <w:kern w:val="2"/>
+              <w:szCs w:val="24"/>
+              <w:lang w:val="en-AU" w:eastAsia="en-AU"/>
+              <w14:ligatures w14:val="standardContextual"/>
+            </w:rPr>
+          </w:pPr>
+          <w:hyperlink w:anchor="_Toc215749213" w:history="1">
+            <w:r>
+              <w:rPr>
+                <w:rStyle w:val="Hyperlink"/>
+                <w:noProof/>
+              </w:rPr>
+              <w:t>4.</w:t>
+            </w:r>
+            <w:r>
+              <w:rPr>
+                <w:rFonts w:asciiTheme="minorHAnsi" w:eastAsiaTheme="minorEastAsia" w:hAnsiTheme="minorHAnsi" w:cstheme="minorBidi"/>
+                <w:noProof/>
+                <w:kern w:val="2"/>
+                <w:szCs w:val="24"/>
+                <w:lang w:val="en-AU" w:eastAsia="en-AU"/>
+                <w14:ligatures w14:val="standardContextual"/>
+              </w:rPr>
+              <w:tab/>
+            </w:r>
+            <w:r>
+              <w:rPr>
+                <w:rStyle w:val="Hyperlink"/>
+                <w:noProof/>
+              </w:rPr>
+              <w:t>Discussion</w:t>
+            </w:r>
+            <w:r>
+              <w:rPr>
+                <w:noProof/>
+                <w:webHidden/>
+              </w:rPr>
+              <w:tab/>
+            </w:r>
+            <w:r>
+              <w:rPr>
+                <w:noProof/>
+                <w:webHidden/>
+              </w:rPr>
+              <w:fldChar w:fldCharType="begin"/>
+            </w:r>
+            <w:r>
+              <w:rPr>
+                <w:noProof/>
+                <w:webHidden/>
+              </w:rPr>
+              <w:instrText xml:space="preserve"> PAGEREF _Toc215749213 \h </w:instrText>
+            </w:r>
+            <w:r>
+              <w:rPr>
+                <w:noProof/>
+                <w:webHidden/>
+              </w:rPr>
+            </w:r>
+            <w:r>
+              <w:rPr>
+                <w:noProof/>
+                <w:webHidden/>
+              </w:rPr>
+              <w:fldChar w:fldCharType="separate"/>
+            </w:r>
+            <w:r>
+              <w:rPr>
+                <w:noProof/>
+                <w:webHidden/>
+              </w:rPr>
+              <w:t>7</w:t>
+            </w:r>
+            <w:r>
+              <w:rPr>
+                <w:noProof/>
+                <w:webHidden/>
+              </w:rPr>
+              <w:fldChar w:fldCharType="end"/>
+            </w:r>
+          </w:hyperlink>
+        </w:p>
+        <w:p>
+          <w:pPr>
+            <w:pStyle w:val="TOC1"/>
+            <w:rPr>
+              <w:rFonts w:asciiTheme="minorHAnsi" w:eastAsiaTheme="minorEastAsia" w:hAnsiTheme="minorHAnsi" w:cstheme="minorBidi"/>
+              <w:noProof/>
+              <w:kern w:val="2"/>
+              <w:szCs w:val="24"/>
+              <w:lang w:val="en-AU" w:eastAsia="en-AU"/>
+              <w14:ligatures w14:val="standardContextual"/>
+            </w:rPr>
+          </w:pPr>
+          <w:hyperlink w:anchor="_Toc215749214" w:history="1">
+            <w:r>
+              <w:rPr>
+                <w:rStyle w:val="Hyperlink"/>
+                <w:noProof/>
+              </w:rPr>
+              <w:t>5.</w:t>
+            </w:r>
+            <w:r>
+              <w:rPr>
+                <w:rFonts w:asciiTheme="minorHAnsi" w:eastAsiaTheme="minorEastAsia" w:hAnsiTheme="minorHAnsi" w:cstheme="minorBidi"/>
+                <w:noProof/>
+                <w:kern w:val="2"/>
+                <w:szCs w:val="24"/>
+                <w:lang w:val="en-AU" w:eastAsia="en-AU"/>
+                <w14:ligatures w14:val="standardContextual"/>
+              </w:rPr>
+              <w:tab/>
+            </w:r>
+            <w:r>
+              <w:rPr>
+                <w:rStyle w:val="Hyperlink"/>
+                <w:noProof/>
+              </w:rPr>
+              <w:t>Conclusion</w:t>
+            </w:r>
+            <w:r>
+              <w:rPr>
+                <w:noProof/>
+                <w:webHidden/>
+              </w:rPr>
+              <w:tab/>
+            </w:r>
+            <w:r>
+              <w:rPr>
+                <w:noProof/>
+                <w:webHidden/>
+              </w:rPr>
+              <w:fldChar w:fldCharType="begin"/>
+            </w:r>
+            <w:r>
+              <w:rPr>
+                <w:noProof/>
+                <w:webHidden/>
+              </w:rPr>
+              <w:instrText xml:space="preserve"> PAGEREF _Toc215749214 \h </w:instrText>
+            </w:r>
+            <w:r>
+              <w:rPr>
+                <w:noProof/>
+                <w:webHidden/>
+              </w:rPr>
+            </w:r>
+            <w:r>
+              <w:rPr>
+                <w:noProof/>
+                <w:webHidden/>
+              </w:rPr>
+              <w:fldChar w:fldCharType="separate"/>
+            </w:r>
+            <w:r>
+              <w:rPr>
+                <w:noProof/>
+                <w:webHidden/>
+              </w:rPr>
+              <w:t>8</w:t>
+            </w:r>
+            <w:r>
+              <w:rPr>
+                <w:noProof/>
+                <w:webHidden/>
+              </w:rPr>
+              <w:fldChar w:fldCharType="end"/>
+            </w:r>
+          </w:hyperlink>
+        </w:p>
+        <w:p>
+          <w:pPr>
+            <w:pStyle w:val="TOC1"/>
+            <w:rPr>
+              <w:rFonts w:asciiTheme="minorHAnsi" w:eastAsiaTheme="minorEastAsia" w:hAnsiTheme="minorHAnsi" w:cstheme="minorBidi"/>
+              <w:noProof/>
+              <w:kern w:val="2"/>
+              <w:szCs w:val="24"/>
+              <w:lang w:val="en-AU" w:eastAsia="en-AU"/>
+              <w14:ligatures w14:val="standardContextual"/>
+            </w:rPr>
+          </w:pPr>
+          <w:hyperlink w:anchor="_Toc215749215" w:history="1">
+            <w:r>
+              <w:rPr>
+                <w:rStyle w:val="Hyperlink"/>
+                <w:noProof/>
+              </w:rPr>
+              <w:t>6.</w:t>
+            </w:r>
+            <w:r>
+              <w:rPr>
+                <w:rFonts w:asciiTheme="minorHAnsi" w:eastAsiaTheme="minorEastAsia" w:hAnsiTheme="minorHAnsi" w:cstheme="minorBidi"/>
+                <w:noProof/>
+                <w:kern w:val="2"/>
+                <w:szCs w:val="24"/>
+                <w:lang w:val="en-AU" w:eastAsia="en-AU"/>
+                <w14:ligatures w14:val="standardContextual"/>
+              </w:rPr>
+              <w:tab/>
+            </w:r>
+            <w:r>
+              <w:rPr>
+                <w:rStyle w:val="Hyperlink"/>
+                <w:noProof/>
+              </w:rPr>
+              <w:t>Appendix</w:t>
+            </w:r>
+            <w:r>
+              <w:rPr>
+                <w:noProof/>
+                <w:webHidden/>
+              </w:rPr>
+              <w:tab/>
+            </w:r>
+            <w:r>
+              <w:rPr>
+                <w:noProof/>
+                <w:webHidden/>
+              </w:rPr>
+              <w:fldChar w:fldCharType="begin"/>
+            </w:r>
+            <w:r>
+              <w:rPr>
+                <w:noProof/>
+                <w:webHidden/>
+              </w:rPr>
+              <w:instrText xml:space="preserve"> PAGEREF _Toc215749215 \h </w:instrText>
+            </w:r>
+            <w:r>
+              <w:rPr>
+                <w:noProof/>
+                <w:webHidden/>
+              </w:rPr>
+            </w:r>
+            <w:r>
+              <w:rPr>
+                <w:noProof/>
+                <w:webHidden/>
+              </w:rPr>
+              <w:fldChar w:fldCharType="separate"/>
+            </w:r>
+            <w:r>
+              <w:rPr>
+                <w:noProof/>
+                <w:webHidden/>
+              </w:rPr>
+              <w:t>10</w:t>
+            </w:r>
+            <w:r>
+              <w:rPr>
+                <w:noProof/>
+                <w:webHidden/>
+              </w:rPr>
+              <w:fldChar w:fldCharType="end"/>
+            </w:r>
+          </w:hyperlink>
+        </w:p>
+        <w:p>
+          <w:pPr>
+            <w:sectPr>
+              <w:footerReference w:type="default" r:id="rId13"/>
+              <w:type w:val="continuous"/>
+              <w:pgSz w:w="12240" w:h="15840" w:code="1"/>
+              <w:pgMar w:top="851" w:right="1134" w:bottom="1701" w:left="1134" w:header="708" w:footer="708" w:gutter="0"/>
+              <w:pgNumType w:start="1"/>
+              <w:cols w:space="461"/>
+              <w:titlePg/>
+              <w:docGrid w:linePitch="272"/>
+            </w:sectPr>
+          </w:pPr>
+          <w:r>
+            <w:rPr>
+              <w:b/>
+              <w:bCs/>
+              <w:noProof/>
+            </w:rPr>
+            <w:fldChar w:fldCharType="end"/>
+          </w:r>
+        </w:p>
+      </w:sdtContent>
+    </w:sdt>
     <w:p>
       <w:pPr>
         <w:pStyle w:val="Heading1"/>
@@ -847,7 +866,7 @@
           <w:ilvl w:val="0"/>
           <w:numId w:val="20"/>
         </w:numPr>
-        <w:spacing w:after="120" w:line="360" w:lineRule="auto"/>
+        <w:spacing w:line="360" w:lineRule="auto"/>
         <w:ind w:left="0" w:firstLine="0"/>
         <w:rPr>
           <w:szCs w:val="24"/>
@@ -855,6 +874,7 @@
       </w:pPr>
       <w:bookmarkStart w:id="0" w:name="_Toc253662270"/>
       <w:bookmarkStart w:id="1" w:name="_Toc478981509"/>
+      <w:bookmarkStart w:id="2" w:name="_Toc215749210"/>
       <w:r>
         <w:rPr>
           <w:szCs w:val="24"/>
@@ -864,78 +884,89 @@
       </w:r>
       <w:bookmarkEnd w:id="0"/>
       <w:bookmarkEnd w:id="1"/>
+      <w:bookmarkEnd w:id="2"/>
     </w:p>
     <w:p>
       <w:pPr>
-        <w:spacing w:after="120" w:line="360" w:lineRule="auto"/>
-        <w:rPr>
-          <w:color w:val="EE0000"/>
-        </w:rPr>
-      </w:pPr>
-      <w:r>
-        <w:t xml:space="preserve">The purpose of this project is to design and evaluate a prototype for a Smart Home Light Control App that allows users to adjust lighting according to their mood. The project focuses on applying </w:t>
-      </w:r>
-      <w:r>
-        <w:t>principles of  User Experience (UX) and Usability taught throughout the course, demonstrating how emotional design can influence user satisfaction and ease of use.</w:t>
+        <w:spacing w:line="360" w:lineRule="auto"/>
+      </w:pPr>
+      <w:r>
+        <w:t xml:space="preserve">Smart home lighting has become </w:t>
+      </w:r>
+      <w:r>
+        <w:t>common</w:t>
+      </w:r>
+      <w:r>
+        <w:t xml:space="preserve"> in recent years, but many of the apps used to control these systems still feel harder to use than expected. In several cases, the navigation is not very intuitive, there are too many technical options on the screen, and the overall layout does not really fit the way people normally handle simple, everyday tasks. Because of this, the goal of this project was to design a </w:t>
+      </w:r>
+      <w:r>
+        <w:t>s</w:t>
+      </w:r>
+      <w:r>
+        <w:t xml:space="preserve">mart </w:t>
+      </w:r>
+      <w:r>
+        <w:t>h</w:t>
+      </w:r>
+      <w:r>
+        <w:t xml:space="preserve">ome </w:t>
+      </w:r>
+      <w:r>
+        <w:t>l</w:t>
+      </w:r>
+      <w:r>
+        <w:t xml:space="preserve">ight </w:t>
+      </w:r>
+      <w:r>
+        <w:t>c</w:t>
+      </w:r>
+      <w:r>
+        <w:t xml:space="preserve">ontrol </w:t>
+      </w:r>
+      <w:r>
+        <w:t>a</w:t>
+      </w:r>
+      <w:r>
+        <w:t>pp that is both simple to use and enjoyable.</w:t>
       </w:r>
     </w:p>
     <w:p>
       <w:pPr>
-        <w:spacing w:after="120" w:line="360" w:lineRule="auto"/>
-      </w:pPr>
-      <w:r>
-        <w:t>Modern smart lighting systems offer extensive control over color, brightness and automation, yet many users find existing interfaces unintuitive or lacking in emotional appeal. The goal of this project was to explore how emotional design, specifically Norman’s three level</w:t>
-      </w:r>
-      <w:r>
-        <w:t>s</w:t>
-      </w:r>
-      <w:r>
-        <w:t xml:space="preserve"> of design (visceral, behavioral and reflective) can be applied to create a light control experience that evokes comfort, pleasure and personalization.</w:t>
+        <w:spacing w:line="360" w:lineRule="auto"/>
+      </w:pPr>
+      <w:r>
+        <w:t>Throughout the project, the development process was guided by theories and principles taught during the U</w:t>
+      </w:r>
+      <w:r>
+        <w:t>ser Experience and Usability</w:t>
+      </w:r>
+      <w:r>
+        <w:t xml:space="preserve"> course. One of the main ideas was that good design does not only </w:t>
+      </w:r>
+      <w:proofErr w:type="gramStart"/>
+      <w:r>
+        <w:t>need</w:t>
+      </w:r>
+      <w:proofErr w:type="gramEnd"/>
+      <w:r>
+        <w:t xml:space="preserve"> to be functional but should also support a positive emotional experience. Norman’s emotional design framework: visceral, behavioral, and reflective levels, explains how users respond to products emotionally as well as practically. This approach helped guide many visual and interaction decisions in the prototype.</w:t>
       </w:r>
     </w:p>
     <w:p>
       <w:pPr>
-        <w:spacing w:after="120" w:line="360" w:lineRule="auto"/>
-      </w:pPr>
-      <w:r>
-        <w:t xml:space="preserve">The project was conducted using a user-centered approach emphasizing users’ needs and reactions throughout the design and testing phases. The outcome is a low-fidelity prototype developed in Figma that allows users to select lighting moods such as </w:t>
-      </w:r>
-      <w:r>
-        <w:rPr>
-          <w:i/>
-          <w:iCs/>
-        </w:rPr>
-        <w:t>Relax</w:t>
-      </w:r>
-      <w:r>
-        <w:t xml:space="preserve">, </w:t>
-      </w:r>
-      <w:r>
-        <w:rPr>
-          <w:i/>
-          <w:iCs/>
-        </w:rPr>
-        <w:t>Focus</w:t>
-      </w:r>
-      <w:r>
-        <w:t xml:space="preserve"> or </w:t>
-      </w:r>
-      <w:r>
-        <w:rPr>
-          <w:i/>
-          <w:iCs/>
-        </w:rPr>
-        <w:t>Energize</w:t>
-      </w:r>
-      <w:r>
-        <w:t xml:space="preserve"> quickly and enjoyably.</w:t>
+        <w:spacing w:line="360" w:lineRule="auto"/>
+      </w:pPr>
+      <w:r>
+        <w:t>Another important foundation for the project was the Interaction Design process, which describes how designers move through an iterative cycle of understanding users, designing solutions, building prototypes, and evaluating them. This way of working allowed the prototype to evolve step by step based on real user needs and feedback.</w:t>
       </w:r>
     </w:p>
     <w:p>
       <w:pPr>
-        <w:spacing w:after="120" w:line="360" w:lineRule="auto"/>
-        <w:jc w:val="left"/>
-      </w:pPr>
+        <w:spacing w:line="360" w:lineRule="auto"/>
+      </w:pPr>
+      <w:r>
+        <w:t>The result is a high-fidelity Figma prototype that includes several key flows: adding homes, adding rooms, connecting devices, creating moods, and editing them. The aim was to create a system that feels logical, friendly, and supportive of the user’s daily routines.</w:t>
+      </w:r>
       <w:r>
         <w:br w:type="page"/>
       </w:r>
@@ -947,13 +978,14 @@
           <w:ilvl w:val="0"/>
           <w:numId w:val="20"/>
         </w:numPr>
-        <w:spacing w:after="120" w:line="360" w:lineRule="auto"/>
+        <w:spacing w:line="360" w:lineRule="auto"/>
         <w:ind w:left="0" w:firstLine="0"/>
         <w:rPr>
           <w:szCs w:val="24"/>
         </w:rPr>
       </w:pPr>
-      <w:bookmarkStart w:id="2" w:name="_Toc478981510"/>
+      <w:bookmarkStart w:id="3" w:name="_Toc478981510"/>
+      <w:bookmarkStart w:id="4" w:name="_Toc215749211"/>
       <w:r>
         <w:rPr>
           <w:szCs w:val="24"/>
@@ -961,1083 +993,135 @@
         <w:lastRenderedPageBreak/>
         <w:t>Methodology</w:t>
       </w:r>
-      <w:bookmarkEnd w:id="2"/>
+      <w:bookmarkEnd w:id="3"/>
+      <w:bookmarkEnd w:id="4"/>
     </w:p>
     <w:p>
       <w:pPr>
-        <w:tabs>
-          <w:tab w:val="left" w:pos="6270"/>
-        </w:tabs>
-        <w:spacing w:after="120" w:line="360" w:lineRule="auto"/>
-      </w:pPr>
-      <w:r>
-        <w:t xml:space="preserve">The design process followed </w:t>
-      </w:r>
-      <w:r>
-        <w:t>a</w:t>
-      </w:r>
-      <w:r>
-        <w:t xml:space="preserve"> user-centered and iterative </w:t>
-      </w:r>
-      <w:r>
-        <w:t>approach, as introduced</w:t>
-      </w:r>
-      <w:r>
-        <w:t xml:space="preserve"> in the course. The project was divided into four </w:t>
-      </w:r>
-      <w:r>
-        <w:t>part</w:t>
-      </w:r>
-      <w:r>
-        <w:t>s: user research, ideation, prototyping and usability testing.</w:t>
+        <w:spacing w:line="360" w:lineRule="auto"/>
+      </w:pPr>
+      <w:bookmarkStart w:id="5" w:name="_Toc253662282"/>
+      <w:bookmarkStart w:id="6" w:name="_Toc478981511"/>
+      <w:r>
+        <w:t>The design process followed the four activities from the Interaction Design lifecycle: understanding users, creating design ideas, building prototypes, and evaluating them. This approach kept the project user-focused and helped guide each step of development.</w:t>
       </w:r>
     </w:p>
     <w:p>
       <w:pPr>
-        <w:tabs>
-          <w:tab w:val="left" w:pos="6270"/>
-        </w:tabs>
-        <w:spacing w:after="120" w:line="360" w:lineRule="auto"/>
-      </w:pPr>
+        <w:spacing w:line="360" w:lineRule="auto"/>
+      </w:pPr>
+      <w:r>
+        <w:t xml:space="preserve">The first stage of the project was aimed at figuring out who the app was meant for and what these users </w:t>
+      </w:r>
+      <w:r>
+        <w:t>needed</w:t>
+      </w:r>
+      <w:r>
+        <w:t>. Five people who already use smart lighting at home were interviewed to get a clearer picture</w:t>
+      </w:r>
+      <w:r>
+        <w:t xml:space="preserve"> (Appendix 1)</w:t>
+      </w:r>
+      <w:r>
+        <w:t xml:space="preserve">. During these talks, it became obvious that many existing lighting apps feel more complicated than expected. Several participants mentioned that the things they usually want to do are very straightforward, for example, turning a light on, changing a mood, or checking whether a device is connected. Even though the tasks themselves are simple, reaching them often requires clicking through several different menus and screens, which many </w:t>
+      </w:r>
+      <w:proofErr w:type="gramStart"/>
+      <w:r>
+        <w:t>found</w:t>
+      </w:r>
+      <w:proofErr w:type="gramEnd"/>
+      <w:r>
+        <w:t xml:space="preserve"> unnecessary and sometimes frustrating. The collected information enabled the creation of a new persona</w:t>
+      </w:r>
+      <w:r>
+        <w:t xml:space="preserve"> (Appendix 2)</w:t>
+      </w:r>
+      <w:r>
+        <w:t xml:space="preserve"> for the project, named Daniel, who represents the typical user profile identified in the interviews. He is 34 years old, comfortable with technology, and uses smart lighting every day to create different atmospheres at home. Daniel values efficiency and wants things to work without too much thought. </w:t>
+      </w:r>
+      <w:r>
+        <w:t>This aligns with Norman’s distinction between experiential and reflective cognition, which explains that frequently performed actions should feel intuitive and require minimal mental effort (Norman, 1993; Preece, Rogers &amp; Sharp, 2019).</w:t>
+      </w:r>
     </w:p>
     <w:p>
       <w:pPr>
-        <w:pStyle w:val="ListParagraph"/>
-        <w:keepNext/>
-        <w:numPr>
-          <w:ilvl w:val="0"/>
-          <w:numId w:val="25"/>
-        </w:numPr>
-        <w:tabs>
-          <w:tab w:val="left" w:pos="1440"/>
-        </w:tabs>
-        <w:spacing w:after="120" w:line="360" w:lineRule="auto"/>
-        <w:contextualSpacing w:val="0"/>
-        <w:outlineLvl w:val="1"/>
-        <w:rPr>
-          <w:b/>
-          <w:vanish/>
-        </w:rPr>
-      </w:pPr>
+        <w:spacing w:line="360" w:lineRule="auto"/>
+      </w:pPr>
+      <w:r>
+        <w:t xml:space="preserve">The next phase involved ideation and the development of initial concepts. A series of sketches was produced to explore possible ways of structuring the app. At this point in the process, the focus was mainly on keeping the app's structure easy to understand. The hierarchy, moving from Homes to Rooms to Devices and finally to Moods, needed to be clear so that users could find their way without much effort. To make the interface easier to use, the design relied more on recognition than on memory. In practice, this led to the use of simple icons, short labels, and small color previews, which made it easier for users to spot what they needed without having to remember </w:t>
+      </w:r>
+      <w:r>
+        <w:t>anything</w:t>
+      </w:r>
+      <w:r>
+        <w:t>. Studies on how people process information also suggest that grouped content and clear layouts are understood much faster than long blocks of text, which makes this approach well aligned with how users usually take in visual information</w:t>
+      </w:r>
+      <w:r>
+        <w:t xml:space="preserve"> </w:t>
+      </w:r>
+      <w:r>
+        <w:t>(Tullis, 1987; Weller, 2004; Preece, Rogers &amp; Sharp, 2019)</w:t>
+      </w:r>
+      <w:r>
+        <w:t xml:space="preserve">. Alongside these choices, the app's visual style was developed with inspiration from Norman’s emotional design ideas. Soft gradients, rounded </w:t>
+      </w:r>
+      <w:r>
+        <w:lastRenderedPageBreak/>
+        <w:t>edges, and warm color tones were selected to create a calm and approachable appearance, helping to establish a positive first impression and smoother user interaction.</w:t>
+      </w:r>
     </w:p>
     <w:p>
       <w:pPr>
-        <w:pStyle w:val="ListParagraph"/>
-        <w:keepNext/>
-        <w:numPr>
-          <w:ilvl w:val="0"/>
-          <w:numId w:val="25"/>
-        </w:numPr>
-        <w:tabs>
-          <w:tab w:val="left" w:pos="1440"/>
-        </w:tabs>
-        <w:spacing w:after="120" w:line="360" w:lineRule="auto"/>
-        <w:contextualSpacing w:val="0"/>
-        <w:outlineLvl w:val="1"/>
-        <w:rPr>
-          <w:b/>
-          <w:vanish/>
-        </w:rPr>
-      </w:pPr>
+        <w:spacing w:line="360" w:lineRule="auto"/>
+      </w:pPr>
+      <w:r>
+        <w:t>Once the main concept was in place, the project moved into the prototyping stage. The design work started out with simple, low-fidelity sketches and then became more detailed over time, as suggested by Preece, Rogers, and Sharp (2019). Building it up gradually made it possible to test ideas early on and make changes along the way as the direction of the design became clearer.</w:t>
+      </w:r>
+      <w:r>
+        <w:t xml:space="preserve"> This prototype </w:t>
+      </w:r>
+      <w:r>
+        <w:t xml:space="preserve">has been </w:t>
+      </w:r>
+      <w:r>
+        <w:t>implemented</w:t>
+      </w:r>
+      <w:r>
+        <w:t xml:space="preserve"> in Figma and covered</w:t>
+      </w:r>
+      <w:r>
+        <w:t xml:space="preserve"> all essential flows, including adding homes, adding rooms, connecting devices, creating moods, and editing existing ones. The system for adjusting light colors underwent several iterations. Early versions offered only basic controls, but these were expanded into a full Hue, Saturation, Value configuration, allowing users to access a full range of color options. </w:t>
+      </w:r>
     </w:p>
     <w:p>
       <w:pPr>
-        <w:pStyle w:val="Heading2"/>
-        <w:numPr>
-          <w:ilvl w:val="1"/>
-          <w:numId w:val="25"/>
-        </w:numPr>
-        <w:spacing w:after="120" w:line="360" w:lineRule="auto"/>
-      </w:pPr>
-      <w:r>
-        <w:t>User Search</w:t>
+        <w:spacing w:line="360" w:lineRule="auto"/>
+      </w:pPr>
+      <w:r>
+        <w:t>The final stage consisted of evaluating the prototype. Usability testing</w:t>
+      </w:r>
+      <w:r>
+        <w:t xml:space="preserve"> (Appendix 3)</w:t>
+      </w:r>
+      <w:r>
+        <w:t xml:space="preserve"> was conducted using the Think-Aloud method, in which participants performed tasks while verbalizing their thoughts. To reduce the risk of influencing participant behavior, the test followed the improved moderation approach described in the CHI 2010 study, which recommends brief and neutral prompts when participants fall silent. This made it possible to notice moments where users hesitated or seemed unsure about what to do next. </w:t>
+      </w:r>
+      <w:r>
+        <w:t>The usability test was put together using the task-focused evaluation and observation principles described in the Interaction Design textbook. To support this, the session was also moderated using the improved think-aloud approach outlined by Olmsted-Hawala et al. (2010), which helped capture users’ thoughts without interrupting the flow of the test.</w:t>
       </w:r>
     </w:p>
     <w:p>
       <w:pPr>
-        <w:spacing w:after="120" w:line="360" w:lineRule="auto"/>
-        <w:ind w:left="360"/>
-      </w:pPr>
-      <w:r>
-        <w:t xml:space="preserve">The first step was to identify </w:t>
-      </w:r>
-      <w:r>
-        <w:t>who might use the app</w:t>
-      </w:r>
-      <w:r>
-        <w:t xml:space="preserve"> and their needs. A short interview was conducted with three participants </w:t>
-      </w:r>
-      <w:r>
-        <w:t>that</w:t>
-      </w:r>
-      <w:r>
-        <w:t xml:space="preserve"> use smart lights at home. They expressed </w:t>
-      </w:r>
-      <w:r>
-        <w:t>that the existing apps are too complex</w:t>
-      </w:r>
-      <w:r>
-        <w:t xml:space="preserve"> and </w:t>
-      </w:r>
-      <w:r>
-        <w:t>they wanted</w:t>
-      </w:r>
-      <w:r>
-        <w:t xml:space="preserve"> simpler, more intuitive controls that fit specific daily moods </w:t>
-      </w:r>
-      <w:r>
-        <w:t>instead of</w:t>
-      </w:r>
-      <w:r>
-        <w:t xml:space="preserve"> technical settings.</w:t>
+        <w:spacing w:line="360" w:lineRule="auto"/>
+      </w:pPr>
+      <w:r>
+        <w:t>In total, five participants were involved in the evaluation, and their feedback had a significant impact on the adjustments that shaped the final version of the prototype.</w:t>
       </w:r>
     </w:p>
     <w:p>
       <w:pPr>
-        <w:spacing w:after="120" w:line="360" w:lineRule="auto"/>
-        <w:ind w:left="360"/>
-      </w:pPr>
-      <w:r>
-        <w:t xml:space="preserve">A persona was </w:t>
-      </w:r>
-      <w:r>
-        <w:t>created</w:t>
-      </w:r>
-      <w:r>
-        <w:t xml:space="preserve"> to represent the target user:</w:t>
-      </w:r>
-    </w:p>
-    <w:p>
-      <w:pPr>
-        <w:spacing w:after="120" w:line="360" w:lineRule="auto"/>
-        <w:ind w:left="360"/>
-        <w:rPr>
-          <w:i/>
-          <w:iCs/>
-        </w:rPr>
-      </w:pPr>
-      <w:r>
-        <w:rPr>
-          <w:i/>
-          <w:iCs/>
-        </w:rPr>
-        <w:t>Emma 27, lives in a small apartment and uses smart lights to create cozy environments. She wants to change lighting easily when studying, relaxing or having guests over.</w:t>
-      </w:r>
-    </w:p>
-    <w:p>
-      <w:pPr>
-        <w:spacing w:after="120" w:line="360" w:lineRule="auto"/>
-        <w:ind w:left="360"/>
-      </w:pPr>
-      <w:r>
-        <w:t>This aligns with the user-centered design principles emphasizing early focus on users and their tasks.</w:t>
-      </w:r>
-    </w:p>
-    <w:p>
-      <w:pPr>
-        <w:spacing w:after="120" w:line="360" w:lineRule="auto"/>
-        <w:ind w:left="360"/>
-      </w:pPr>
-    </w:p>
-    <w:p>
-      <w:pPr>
-        <w:pStyle w:val="Heading2"/>
-        <w:numPr>
-          <w:ilvl w:val="1"/>
-          <w:numId w:val="25"/>
-        </w:numPr>
-        <w:spacing w:after="120" w:line="360" w:lineRule="auto"/>
-      </w:pPr>
-      <w:r>
-        <w:t>Ideation and Concept Development</w:t>
-      </w:r>
-    </w:p>
-    <w:p>
-      <w:pPr>
-        <w:spacing w:after="120" w:line="360" w:lineRule="auto"/>
-        <w:ind w:left="360"/>
-      </w:pPr>
-      <w:r>
-        <w:t xml:space="preserve">Using cognitive principles, the interface was designed to minimize memory load by promoting recognition over recall. Instead of requiring users to remember settings or color codes, the interface provides clear icons and mood labels such as </w:t>
-      </w:r>
-      <w:r>
-        <w:rPr>
-          <w:i/>
-          <w:iCs/>
-        </w:rPr>
-        <w:t>Relax</w:t>
-      </w:r>
-      <w:r>
-        <w:t xml:space="preserve">, </w:t>
-      </w:r>
-      <w:r>
-        <w:rPr>
-          <w:i/>
-          <w:iCs/>
-        </w:rPr>
-        <w:t>Focus</w:t>
-      </w:r>
-      <w:r>
-        <w:t xml:space="preserve"> and </w:t>
-      </w:r>
-      <w:r>
-        <w:rPr>
-          <w:i/>
-          <w:iCs/>
-        </w:rPr>
-        <w:t>Energize</w:t>
-      </w:r>
-      <w:r>
-        <w:t>.</w:t>
-      </w:r>
-    </w:p>
-    <w:p>
-      <w:pPr>
-        <w:spacing w:after="120" w:line="360" w:lineRule="auto"/>
-        <w:ind w:left="360"/>
-      </w:pPr>
-      <w:r>
-        <w:t>The concept also draws from external cognition: users can see the effects of their choices directly on-screen through visual previews of light color and brightness. This immediate feedback supports decision making and reinforces intuitive interaction.</w:t>
-      </w:r>
-    </w:p>
-    <w:p>
-      <w:pPr>
-        <w:spacing w:after="120" w:line="360" w:lineRule="auto"/>
-        <w:ind w:left="360"/>
-      </w:pPr>
-      <w:r>
-        <w:t>Brainstorming sketches explored how to visualize moods using colors and symbols. The design goal was to make the app feel inviting and calm, rather than technical.</w:t>
-      </w:r>
-    </w:p>
-    <w:p>
-      <w:pPr>
-        <w:spacing w:after="120" w:line="360" w:lineRule="auto"/>
-        <w:jc w:val="left"/>
-      </w:pPr>
-      <w:r>
-        <w:br w:type="page"/>
-      </w:r>
-    </w:p>
-    <w:p>
-      <w:pPr>
-        <w:pStyle w:val="Heading2"/>
-        <w:numPr>
-          <w:ilvl w:val="1"/>
-          <w:numId w:val="25"/>
-        </w:numPr>
-        <w:spacing w:after="120" w:line="360" w:lineRule="auto"/>
-      </w:pPr>
-      <w:r>
-        <w:lastRenderedPageBreak/>
-        <w:t>Prototype Creation</w:t>
-      </w:r>
-    </w:p>
-    <w:p>
-      <w:pPr>
-        <w:spacing w:after="120" w:line="360" w:lineRule="auto"/>
-        <w:ind w:left="360"/>
-      </w:pPr>
-      <w:r>
-        <w:t>The prototype was developed as low-fidelity mock-up in Figma, following the prototyping principles</w:t>
-      </w:r>
-      <w:r>
-        <w:t xml:space="preserve"> from the course.</w:t>
-      </w:r>
-      <w:r>
-        <w:t xml:space="preserve"> Low-fidelity methods were chosen because they are quick</w:t>
-      </w:r>
-      <w:r>
-        <w:t xml:space="preserve"> to adjust and easy to test with real users</w:t>
-      </w:r>
-      <w:r>
-        <w:t>.</w:t>
-      </w:r>
-    </w:p>
-    <w:p>
-      <w:pPr>
-        <w:spacing w:after="120" w:line="360" w:lineRule="auto"/>
-        <w:ind w:left="360"/>
-      </w:pPr>
-      <w:r>
-        <w:t>The initial prototype (Iteration 1) consisted of three main screens:</w:t>
-      </w:r>
-    </w:p>
-    <w:p>
-      <w:pPr>
-        <w:pStyle w:val="ListParagraph"/>
-        <w:numPr>
-          <w:ilvl w:val="0"/>
-          <w:numId w:val="37"/>
-        </w:numPr>
-        <w:spacing w:after="120" w:line="360" w:lineRule="auto"/>
-      </w:pPr>
-      <w:r>
-        <w:t>Home Screen containing:</w:t>
-      </w:r>
-    </w:p>
-    <w:p>
-      <w:pPr>
-        <w:pStyle w:val="ListParagraph"/>
-        <w:numPr>
-          <w:ilvl w:val="1"/>
-          <w:numId w:val="37"/>
-        </w:numPr>
-        <w:spacing w:after="120" w:line="360" w:lineRule="auto"/>
-      </w:pPr>
-      <w:r>
-        <w:t xml:space="preserve">A </w:t>
-      </w:r>
-      <w:r>
-        <w:t>color preview panel at the top</w:t>
-      </w:r>
-    </w:p>
-    <w:p>
-      <w:pPr>
-        <w:pStyle w:val="ListParagraph"/>
-        <w:numPr>
-          <w:ilvl w:val="1"/>
-          <w:numId w:val="37"/>
-        </w:numPr>
-        <w:spacing w:after="120" w:line="360" w:lineRule="auto"/>
-      </w:pPr>
-      <w:r>
-        <w:t>Three main mood buttons (Relax, Focus, Energize)</w:t>
-      </w:r>
-    </w:p>
-    <w:p>
-      <w:pPr>
-        <w:pStyle w:val="ListParagraph"/>
-        <w:numPr>
-          <w:ilvl w:val="1"/>
-          <w:numId w:val="37"/>
-        </w:numPr>
-        <w:spacing w:after="120" w:line="360" w:lineRule="auto"/>
-      </w:pPr>
-      <w:r>
-        <w:t xml:space="preserve">A </w:t>
-      </w:r>
-      <w:proofErr w:type="gramStart"/>
-      <w:r>
-        <w:t>brightness</w:t>
-      </w:r>
-      <w:proofErr w:type="gramEnd"/>
-      <w:r>
-        <w:t xml:space="preserve"> slider at the bottom</w:t>
-      </w:r>
-    </w:p>
-    <w:p>
-      <w:pPr>
-        <w:pStyle w:val="ListParagraph"/>
-        <w:numPr>
-          <w:ilvl w:val="1"/>
-          <w:numId w:val="37"/>
-        </w:numPr>
-        <w:spacing w:after="120" w:line="360" w:lineRule="auto"/>
-      </w:pPr>
-      <w:r>
-        <w:t>A small save button centered below the brightness slider for saving the current mood</w:t>
-      </w:r>
-    </w:p>
-    <w:p>
-      <w:pPr>
-        <w:pStyle w:val="ListParagraph"/>
-        <w:numPr>
-          <w:ilvl w:val="1"/>
-          <w:numId w:val="37"/>
-        </w:numPr>
-        <w:spacing w:after="120" w:line="360" w:lineRule="auto"/>
-      </w:pPr>
-      <w:r>
-        <w:t>A</w:t>
-      </w:r>
-      <w:r>
-        <w:t xml:space="preserve"> menu button in the top-left corner</w:t>
-      </w:r>
-    </w:p>
-    <w:p>
-      <w:pPr>
-        <w:pStyle w:val="ListParagraph"/>
-        <w:numPr>
-          <w:ilvl w:val="0"/>
-          <w:numId w:val="37"/>
-        </w:numPr>
-        <w:spacing w:after="120" w:line="360" w:lineRule="auto"/>
-      </w:pPr>
-      <w:r>
-        <w:t>Menu Screen, which appears when the user taps the menu button. It includes:</w:t>
-      </w:r>
-    </w:p>
-    <w:p>
-      <w:pPr>
-        <w:pStyle w:val="ListParagraph"/>
-        <w:numPr>
-          <w:ilvl w:val="1"/>
-          <w:numId w:val="37"/>
-        </w:numPr>
-        <w:spacing w:after="120" w:line="360" w:lineRule="auto"/>
-      </w:pPr>
-      <w:r>
-        <w:t>A button for Custom Mood</w:t>
-      </w:r>
-    </w:p>
-    <w:p>
-      <w:pPr>
-        <w:pStyle w:val="ListParagraph"/>
-        <w:numPr>
-          <w:ilvl w:val="1"/>
-          <w:numId w:val="37"/>
-        </w:numPr>
-        <w:spacing w:after="120" w:line="360" w:lineRule="auto"/>
-      </w:pPr>
-      <w:r>
-        <w:t>A button for Connect Device (</w:t>
-      </w:r>
-      <w:r>
-        <w:t>not implemented)</w:t>
-      </w:r>
-    </w:p>
-    <w:p>
-      <w:pPr>
-        <w:pStyle w:val="ListParagraph"/>
-        <w:numPr>
-          <w:ilvl w:val="1"/>
-          <w:numId w:val="37"/>
-        </w:numPr>
-        <w:spacing w:after="120" w:line="360" w:lineRule="auto"/>
-      </w:pPr>
-      <w:r>
-        <w:t>A button for Settings (not implemented)</w:t>
-      </w:r>
-    </w:p>
-    <w:p>
-      <w:pPr>
-        <w:pStyle w:val="ListParagraph"/>
-        <w:numPr>
-          <w:ilvl w:val="1"/>
-          <w:numId w:val="37"/>
-        </w:numPr>
-        <w:spacing w:after="120" w:line="360" w:lineRule="auto"/>
-      </w:pPr>
-      <w:r>
-        <w:t>The same menu button in the top-left corner</w:t>
-      </w:r>
-    </w:p>
-    <w:p>
-      <w:pPr>
-        <w:pStyle w:val="ListParagraph"/>
-        <w:numPr>
-          <w:ilvl w:val="0"/>
-          <w:numId w:val="37"/>
-        </w:numPr>
-        <w:spacing w:after="120" w:line="360" w:lineRule="auto"/>
-      </w:pPr>
-      <w:r>
-        <w:t>Custom Mood Screen, which allows the user to create a personal mood. It contains:</w:t>
-      </w:r>
-    </w:p>
-    <w:p>
-      <w:pPr>
-        <w:pStyle w:val="ListParagraph"/>
-        <w:numPr>
-          <w:ilvl w:val="1"/>
-          <w:numId w:val="37"/>
-        </w:numPr>
-        <w:spacing w:after="120" w:line="360" w:lineRule="auto"/>
-      </w:pPr>
-      <w:r>
-        <w:t>A color preview panel</w:t>
-      </w:r>
-    </w:p>
-    <w:p>
-      <w:pPr>
-        <w:pStyle w:val="ListParagraph"/>
-        <w:numPr>
-          <w:ilvl w:val="1"/>
-          <w:numId w:val="37"/>
-        </w:numPr>
-        <w:spacing w:after="120" w:line="360" w:lineRule="auto"/>
-      </w:pPr>
-      <w:r>
-        <w:t>A color selection panel (square color picker)</w:t>
-      </w:r>
-    </w:p>
-    <w:p>
-      <w:pPr>
-        <w:pStyle w:val="ListParagraph"/>
-        <w:numPr>
-          <w:ilvl w:val="1"/>
-          <w:numId w:val="37"/>
-        </w:numPr>
-        <w:spacing w:after="120" w:line="360" w:lineRule="auto"/>
-      </w:pPr>
-      <w:r>
-        <w:t xml:space="preserve">A color selection </w:t>
-      </w:r>
-      <w:proofErr w:type="gramStart"/>
-      <w:r>
-        <w:t>slider</w:t>
-      </w:r>
-      <w:proofErr w:type="gramEnd"/>
-    </w:p>
-    <w:p>
-      <w:pPr>
-        <w:pStyle w:val="ListParagraph"/>
-        <w:numPr>
-          <w:ilvl w:val="1"/>
-          <w:numId w:val="37"/>
-        </w:numPr>
-        <w:spacing w:after="120" w:line="360" w:lineRule="auto"/>
-      </w:pPr>
-      <w:r>
-        <w:t xml:space="preserve">A </w:t>
-      </w:r>
-      <w:proofErr w:type="gramStart"/>
-      <w:r>
-        <w:t>brightness</w:t>
-      </w:r>
-      <w:proofErr w:type="gramEnd"/>
-      <w:r>
-        <w:t xml:space="preserve"> slider</w:t>
-      </w:r>
-    </w:p>
-    <w:p>
-      <w:pPr>
-        <w:pStyle w:val="ListParagraph"/>
-        <w:numPr>
-          <w:ilvl w:val="1"/>
-          <w:numId w:val="37"/>
-        </w:numPr>
-        <w:spacing w:after="120" w:line="360" w:lineRule="auto"/>
-      </w:pPr>
-      <w:r>
-        <w:t>A save button in the same bottom-center location as the Home Screen</w:t>
-      </w:r>
-    </w:p>
-    <w:p>
-      <w:pPr>
-        <w:pStyle w:val="ListParagraph"/>
-        <w:numPr>
-          <w:ilvl w:val="1"/>
-          <w:numId w:val="37"/>
-        </w:numPr>
-        <w:spacing w:after="120" w:line="360" w:lineRule="auto"/>
-      </w:pPr>
-      <w:r>
-        <w:t>The menu button in the top-left corner</w:t>
-      </w:r>
-    </w:p>
-    <w:p>
-      <w:pPr>
-        <w:jc w:val="left"/>
-      </w:pPr>
-      <w:r>
-        <w:br w:type="page"/>
-      </w:r>
-    </w:p>
-    <w:p>
-      <w:pPr>
-        <w:spacing w:after="120" w:line="360" w:lineRule="auto"/>
-        <w:ind w:left="360"/>
-      </w:pPr>
-      <w:r>
-        <w:lastRenderedPageBreak/>
-        <w:t>The design incorporated emotional design principles (Norman 2004):</w:t>
-      </w:r>
-    </w:p>
-    <w:p>
-      <w:pPr>
-        <w:pStyle w:val="ListParagraph"/>
-        <w:numPr>
-          <w:ilvl w:val="0"/>
-          <w:numId w:val="27"/>
-        </w:numPr>
-        <w:spacing w:after="120" w:line="360" w:lineRule="auto"/>
-      </w:pPr>
-      <w:r>
-        <w:rPr>
-          <w:b/>
-          <w:bCs/>
-        </w:rPr>
-        <w:t>Visceral level:</w:t>
-      </w:r>
-      <w:r>
-        <w:t xml:space="preserve"> soft gradients, circular buttons, warm tones and a friendly icon set evoke positive first impressions.</w:t>
-      </w:r>
-    </w:p>
-    <w:p>
-      <w:pPr>
-        <w:pStyle w:val="ListParagraph"/>
-        <w:numPr>
-          <w:ilvl w:val="0"/>
-          <w:numId w:val="27"/>
-        </w:numPr>
-        <w:spacing w:after="120" w:line="360" w:lineRule="auto"/>
-      </w:pPr>
-      <w:r>
-        <w:rPr>
-          <w:b/>
-          <w:bCs/>
-        </w:rPr>
-        <w:t>Behavioral level:</w:t>
-      </w:r>
-      <w:r>
-        <w:rPr>
-          <w:b/>
-          <w:bCs/>
-        </w:rPr>
-        <w:t xml:space="preserve"> </w:t>
-      </w:r>
-      <w:r>
-        <w:t>large buttons and clear feedback make it easy to use and understand.</w:t>
-      </w:r>
-    </w:p>
-    <w:p>
-      <w:pPr>
-        <w:pStyle w:val="ListParagraph"/>
-        <w:numPr>
-          <w:ilvl w:val="0"/>
-          <w:numId w:val="27"/>
-        </w:numPr>
-        <w:spacing w:after="120" w:line="360" w:lineRule="auto"/>
-      </w:pPr>
-      <w:r>
-        <w:rPr>
-          <w:b/>
-          <w:bCs/>
-        </w:rPr>
-        <w:t xml:space="preserve">Reflective level: </w:t>
-      </w:r>
-      <w:r>
-        <w:t>The ability to name and save favorite “moods” allows users to experience identity and create meaning in their experience.</w:t>
-      </w:r>
-    </w:p>
-    <w:p>
-      <w:pPr>
-        <w:spacing w:after="120" w:line="360" w:lineRule="auto"/>
-      </w:pPr>
-      <w:r>
-        <w:rPr>
-          <w:noProof/>
-        </w:rPr>
-        <mc:AlternateContent>
-          <mc:Choice Requires="wps">
-            <w:drawing>
-              <wp:anchor distT="0" distB="0" distL="114300" distR="114300" simplePos="0" relativeHeight="251660288" behindDoc="0" locked="0" layoutInCell="1" allowOverlap="1" wp14:anchorId="2296B6AC" wp14:editId="035AC16B">
-                <wp:simplePos x="0" y="0"/>
-                <wp:positionH relativeFrom="column">
-                  <wp:posOffset>574675</wp:posOffset>
-                </wp:positionH>
-                <wp:positionV relativeFrom="paragraph">
-                  <wp:posOffset>3689985</wp:posOffset>
-                </wp:positionV>
-                <wp:extent cx="5461000" cy="635"/>
-                <wp:effectExtent l="0" t="0" r="0" b="0"/>
-                <wp:wrapTopAndBottom/>
-                <wp:docPr id="1434157812" name="Text Box 1"/>
-                <wp:cNvGraphicFramePr/>
-                <a:graphic xmlns:a="http://schemas.openxmlformats.org/drawingml/2006/main">
-                  <a:graphicData uri="http://schemas.microsoft.com/office/word/2010/wordprocessingShape">
-                    <wps:wsp>
-                      <wps:cNvSpPr txBox="1"/>
-                      <wps:spPr>
-                        <a:xfrm>
-                          <a:off x="0" y="0"/>
-                          <a:ext cx="5461000" cy="635"/>
-                        </a:xfrm>
-                        <a:prstGeom prst="rect">
-                          <a:avLst/>
-                        </a:prstGeom>
-                        <a:solidFill>
-                          <a:prstClr val="white"/>
-                        </a:solidFill>
-                        <a:ln>
-                          <a:noFill/>
-                        </a:ln>
-                      </wps:spPr>
-                      <wps:txbx>
-                        <w:txbxContent>
-                          <w:p>
-                            <w:pPr>
-                              <w:pStyle w:val="Caption"/>
-                              <w:rPr>
-                                <w:rFonts w:cs="Times New Roman"/>
-                                <w:noProof/>
-                                <w:szCs w:val="20"/>
-                                <w:lang w:eastAsia="en-US"/>
-                              </w:rPr>
-                            </w:pPr>
-                            <w:r>
-                              <w:t xml:space="preserve">Figure </w:t>
-                            </w:r>
-                            <w:r>
-                              <w:fldChar w:fldCharType="begin"/>
-                            </w:r>
-                            <w:r>
-                              <w:instrText xml:space="preserve"> SEQ Figure \* ARABIC </w:instrText>
-                            </w:r>
-                            <w:r>
-                              <w:fldChar w:fldCharType="separate"/>
-                            </w:r>
-                            <w:r>
-                              <w:rPr>
-                                <w:noProof/>
-                              </w:rPr>
-                              <w:t>1</w:t>
-                            </w:r>
-                            <w:r>
-                              <w:fldChar w:fldCharType="end"/>
-                            </w:r>
-                            <w:r>
-                              <w:t xml:space="preserve"> – Prototype Iteration 1</w:t>
-                            </w:r>
-                          </w:p>
-                        </w:txbxContent>
-                      </wps:txbx>
-                      <wps:bodyPr rot="0" spcFirstLastPara="0" vertOverflow="overflow" horzOverflow="overflow" vert="horz" wrap="square" lIns="0" tIns="0" rIns="0" bIns="0" numCol="1" spcCol="0" rtlCol="0" fromWordArt="0" anchor="t" anchorCtr="0" forceAA="0" compatLnSpc="1">
-                        <a:prstTxWarp prst="textNoShape">
-                          <a:avLst/>
-                        </a:prstTxWarp>
-                        <a:spAutoFit/>
-                      </wps:bodyPr>
-                    </wps:wsp>
-                  </a:graphicData>
-                </a:graphic>
-              </wp:anchor>
-            </w:drawing>
-          </mc:Choice>
-          <mc:Fallback>
-            <w:pict>
-              <v:shapetype w14:anchorId="2296B6AC" id="_x0000_t202" coordsize="21600,21600" o:spt="202" path="m,l,21600r21600,l21600,xe">
-                <v:stroke joinstyle="miter"/>
-                <v:path gradientshapeok="t" o:connecttype="rect"/>
-              </v:shapetype>
-              <v:shape id="Text Box 1" o:spid="_x0000_s1026" type="#_x0000_t202" style="position:absolute;left:0;text-align:left;margin-left:45.25pt;margin-top:290.55pt;width:430pt;height:.05pt;z-index:251660288;visibility:visible;mso-wrap-style:square;mso-wrap-distance-left:9pt;mso-wrap-distance-top:0;mso-wrap-distance-right:9pt;mso-wrap-distance-bottom:0;mso-position-horizontal:absolute;mso-position-horizontal-relative:text;mso-position-vertical:absolute;mso-position-vertical-relative:text;v-text-anchor:top" o:gfxdata="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" stroked="f">
-                <v:textbox style="mso-fit-shape-to-text:t" inset="0,0,0,0">
-                  <w:txbxContent>
-                    <w:p>
-                      <w:pPr>
-                        <w:pStyle w:val="Caption"/>
-                        <w:rPr>
-                          <w:rFonts w:cs="Times New Roman"/>
-                          <w:noProof/>
-                          <w:szCs w:val="20"/>
-                          <w:lang w:eastAsia="en-US"/>
-                        </w:rPr>
-                      </w:pPr>
-                      <w:r>
-                        <w:t xml:space="preserve">Figure </w:t>
-                      </w:r>
-                      <w:r>
-                        <w:fldChar w:fldCharType="begin"/>
-                      </w:r>
-                      <w:r>
-                        <w:instrText xml:space="preserve"> SEQ Figure \* ARABIC </w:instrText>
-                      </w:r>
-                      <w:r>
-                        <w:fldChar w:fldCharType="separate"/>
-                      </w:r>
-                      <w:r>
-                        <w:rPr>
-                          <w:noProof/>
-                        </w:rPr>
-                        <w:t>1</w:t>
-                      </w:r>
-                      <w:r>
-                        <w:fldChar w:fldCharType="end"/>
-                      </w:r>
-                      <w:r>
-                        <w:t xml:space="preserve"> – Prototype Iteration 1</w:t>
-                      </w:r>
-                    </w:p>
-                  </w:txbxContent>
-                </v:textbox>
-                <w10:wrap type="topAndBottom"/>
-              </v:shape>
-            </w:pict>
-          </mc:Fallback>
-        </mc:AlternateContent>
-      </w:r>
-      <w:r>
-        <w:rPr>
-          <w:noProof/>
-        </w:rPr>
-        <w:drawing>
-          <wp:anchor distT="0" distB="0" distL="114300" distR="114300" simplePos="0" relativeHeight="251658240" behindDoc="0" locked="0" layoutInCell="1" allowOverlap="1" wp14:anchorId="3E7563F9" wp14:editId="426D6F75">
-            <wp:simplePos x="0" y="0"/>
-            <wp:positionH relativeFrom="column">
-              <wp:posOffset>574675</wp:posOffset>
-            </wp:positionH>
-            <wp:positionV relativeFrom="paragraph">
-              <wp:posOffset>347345</wp:posOffset>
-            </wp:positionV>
-            <wp:extent cx="5461000" cy="3285490"/>
-            <wp:effectExtent l="0" t="0" r="6350" b="0"/>
-            <wp:wrapTopAndBottom/>
-            <wp:docPr id="608617580" name="Picture 1"/>
-            <wp:cNvGraphicFramePr>
-              <a:graphicFrameLocks xmlns:a="http://schemas.openxmlformats.org/drawingml/2006/main" noChangeAspect="1"/>
-            </wp:cNvGraphicFramePr>
-            <a:graphic xmlns:a="http://schemas.openxmlformats.org/drawingml/2006/main">
-              <a:graphicData uri="http://schemas.openxmlformats.org/drawingml/2006/picture">
-                <pic:pic xmlns:pic="http://schemas.openxmlformats.org/drawingml/2006/picture">
-                  <pic:nvPicPr>
-                    <pic:cNvPr id="608617580" name="Picture 1"/>
-                    <pic:cNvPicPr>
-                      <a:picLocks noChangeAspect="1" noChangeArrowheads="1"/>
-                    </pic:cNvPicPr>
-                  </pic:nvPicPr>
-                  <pic:blipFill rotWithShape="1">
-                    <a:blip r:embed="rId14">
-                      <a:extLst>
-                        <a:ext uri="{28A0092B-C50C-407E-A947-70E740481C1C}">
-                          <a14:useLocalDpi xmlns:a14="http://schemas.microsoft.com/office/drawing/2010/main" val="0"/>
-                        </a:ext>
-                      </a:extLst>
-                    </a:blip>
-                    <a:srcRect l="1339" t="1836" r="469" b="1595"/>
-                    <a:stretch>
-                      <a:fillRect/>
-                    </a:stretch>
-                  </pic:blipFill>
-                  <pic:spPr bwMode="auto">
-                    <a:xfrm>
-                      <a:off x="0" y="0"/>
-                      <a:ext cx="5461000" cy="3285490"/>
-                    </a:xfrm>
-                    <a:prstGeom prst="rect">
-                      <a:avLst/>
-                    </a:prstGeom>
-                    <a:noFill/>
-                    <a:ln>
-                      <a:noFill/>
-                    </a:ln>
-                    <a:extLst>
-                      <a:ext uri="{53640926-AAD7-44D8-BBD7-CCE9431645EC}">
-                        <a14:shadowObscured xmlns:a14="http://schemas.microsoft.com/office/drawing/2010/main"/>
-                      </a:ext>
-                    </a:extLst>
-                  </pic:spPr>
-                </pic:pic>
-              </a:graphicData>
-            </a:graphic>
-            <wp14:sizeRelH relativeFrom="margin">
-              <wp14:pctWidth>0</wp14:pctWidth>
-            </wp14:sizeRelH>
-            <wp14:sizeRelV relativeFrom="margin">
-              <wp14:pctHeight>0</wp14:pctHeight>
-            </wp14:sizeRelV>
-          </wp:anchor>
-        </w:drawing>
-      </w:r>
-    </w:p>
-    <w:p>
-      <w:pPr>
-        <w:jc w:val="left"/>
-      </w:pPr>
-    </w:p>
-    <w:p>
-      <w:pPr>
-        <w:pStyle w:val="Caption"/>
-      </w:pPr>
-      <w:r>
-        <w:br w:type="page"/>
-      </w:r>
-    </w:p>
-    <w:p>
-      <w:pPr>
-        <w:pStyle w:val="Heading2"/>
-        <w:numPr>
-          <w:ilvl w:val="1"/>
-          <w:numId w:val="25"/>
-        </w:numPr>
-        <w:spacing w:after="120" w:line="360" w:lineRule="auto"/>
-        <w:ind w:left="788" w:hanging="431"/>
-      </w:pPr>
-      <w:r>
-        <w:lastRenderedPageBreak/>
-        <w:t>Usability Testing</w:t>
-      </w:r>
-    </w:p>
-    <w:p>
-      <w:pPr>
-        <w:spacing w:after="120" w:line="360" w:lineRule="auto"/>
-        <w:ind w:left="360"/>
-      </w:pPr>
-      <w:r>
-        <w:t xml:space="preserve">Usability testing followed the Think-Aloud method </w:t>
-      </w:r>
-      <w:r>
-        <w:t>(Olmsted-Hawala et al., 2010), where the participants were asked to perform simple tasks using the prototype while verbalizing their thoughts.</w:t>
-      </w:r>
-    </w:p>
-    <w:p>
-      <w:pPr>
-        <w:spacing w:after="120" w:line="360" w:lineRule="auto"/>
-        <w:ind w:left="360"/>
-      </w:pPr>
-      <w:r>
-        <w:t>Test setup:</w:t>
-      </w:r>
-    </w:p>
-    <w:p>
-      <w:pPr>
-        <w:pStyle w:val="ListParagraph"/>
-        <w:numPr>
-          <w:ilvl w:val="0"/>
-          <w:numId w:val="28"/>
-        </w:numPr>
-        <w:spacing w:after="120" w:line="360" w:lineRule="auto"/>
-      </w:pPr>
-      <w:r>
-        <w:t>3 participants (age 23-33)</w:t>
-      </w:r>
-    </w:p>
-    <w:p>
-      <w:pPr>
-        <w:pStyle w:val="ListParagraph"/>
-        <w:numPr>
-          <w:ilvl w:val="0"/>
-          <w:numId w:val="28"/>
-        </w:numPr>
-        <w:spacing w:after="120" w:line="360" w:lineRule="auto"/>
-      </w:pPr>
-      <w:r>
-        <w:t>Tasks:</w:t>
-      </w:r>
-    </w:p>
-    <w:p>
-      <w:pPr>
-        <w:pStyle w:val="ListParagraph"/>
-        <w:numPr>
-          <w:ilvl w:val="0"/>
-          <w:numId w:val="29"/>
-        </w:numPr>
-        <w:spacing w:after="120" w:line="360" w:lineRule="auto"/>
-      </w:pPr>
-      <w:r>
-        <w:t>Change lighting to “Relax” mode</w:t>
-      </w:r>
-    </w:p>
-    <w:p>
-      <w:pPr>
-        <w:pStyle w:val="ListParagraph"/>
-        <w:numPr>
-          <w:ilvl w:val="0"/>
-          <w:numId w:val="29"/>
-        </w:numPr>
-        <w:spacing w:after="120" w:line="360" w:lineRule="auto"/>
-      </w:pPr>
-      <w:r>
-        <w:t>Adjust brightness manually</w:t>
-      </w:r>
-    </w:p>
-    <w:p>
-      <w:pPr>
-        <w:pStyle w:val="ListParagraph"/>
-        <w:numPr>
-          <w:ilvl w:val="0"/>
-          <w:numId w:val="29"/>
-        </w:numPr>
-        <w:spacing w:after="120" w:line="360" w:lineRule="auto"/>
-      </w:pPr>
-      <w:r>
-        <w:t>Save a custom mood named “Study Time”</w:t>
-      </w:r>
-    </w:p>
-    <w:p>
-      <w:pPr>
-        <w:pStyle w:val="ListParagraph"/>
-        <w:numPr>
-          <w:ilvl w:val="0"/>
-          <w:numId w:val="30"/>
-        </w:numPr>
-        <w:spacing w:after="120" w:line="360" w:lineRule="auto"/>
-      </w:pPr>
-      <w:r>
-        <w:t>Observations: notes were taken on task completion time, errors and verbal comments.</w:t>
-      </w:r>
-    </w:p>
-    <w:p>
-      <w:pPr>
-        <w:spacing w:after="120" w:line="360" w:lineRule="auto"/>
-        <w:ind w:left="720"/>
-      </w:pPr>
-      <w:r>
-        <w:t>This test provided empirical data on how users understood and emotionally responded to the prototype. Observations were used to identify usability issues and emotional responses to color and layout.</w:t>
-      </w:r>
-    </w:p>
-    <w:p>
-      <w:pPr>
-        <w:pStyle w:val="Heading2"/>
-        <w:numPr>
-          <w:ilvl w:val="1"/>
-          <w:numId w:val="25"/>
-        </w:numPr>
-        <w:spacing w:after="120" w:line="360" w:lineRule="auto"/>
-        <w:ind w:left="788" w:hanging="431"/>
-      </w:pPr>
-      <w:bookmarkStart w:id="3" w:name="_Toc253662282"/>
-      <w:bookmarkStart w:id="4" w:name="_Toc478981511"/>
-      <w:r>
-        <w:t>Prototype</w:t>
-      </w:r>
-      <w:r>
-        <w:t xml:space="preserve"> Iteration 2</w:t>
-      </w:r>
-    </w:p>
-    <w:p>
-      <w:pPr>
-        <w:ind w:left="357"/>
-      </w:pPr>
-      <w:r>
-        <w:t>After the first test, some things had to be changed in the prototype based on what people found less intuitive. The main issue was that the save button was too hidden, so in the new version i</w:t>
-      </w:r>
-      <w:r>
-        <w:t>t</w:t>
-      </w:r>
-      <w:r>
-        <w:t xml:space="preserve"> has been made bigger and with a short text </w:t>
-      </w:r>
-      <w:r>
-        <w:t>next to it</w:t>
-      </w:r>
-      <w:r>
-        <w:t>. Additionally, a “Custom Mood” shortcut has been added to the home screen, because one tester mentioned they expected to find it there. These changes were made to improve visibility and reduce confusion.</w:t>
-      </w:r>
-    </w:p>
-    <w:p/>
-    <w:p>
-      <w:pPr>
-        <w:pStyle w:val="Heading2"/>
-        <w:numPr>
-          <w:ilvl w:val="1"/>
-          <w:numId w:val="25"/>
-        </w:numPr>
-        <w:spacing w:after="120" w:line="360" w:lineRule="auto"/>
-        <w:ind w:left="788" w:hanging="431"/>
-      </w:pPr>
-      <w:r>
-        <w:t>Usability Test Iteration 2</w:t>
-      </w:r>
-    </w:p>
-    <w:p>
-      <w:pPr>
-        <w:ind w:left="360"/>
-      </w:pPr>
-      <w:r>
-        <w:t xml:space="preserve">The updated </w:t>
-      </w:r>
-      <w:r>
-        <w:t>prototype was tested again using the Think-Aloud method. This round included the same participants from the first iteration and two new participants. They performed the same tasks as in the first test. The purpose of this test was to see if the changes improved the experience.</w:t>
-      </w:r>
-    </w:p>
-    <w:p>
-      <w:pPr>
-        <w:jc w:val="left"/>
-      </w:pPr>
-      <w:r>
-        <w:br w:type="page"/>
-      </w:r>
+        <w:spacing w:line="360" w:lineRule="auto"/>
+      </w:pPr>
     </w:p>
     <w:p>
       <w:pPr>
@@ -2046,785 +1130,182 @@
           <w:ilvl w:val="0"/>
           <w:numId w:val="20"/>
         </w:numPr>
-        <w:spacing w:after="120" w:line="360" w:lineRule="auto"/>
+        <w:spacing w:line="360" w:lineRule="auto"/>
         <w:ind w:left="0" w:firstLine="0"/>
-        <w:jc w:val="left"/>
         <w:rPr>
           <w:szCs w:val="24"/>
         </w:rPr>
       </w:pPr>
+      <w:bookmarkStart w:id="7" w:name="_Toc215749212"/>
       <w:r>
         <w:rPr>
           <w:szCs w:val="24"/>
         </w:rPr>
-        <w:lastRenderedPageBreak/>
         <w:t>Findings</w:t>
       </w:r>
-      <w:bookmarkEnd w:id="3"/>
-      <w:bookmarkEnd w:id="4"/>
+      <w:bookmarkEnd w:id="5"/>
+      <w:bookmarkEnd w:id="6"/>
+      <w:bookmarkEnd w:id="7"/>
     </w:p>
     <w:p>
       <w:pPr>
-        <w:pStyle w:val="Heading2"/>
-        <w:numPr>
-          <w:ilvl w:val="1"/>
-          <w:numId w:val="20"/>
-        </w:numPr>
-        <w:spacing w:after="120" w:line="360" w:lineRule="auto"/>
-      </w:pPr>
-      <w:r>
-        <w:t>Prototype Overview</w:t>
+        <w:spacing w:line="360" w:lineRule="auto"/>
+      </w:pPr>
+      <w:r>
+        <w:t>The findings were developed gradually through the iterative work carried out within the four main activities of the Interaction Design process.</w:t>
       </w:r>
     </w:p>
     <w:p>
       <w:pPr>
-        <w:spacing w:after="120" w:line="360" w:lineRule="auto"/>
-        <w:ind w:left="360"/>
-      </w:pPr>
-      <w:r>
-        <w:t>The final prototype consisted of three main screens:</w:t>
+        <w:spacing w:line="360" w:lineRule="auto"/>
+      </w:pPr>
+      <w:r>
+        <w:t xml:space="preserve">The interviews carried out early in the project showed that users generally preferred a lighting app that felt simple to use rather than overly technical or heavy with settings. Many participants mentioned that they wanted to move through the app quickly, without having to open long or complicated menus. Tasks </w:t>
+      </w:r>
+      <w:r>
+        <w:lastRenderedPageBreak/>
+        <w:t>such as adding homes or rooms were expected to be straightforward, and the process of connecting devices needed to be clear enough that users would not have to stop and think too much. When adjusting moods, visual feedback played an important role because it allowed users to see the effect of their changes right away. Several people also commented that they liked interfaces that felt calm and welcoming, as opposed to those that appeared busy or overwhelming.</w:t>
       </w:r>
     </w:p>
     <w:p>
       <w:pPr>
-        <w:pStyle w:val="ListParagraph"/>
-        <w:numPr>
-          <w:ilvl w:val="0"/>
-          <w:numId w:val="31"/>
-        </w:numPr>
-        <w:spacing w:after="120" w:line="360" w:lineRule="auto"/>
-      </w:pPr>
-      <w:r>
-        <w:rPr>
-          <w:b/>
-          <w:bCs/>
-        </w:rPr>
-        <w:t>Home Screen:</w:t>
-      </w:r>
-      <w:r>
-        <w:t xml:space="preserve"> displays current light scene and quick mood buttons.</w:t>
+        <w:spacing w:line="360" w:lineRule="auto"/>
+      </w:pPr>
+      <w:r>
+        <w:t>During the design phase, these preferences were translated into specific interface choices. Icons and short labels were included to make each section easier to understand briefly. Color previews were added so that mood adjustments would be visible immediately. The layout also relied on spacing and grouping to organize the information, which helped users grasp the structure of each screen more quickly.</w:t>
       </w:r>
     </w:p>
     <w:p>
       <w:pPr>
-        <w:pStyle w:val="ListParagraph"/>
-        <w:numPr>
-          <w:ilvl w:val="0"/>
-          <w:numId w:val="31"/>
-        </w:numPr>
-        <w:spacing w:after="120" w:line="360" w:lineRule="auto"/>
-      </w:pPr>
-      <w:r>
-        <w:rPr>
-          <w:b/>
-          <w:bCs/>
-        </w:rPr>
-        <w:t xml:space="preserve">Mood Selection Screen: </w:t>
-      </w:r>
-      <w:r>
-        <w:t>provides larger previews of each mood and color changes in real-time.</w:t>
+        <w:spacing w:line="360" w:lineRule="auto"/>
+      </w:pPr>
+      <w:r>
+        <w:t>The prototyping phase allowed these ideas to become real, interactive screens. Each flow was tested and adjusted several times. The Add Home</w:t>
+      </w:r>
+      <w:r>
+        <w:t xml:space="preserve"> (Appendix A)</w:t>
+      </w:r>
+      <w:r>
+        <w:t xml:space="preserve"> and Add Room</w:t>
+      </w:r>
+      <w:r>
+        <w:t xml:space="preserve"> </w:t>
+      </w:r>
+      <w:r>
+        <w:t xml:space="preserve">(Appendix </w:t>
+      </w:r>
+      <w:r>
+        <w:t>B</w:t>
+      </w:r>
+      <w:proofErr w:type="gramStart"/>
+      <w:r>
+        <w:t>)</w:t>
+      </w:r>
+      <w:r>
+        <w:t xml:space="preserve"> flows</w:t>
+      </w:r>
+      <w:proofErr w:type="gramEnd"/>
+      <w:r>
+        <w:t xml:space="preserve"> follow the same structure, making them easier to learn. The Connect Device flow</w:t>
+      </w:r>
+      <w:r>
+        <w:t xml:space="preserve"> (Appendix C)</w:t>
+      </w:r>
+      <w:r>
+        <w:t xml:space="preserve"> uses a step-by-step approach so that the user sees only what they need at each moment. The Add Mood </w:t>
+      </w:r>
+      <w:r>
+        <w:t xml:space="preserve">(Appendix </w:t>
+      </w:r>
+      <w:r>
+        <w:t>D</w:t>
+      </w:r>
+      <w:r>
+        <w:t>)</w:t>
+      </w:r>
+      <w:r>
+        <w:t xml:space="preserve"> </w:t>
+      </w:r>
+      <w:r>
+        <w:t>flow starts with all devices turned off, encouraging users to build a mood from scratch. In the Edit Mood flow</w:t>
+      </w:r>
+      <w:r>
+        <w:t xml:space="preserve"> </w:t>
+      </w:r>
+      <w:r>
+        <w:t xml:space="preserve">(Appendix </w:t>
+      </w:r>
+      <w:r>
+        <w:t>E</w:t>
+      </w:r>
+      <w:r>
+        <w:t>)</w:t>
+      </w:r>
+      <w:r>
+        <w:t>, changes are saved automatically, and users can see the AI-generated image update in real time.</w:t>
       </w:r>
     </w:p>
     <w:p>
       <w:pPr>
-        <w:pStyle w:val="ListParagraph"/>
-        <w:numPr>
-          <w:ilvl w:val="0"/>
-          <w:numId w:val="31"/>
-        </w:numPr>
-        <w:spacing w:after="120" w:line="360" w:lineRule="auto"/>
-      </w:pPr>
-      <w:r>
-        <w:rPr>
-          <w:b/>
-          <w:bCs/>
-        </w:rPr>
-        <w:t>Custom Scene Screen:</w:t>
-      </w:r>
-      <w:r>
-        <w:t xml:space="preserve"> allows users to create personalized moods with color and </w:t>
-      </w:r>
-      <w:proofErr w:type="gramStart"/>
-      <w:r>
-        <w:t>brightness</w:t>
-      </w:r>
-      <w:proofErr w:type="gramEnd"/>
-      <w:r>
-        <w:t xml:space="preserve"> sliders.</w:t>
+        <w:spacing w:line="360" w:lineRule="auto"/>
+      </w:pPr>
+      <w:r>
+        <w:t>During the evaluation stage, all participants were able to complete the tasks, although a few parts still needed small adjustments. Most people got through the steps for adding homes and rooms without any real trouble, and nothing in those parts seemed to confuse them. The device-connection step also went well, although a few participants slowed down a bit while working through it. The only real pause happened when they had to choose a room for a device that had just been connected. A few users paused at that step for a moment, trying to understand what the app expected them to do before they continued. The mood-screen creation screens received the most positive reactions, and several users mentioned that the color sliders were easy to understand and quite fun to play around with.</w:t>
       </w:r>
     </w:p>
     <w:p>
       <w:pPr>
-        <w:spacing w:after="120" w:line="360" w:lineRule="auto"/>
-        <w:ind w:left="360"/>
-      </w:pPr>
-      <w:r>
-        <w:t>Users responded positively to the color-coded layout and the ability to see changes immediately. All participants completed the tasks successfully.</w:t>
+        <w:spacing w:line="360" w:lineRule="auto"/>
+      </w:pPr>
+      <w:r>
+        <w:t xml:space="preserve">However, two major issues have appeared. First, the save button for creating moods was too small </w:t>
+      </w:r>
+      <w:r>
+        <w:t xml:space="preserve">(Appendix </w:t>
+      </w:r>
+      <w:r>
+        <w:t>F</w:t>
+      </w:r>
+      <w:r>
+        <w:t>)</w:t>
+      </w:r>
+      <w:r>
+        <w:t xml:space="preserve"> </w:t>
+      </w:r>
+      <w:r>
+        <w:t>and looked too much like a decorative icon, so some users did not notice it immediately. After enlarging it and adding a clearer label</w:t>
+      </w:r>
+      <w:r>
+        <w:t xml:space="preserve"> (Appendix G)</w:t>
+      </w:r>
+      <w:r>
+        <w:t>, the issue disappeared in the next test. Second, the Rooms/Devices</w:t>
+      </w:r>
+      <w:r>
+        <w:t xml:space="preserve"> </w:t>
+      </w:r>
+      <w:r>
+        <w:t xml:space="preserve">switch </w:t>
+      </w:r>
+      <w:r>
+        <w:t>(Appendix H)</w:t>
+      </w:r>
+      <w:r>
+        <w:t xml:space="preserve"> </w:t>
+      </w:r>
+      <w:r>
+        <w:t xml:space="preserve">at the top of the screen was not immediately obvious to all </w:t>
+      </w:r>
+      <w:r>
+        <w:lastRenderedPageBreak/>
+        <w:t>users. Some expected it to be more visually distinct. Overall, the tests confirmed that the interface was understandable, visually appealing, and efficient once the minor usability issues were resolved.</w:t>
       </w:r>
     </w:p>
     <w:p>
       <w:pPr>
-        <w:pStyle w:val="ListParagraph"/>
-        <w:keepNext/>
-        <w:numPr>
-          <w:ilvl w:val="0"/>
-          <w:numId w:val="32"/>
-        </w:numPr>
-        <w:tabs>
-          <w:tab w:val="left" w:pos="1440"/>
-        </w:tabs>
-        <w:spacing w:after="120" w:line="360" w:lineRule="auto"/>
-        <w:contextualSpacing w:val="0"/>
-        <w:outlineLvl w:val="1"/>
-        <w:rPr>
-          <w:b/>
-          <w:vanish/>
-        </w:rPr>
+        <w:spacing w:line="360" w:lineRule="auto"/>
       </w:pPr>
     </w:p>
-    <w:p>
-      <w:pPr>
-        <w:pStyle w:val="ListParagraph"/>
-        <w:keepNext/>
-        <w:numPr>
-          <w:ilvl w:val="0"/>
-          <w:numId w:val="32"/>
-        </w:numPr>
-        <w:tabs>
-          <w:tab w:val="left" w:pos="1440"/>
-        </w:tabs>
-        <w:spacing w:after="120" w:line="360" w:lineRule="auto"/>
-        <w:contextualSpacing w:val="0"/>
-        <w:outlineLvl w:val="1"/>
-        <w:rPr>
-          <w:b/>
-          <w:vanish/>
-        </w:rPr>
-      </w:pPr>
-    </w:p>
-    <w:p>
-      <w:pPr>
-        <w:pStyle w:val="ListParagraph"/>
-        <w:keepNext/>
-        <w:numPr>
-          <w:ilvl w:val="0"/>
-          <w:numId w:val="32"/>
-        </w:numPr>
-        <w:tabs>
-          <w:tab w:val="left" w:pos="1440"/>
-        </w:tabs>
-        <w:spacing w:after="120" w:line="360" w:lineRule="auto"/>
-        <w:contextualSpacing w:val="0"/>
-        <w:outlineLvl w:val="1"/>
-        <w:rPr>
-          <w:b/>
-          <w:vanish/>
-        </w:rPr>
-      </w:pPr>
-    </w:p>
-    <w:p>
-      <w:pPr>
-        <w:pStyle w:val="ListParagraph"/>
-        <w:keepNext/>
-        <w:numPr>
-          <w:ilvl w:val="1"/>
-          <w:numId w:val="32"/>
-        </w:numPr>
-        <w:tabs>
-          <w:tab w:val="left" w:pos="1440"/>
-        </w:tabs>
-        <w:spacing w:after="120" w:line="360" w:lineRule="auto"/>
-        <w:contextualSpacing w:val="0"/>
-        <w:outlineLvl w:val="1"/>
-        <w:rPr>
-          <w:b/>
-          <w:vanish/>
-        </w:rPr>
-      </w:pPr>
-    </w:p>
-    <w:p>
-      <w:pPr>
-        <w:pStyle w:val="Heading2"/>
-        <w:numPr>
-          <w:ilvl w:val="1"/>
-          <w:numId w:val="32"/>
-        </w:numPr>
-        <w:spacing w:after="120" w:line="360" w:lineRule="auto"/>
-      </w:pPr>
-      <w:r>
-        <w:t>User Test Results</w:t>
-      </w:r>
-    </w:p>
-    <w:tbl>
-      <w:tblPr>
-        <w:tblStyle w:val="TableGrid"/>
-        <w:tblW w:w="0" w:type="auto"/>
-        <w:tblInd w:w="381" w:type="dxa"/>
-        <w:tblLook w:val="04A0" w:firstRow="1" w:lastRow="0" w:firstColumn="1" w:lastColumn="0" w:noHBand="0" w:noVBand="1"/>
-      </w:tblPr>
-      <w:tblGrid>
-        <w:gridCol w:w="2229"/>
-        <w:gridCol w:w="1476"/>
-        <w:gridCol w:w="1596"/>
-        <w:gridCol w:w="4275"/>
-      </w:tblGrid>
-      <w:tr>
-        <w:trPr>
-          <w:trHeight w:val="895"/>
-        </w:trPr>
-        <w:tc>
-          <w:tcPr>
-            <w:tcW w:w="0" w:type="auto"/>
-          </w:tcPr>
-          <w:p>
-            <w:pPr>
-              <w:spacing w:after="120" w:line="360" w:lineRule="auto"/>
-            </w:pPr>
-            <w:r>
-              <w:t>Task</w:t>
-            </w:r>
-          </w:p>
-        </w:tc>
-        <w:tc>
-          <w:tcPr>
-            <w:tcW w:w="0" w:type="auto"/>
-          </w:tcPr>
-          <w:p>
-            <w:pPr>
-              <w:spacing w:after="120" w:line="360" w:lineRule="auto"/>
-            </w:pPr>
-            <w:r>
-              <w:t>Success Rate</w:t>
-            </w:r>
-          </w:p>
-        </w:tc>
-        <w:tc>
-          <w:tcPr>
-            <w:tcW w:w="0" w:type="auto"/>
-          </w:tcPr>
-          <w:p>
-            <w:pPr>
-              <w:spacing w:after="120" w:line="360" w:lineRule="auto"/>
-            </w:pPr>
-            <w:r>
-              <w:t>Average Time</w:t>
-            </w:r>
-          </w:p>
-        </w:tc>
-        <w:tc>
-          <w:tcPr>
-            <w:tcW w:w="0" w:type="auto"/>
-          </w:tcPr>
-          <w:p>
-            <w:pPr>
-              <w:spacing w:after="120" w:line="360" w:lineRule="auto"/>
-            </w:pPr>
-            <w:r>
-              <w:t>Notes/User Feedback</w:t>
-            </w:r>
-          </w:p>
-        </w:tc>
-      </w:tr>
-      <w:tr>
-        <w:trPr>
-          <w:trHeight w:val="895"/>
-        </w:trPr>
-        <w:tc>
-          <w:tcPr>
-            <w:tcW w:w="0" w:type="auto"/>
-          </w:tcPr>
-          <w:p>
-            <w:pPr>
-              <w:spacing w:after="120" w:line="360" w:lineRule="auto"/>
-              <w:jc w:val="left"/>
-            </w:pPr>
-            <w:r>
-              <w:t>Select “Relax” mode</w:t>
-            </w:r>
-          </w:p>
-        </w:tc>
-        <w:tc>
-          <w:tcPr>
-            <w:tcW w:w="0" w:type="auto"/>
-          </w:tcPr>
-          <w:p>
-            <w:pPr>
-              <w:spacing w:after="120" w:line="360" w:lineRule="auto"/>
-              <w:jc w:val="left"/>
-            </w:pPr>
-            <w:r>
-              <w:t>100%</w:t>
-            </w:r>
-          </w:p>
-        </w:tc>
-        <w:tc>
-          <w:tcPr>
-            <w:tcW w:w="0" w:type="auto"/>
-          </w:tcPr>
-          <w:p>
-            <w:pPr>
-              <w:spacing w:after="120" w:line="360" w:lineRule="auto"/>
-              <w:jc w:val="left"/>
-            </w:pPr>
-            <w:r>
-              <w:t>8s</w:t>
-            </w:r>
-          </w:p>
-        </w:tc>
-        <w:tc>
-          <w:tcPr>
-            <w:tcW w:w="0" w:type="auto"/>
-          </w:tcPr>
-          <w:p>
-            <w:pPr>
-              <w:spacing w:after="120" w:line="360" w:lineRule="auto"/>
-              <w:jc w:val="left"/>
-            </w:pPr>
-            <w:r>
-              <w:t>“Easy to find and feels cozy”</w:t>
-            </w:r>
-          </w:p>
-        </w:tc>
-      </w:tr>
-      <w:tr>
-        <w:trPr>
-          <w:trHeight w:val="895"/>
-        </w:trPr>
-        <w:tc>
-          <w:tcPr>
-            <w:tcW w:w="0" w:type="auto"/>
-          </w:tcPr>
-          <w:p>
-            <w:pPr>
-              <w:spacing w:after="120" w:line="360" w:lineRule="auto"/>
-              <w:jc w:val="left"/>
-            </w:pPr>
-            <w:r>
-              <w:t>Adjust brightness</w:t>
-            </w:r>
-          </w:p>
-        </w:tc>
-        <w:tc>
-          <w:tcPr>
-            <w:tcW w:w="0" w:type="auto"/>
-          </w:tcPr>
-          <w:p>
-            <w:pPr>
-              <w:spacing w:after="120" w:line="360" w:lineRule="auto"/>
-              <w:jc w:val="left"/>
-            </w:pPr>
-            <w:r>
-              <w:t>100%</w:t>
-            </w:r>
-          </w:p>
-        </w:tc>
-        <w:tc>
-          <w:tcPr>
-            <w:tcW w:w="0" w:type="auto"/>
-          </w:tcPr>
-          <w:p>
-            <w:pPr>
-              <w:spacing w:after="120" w:line="360" w:lineRule="auto"/>
-              <w:jc w:val="left"/>
-            </w:pPr>
-            <w:r>
-              <w:t>6s</w:t>
-            </w:r>
-          </w:p>
-        </w:tc>
-        <w:tc>
-          <w:tcPr>
-            <w:tcW w:w="0" w:type="auto"/>
-          </w:tcPr>
-          <w:p>
-            <w:pPr>
-              <w:spacing w:after="120" w:line="360" w:lineRule="auto"/>
-              <w:jc w:val="left"/>
-            </w:pPr>
-            <w:r>
-              <w:t>“Slider works like expected”</w:t>
-            </w:r>
-          </w:p>
-        </w:tc>
-      </w:tr>
-      <w:tr>
-        <w:trPr>
-          <w:trHeight w:val="895"/>
-        </w:trPr>
-        <w:tc>
-          <w:tcPr>
-            <w:tcW w:w="0" w:type="auto"/>
-          </w:tcPr>
-          <w:p>
-            <w:pPr>
-              <w:spacing w:after="120" w:line="360" w:lineRule="auto"/>
-              <w:jc w:val="left"/>
-            </w:pPr>
-            <w:r>
-              <w:t>Create custom mood</w:t>
-            </w:r>
-          </w:p>
-        </w:tc>
-        <w:tc>
-          <w:tcPr>
-            <w:tcW w:w="0" w:type="auto"/>
-          </w:tcPr>
-          <w:p>
-            <w:pPr>
-              <w:spacing w:after="120" w:line="360" w:lineRule="auto"/>
-              <w:jc w:val="left"/>
-            </w:pPr>
-            <w:r>
-              <w:t>67%</w:t>
-            </w:r>
-          </w:p>
-        </w:tc>
-        <w:tc>
-          <w:tcPr>
-            <w:tcW w:w="0" w:type="auto"/>
-          </w:tcPr>
-          <w:p>
-            <w:pPr>
-              <w:spacing w:after="120" w:line="360" w:lineRule="auto"/>
-              <w:jc w:val="left"/>
-            </w:pPr>
-            <w:r>
-              <w:t>20s</w:t>
-            </w:r>
-          </w:p>
-        </w:tc>
-        <w:tc>
-          <w:tcPr>
-            <w:tcW w:w="0" w:type="auto"/>
-          </w:tcPr>
-          <w:p>
-            <w:pPr>
-              <w:spacing w:after="120" w:line="360" w:lineRule="auto"/>
-              <w:jc w:val="left"/>
-            </w:pPr>
-            <w:r>
-              <w:t>“Didn’t notice the save icon immediately”</w:t>
-            </w:r>
-          </w:p>
-        </w:tc>
-      </w:tr>
-    </w:tbl>
-    <w:p/>
-    <w:p>
-      <w:pPr>
-        <w:ind w:left="360"/>
-      </w:pPr>
-      <w:r>
-        <w:t>Two participants described the interface as “calm” and “satisfying to use”. One noted that the icons “felt friendly”. The main difficulty was finding the save feature for custom moods.</w:t>
-      </w:r>
-    </w:p>
-    <w:p>
-      <w:pPr>
-        <w:jc w:val="left"/>
-      </w:pPr>
-    </w:p>
-    <w:p>
-      <w:pPr>
-        <w:pStyle w:val="ListParagraph"/>
-        <w:keepNext/>
-        <w:numPr>
-          <w:ilvl w:val="0"/>
-          <w:numId w:val="25"/>
-        </w:numPr>
-        <w:tabs>
-          <w:tab w:val="left" w:pos="1440"/>
-        </w:tabs>
-        <w:contextualSpacing w:val="0"/>
-        <w:outlineLvl w:val="1"/>
-        <w:rPr>
-          <w:b/>
-          <w:vanish/>
-        </w:rPr>
-      </w:pPr>
-      <w:bookmarkStart w:id="5" w:name="_Toc478981512"/>
-    </w:p>
-    <w:p>
-      <w:pPr>
-        <w:pStyle w:val="ListParagraph"/>
-        <w:keepNext/>
-        <w:numPr>
-          <w:ilvl w:val="1"/>
-          <w:numId w:val="25"/>
-        </w:numPr>
-        <w:tabs>
-          <w:tab w:val="left" w:pos="1440"/>
-        </w:tabs>
-        <w:contextualSpacing w:val="0"/>
-        <w:outlineLvl w:val="1"/>
-        <w:rPr>
-          <w:b/>
-          <w:vanish/>
-        </w:rPr>
-      </w:pPr>
-    </w:p>
-    <w:p>
-      <w:pPr>
-        <w:pStyle w:val="ListParagraph"/>
-        <w:keepNext/>
-        <w:numPr>
-          <w:ilvl w:val="1"/>
-          <w:numId w:val="25"/>
-        </w:numPr>
-        <w:tabs>
-          <w:tab w:val="left" w:pos="1440"/>
-        </w:tabs>
-        <w:contextualSpacing w:val="0"/>
-        <w:outlineLvl w:val="1"/>
-        <w:rPr>
-          <w:b/>
-          <w:vanish/>
-        </w:rPr>
-      </w:pPr>
-    </w:p>
-    <w:p>
-      <w:pPr>
-        <w:pStyle w:val="Heading2"/>
-        <w:numPr>
-          <w:ilvl w:val="1"/>
-          <w:numId w:val="25"/>
-        </w:numPr>
-        <w:spacing w:after="120" w:line="360" w:lineRule="auto"/>
-        <w:ind w:left="788" w:hanging="431"/>
-      </w:pPr>
-      <w:r>
-        <w:t>Changes Between Iterations</w:t>
-      </w:r>
-    </w:p>
-    <w:tbl>
-      <w:tblPr>
-        <w:tblStyle w:val="TableGrid"/>
-        <w:tblW w:w="0" w:type="auto"/>
-        <w:tblInd w:w="357" w:type="dxa"/>
-        <w:tblLook w:val="04A0" w:firstRow="1" w:lastRow="0" w:firstColumn="1" w:lastColumn="0" w:noHBand="0" w:noVBand="1"/>
-      </w:tblPr>
-      <w:tblGrid>
-        <w:gridCol w:w="2390"/>
-        <w:gridCol w:w="2398"/>
-        <w:gridCol w:w="2396"/>
-        <w:gridCol w:w="2421"/>
-      </w:tblGrid>
-      <w:tr>
-        <w:tc>
-          <w:tcPr>
-            <w:tcW w:w="2390" w:type="dxa"/>
-          </w:tcPr>
-          <w:p>
-            <w:pPr>
-              <w:jc w:val="left"/>
-            </w:pPr>
-            <w:r>
-              <w:t>Item</w:t>
-            </w:r>
-          </w:p>
-        </w:tc>
-        <w:tc>
-          <w:tcPr>
-            <w:tcW w:w="2398" w:type="dxa"/>
-          </w:tcPr>
-          <w:p>
-            <w:pPr>
-              <w:jc w:val="left"/>
-            </w:pPr>
-            <w:r>
-              <w:t>Iteration  1</w:t>
-            </w:r>
-          </w:p>
-        </w:tc>
-        <w:tc>
-          <w:tcPr>
-            <w:tcW w:w="2396" w:type="dxa"/>
-          </w:tcPr>
-          <w:p>
-            <w:pPr>
-              <w:jc w:val="left"/>
-            </w:pPr>
-            <w:r>
-              <w:t>Iteration 2</w:t>
-            </w:r>
-          </w:p>
-        </w:tc>
-        <w:tc>
-          <w:tcPr>
-            <w:tcW w:w="2421" w:type="dxa"/>
-          </w:tcPr>
-          <w:p>
-            <w:pPr>
-              <w:jc w:val="left"/>
-            </w:pPr>
-            <w:r>
-              <w:t>Result</w:t>
-            </w:r>
-          </w:p>
-        </w:tc>
-      </w:tr>
-      <w:tr>
-        <w:tc>
-          <w:tcPr>
-            <w:tcW w:w="2390" w:type="dxa"/>
-          </w:tcPr>
-          <w:p>
-            <w:pPr>
-              <w:jc w:val="left"/>
-            </w:pPr>
-            <w:r>
-              <w:t>Save button</w:t>
-            </w:r>
-          </w:p>
-        </w:tc>
-        <w:tc>
-          <w:tcPr>
-            <w:tcW w:w="2398" w:type="dxa"/>
-          </w:tcPr>
-          <w:p>
-            <w:pPr>
-              <w:jc w:val="left"/>
-            </w:pPr>
-            <w:r>
-              <w:t>Hard to find</w:t>
-            </w:r>
-          </w:p>
-        </w:tc>
-        <w:tc>
-          <w:tcPr>
-            <w:tcW w:w="2396" w:type="dxa"/>
-          </w:tcPr>
-          <w:p>
-            <w:pPr>
-              <w:jc w:val="left"/>
-            </w:pPr>
-            <w:r>
-              <w:t>Bigger and labeled</w:t>
-            </w:r>
-          </w:p>
-        </w:tc>
-        <w:tc>
-          <w:tcPr>
-            <w:tcW w:w="2421" w:type="dxa"/>
-          </w:tcPr>
-          <w:p>
-            <w:pPr>
-              <w:jc w:val="left"/>
-            </w:pPr>
-            <w:r>
-              <w:t>Both users found it immediately</w:t>
-            </w:r>
-          </w:p>
-        </w:tc>
-      </w:tr>
-      <w:tr>
-        <w:tc>
-          <w:tcPr>
-            <w:tcW w:w="2390" w:type="dxa"/>
-          </w:tcPr>
-          <w:p>
-            <w:pPr>
-              <w:jc w:val="left"/>
-            </w:pPr>
-            <w:r>
-              <w:t>Custom mood access</w:t>
-            </w:r>
-          </w:p>
-        </w:tc>
-        <w:tc>
-          <w:tcPr>
-            <w:tcW w:w="2398" w:type="dxa"/>
-          </w:tcPr>
-          <w:p>
-            <w:pPr>
-              <w:jc w:val="left"/>
-            </w:pPr>
-            <w:r>
-              <w:t>Only in submenu</w:t>
-            </w:r>
-          </w:p>
-        </w:tc>
-        <w:tc>
-          <w:tcPr>
-            <w:tcW w:w="2396" w:type="dxa"/>
-          </w:tcPr>
-          <w:p>
-            <w:pPr>
-              <w:jc w:val="left"/>
-            </w:pPr>
-            <w:r>
-              <w:t>Shortcut added</w:t>
-            </w:r>
-          </w:p>
-        </w:tc>
-        <w:tc>
-          <w:tcPr>
-            <w:tcW w:w="2421" w:type="dxa"/>
-          </w:tcPr>
-          <w:p>
-            <w:pPr>
-              <w:jc w:val="left"/>
-            </w:pPr>
-            <w:r>
-              <w:t>Faster access</w:t>
-            </w:r>
-          </w:p>
-        </w:tc>
-      </w:tr>
-      <w:tr>
-        <w:tc>
-          <w:tcPr>
-            <w:tcW w:w="2390" w:type="dxa"/>
-          </w:tcPr>
-          <w:p>
-            <w:pPr>
-              <w:jc w:val="left"/>
-            </w:pPr>
-            <w:r>
-              <w:t>Mood clarity</w:t>
-            </w:r>
-          </w:p>
-        </w:tc>
-        <w:tc>
-          <w:tcPr>
-            <w:tcW w:w="2398" w:type="dxa"/>
-          </w:tcPr>
-          <w:p>
-            <w:pPr>
-              <w:jc w:val="left"/>
-            </w:pPr>
-            <w:r>
-              <w:t>Some icons unclear</w:t>
-            </w:r>
-          </w:p>
-        </w:tc>
-        <w:tc>
-          <w:tcPr>
-            <w:tcW w:w="2396" w:type="dxa"/>
-          </w:tcPr>
-          <w:p>
-            <w:pPr>
-              <w:jc w:val="left"/>
-            </w:pPr>
-            <w:r>
-              <w:t>Icon and text</w:t>
-            </w:r>
-          </w:p>
-        </w:tc>
-        <w:tc>
-          <w:tcPr>
-            <w:tcW w:w="2421" w:type="dxa"/>
-          </w:tcPr>
-          <w:p>
-            <w:pPr>
-              <w:jc w:val="left"/>
-            </w:pPr>
-            <w:r>
-              <w:t>Users understood all mood buttons</w:t>
-            </w:r>
-          </w:p>
-        </w:tc>
-      </w:tr>
-    </w:tbl>
     <w:p>
       <w:pPr>
         <w:pStyle w:val="Heading1"/>
@@ -2832,132 +1313,117 @@
           <w:ilvl w:val="0"/>
           <w:numId w:val="20"/>
         </w:numPr>
-        <w:spacing w:after="120" w:line="360" w:lineRule="auto"/>
+        <w:spacing w:line="360" w:lineRule="auto"/>
         <w:ind w:left="0" w:firstLine="0"/>
-        <w:jc w:val="left"/>
         <w:rPr>
           <w:szCs w:val="24"/>
         </w:rPr>
       </w:pPr>
+      <w:bookmarkStart w:id="8" w:name="_Toc478981512"/>
+      <w:bookmarkStart w:id="9" w:name="_Toc215749213"/>
       <w:r>
         <w:rPr>
           <w:szCs w:val="24"/>
         </w:rPr>
-        <w:lastRenderedPageBreak/>
         <w:t>Discussion</w:t>
       </w:r>
-      <w:bookmarkEnd w:id="5"/>
+      <w:bookmarkEnd w:id="8"/>
+      <w:bookmarkEnd w:id="9"/>
     </w:p>
     <w:p>
       <w:pPr>
-        <w:spacing w:after="120" w:line="360" w:lineRule="auto"/>
-      </w:pPr>
-      <w:r>
-        <w:t>The project demonstrates how emotional design can enhance usability in smart home applications. The prototype succeeded in creating an interface that users described as simple, pleasant and personal.</w:t>
+        <w:spacing w:line="360" w:lineRule="auto"/>
+      </w:pPr>
+      <w:r>
+        <w:t>Thinking back on the design work, it was obvious that emotional design ideas, basic cognitive principles, and user-centered approaches all played a role in shaping the final app. Norman’s three levels of emotional design were also relevant throughout this process.</w:t>
+      </w:r>
+      <w:r>
+        <w:t xml:space="preserve"> The visceral side of the design, things like the soft gradients, calmer color tones, and the uncomplicated icons, helped create an interface that users generally felt comfortable using. A couple of participants even referred to the design as “relaxing,” which lines up with Norman’s view that positive emotions can make people more willing to explore and more patient when interacting with technology.</w:t>
       </w:r>
     </w:p>
     <w:p>
       <w:pPr>
-        <w:spacing w:after="120" w:line="360" w:lineRule="auto"/>
-      </w:pPr>
-      <w:r>
-        <w:t>At the visceral level, aesthetic choices such as soft gradients and rounded buttons immediately conveyed calmness and friendliness. This positive emotional reaction appeared to improve user confidence and satisfaction, supporting the principle that attractive things seem easier to use.</w:t>
+        <w:spacing w:line="360" w:lineRule="auto"/>
+      </w:pPr>
+      <w:r>
+        <w:t xml:space="preserve">At the behavioral level, the use of consistent layouts, simple navigation, and quick feedback made it easier for users to move through the app without having to think too much about each step. </w:t>
+      </w:r>
+      <w:r>
+        <w:t>The interaction flows require very little mental effort, which aligns with the distinction between experiential and reflective cognition described by Norman. Experiential cognition refers to intuitive, fast, and effortless action patterns, making it well suited for tasks that users perform repeatedly (Norman, 1993; Preece, Rogers &amp; Sharp, 2019).</w:t>
+      </w:r>
+      <w:r>
+        <w:t xml:space="preserve"> Since people tend to adjust their lights several times a day, the design needed to support fast and effortless interactions.</w:t>
       </w:r>
     </w:p>
     <w:p>
       <w:pPr>
-        <w:spacing w:after="120" w:line="360" w:lineRule="auto"/>
-      </w:pPr>
-      <w:r>
-        <w:t>At the behavioral level, clear labels and icons helped users navigate intuitively. However, the save feature was not visually distinct enough, showing that feedback and visibility must be improved.</w:t>
+        <w:spacing w:line="360" w:lineRule="auto"/>
+      </w:pPr>
+      <w:r>
+        <w:t xml:space="preserve">At the reflective level, the app offered several ways for users to </w:t>
+      </w:r>
+      <w:r>
+        <w:t>personalize</w:t>
+      </w:r>
+      <w:r>
+        <w:t xml:space="preserve"> their setup, for example by naming their moods, picking their own colors, or looking at the AI-generated previews. These features made the system feel more personal and gave users a stronger sense of involvement in how their lighting was arranged.</w:t>
+      </w:r>
+      <w:r>
+        <w:t xml:space="preserve"> This matches Norman’s view that products become more meaningful when they express something about the user’s identity or creativity.</w:t>
       </w:r>
     </w:p>
     <w:p>
       <w:pPr>
-        <w:spacing w:after="120" w:line="360" w:lineRule="auto"/>
-      </w:pPr>
-      <w:r>
-        <w:t>At the reflective level, personalization options were valued most, users enjoyed the idea of naming their own moods. This shows how self-expression and meaning can strengthen the emotional connection between user and product.</w:t>
+        <w:spacing w:line="360" w:lineRule="auto"/>
+      </w:pPr>
+      <w:r>
+        <w:t xml:space="preserve">The usability tests highlighted several strong points in the prototype but also brought attention to areas that needed improvement. The Think-Aloud method made it easier to notice moments where participants hesitated or seemed unsure, although it also revealed the challenge noted in the CHI 2010 paper: participants often fall silent unless they are gently encouraged to keep talking. Even so, the feedback </w:t>
+      </w:r>
+      <w:r>
+        <w:lastRenderedPageBreak/>
+        <w:t>gathered during testing was helpful. The problems with the save button and the Rooms/Devices switch were identified early and adjusted in later iterations.</w:t>
       </w:r>
     </w:p>
     <w:p>
       <w:pPr>
-        <w:spacing w:after="120" w:line="360" w:lineRule="auto"/>
-      </w:pPr>
-      <w:r>
-        <w:t>The Think-Aloud usability testing provided valuable insights, though participants occasionally needed reminders to keep talking, a known limitation mentioned in in the CHI 2010 study</w:t>
-      </w:r>
-      <w:r>
-        <w:t>. Nonetheless, this method effectively revealed both u</w:t>
-      </w:r>
-      <w:r>
-        <w:t>s</w:t>
-      </w:r>
-      <w:r>
-        <w:t>ability and emotional responses.</w:t>
+        <w:spacing w:line="360" w:lineRule="auto"/>
+      </w:pPr>
+      <w:r>
+        <w:t xml:space="preserve">There were still limitations in the design. One example is the “device linking” function that appeared in </w:t>
+      </w:r>
+      <w:r>
+        <w:t>one of the last versions</w:t>
+      </w:r>
+      <w:r>
+        <w:t xml:space="preserve"> of the prototype. The idea was to let users link several lights so they would follow the same color settings</w:t>
+      </w:r>
+      <w:r>
+        <w:t xml:space="preserve"> (Appendix I)</w:t>
+      </w:r>
+      <w:r>
+        <w:t xml:space="preserve">. Although the feature was useful in theory, the additional controls made the interface feel more complicated during testing. Because of this, the feature was removed to keep the experience clearer. It may still be worth considering again later, but in a simpler </w:t>
+      </w:r>
+      <w:proofErr w:type="gramStart"/>
+      <w:r>
+        <w:t>form</w:t>
+      </w:r>
+      <w:proofErr w:type="gramEnd"/>
+      <w:r>
+        <w:t>.</w:t>
       </w:r>
     </w:p>
     <w:p>
       <w:pPr>
-        <w:spacing w:after="120" w:line="360" w:lineRule="auto"/>
-      </w:pPr>
-      <w:r>
-        <w:t>From a cognitive perspective</w:t>
-      </w:r>
-      <w:r>
-        <w:t>, the app supported recognition over recall and reduced mental effort through visual feedback. The direct mapping between mood buttons and color changes aligns with cognitive design guidelines presented during the course.</w:t>
+        <w:spacing w:line="360" w:lineRule="auto"/>
+      </w:pPr>
+      <w:r>
+        <w:t>Overall, the project highlighted the value of balancing usability with the emotional side of design. A system that focuses only on functionality may perform its tasks, but it does not automatically create a pleasant or trustworthy experience. Bringing together visual design choices, straightforward interaction patterns, and what was learned from user testing helped shape a prototype that feels both practical and engaging to use.</w:t>
       </w:r>
     </w:p>
     <w:p>
       <w:pPr>
-        <w:spacing w:after="120" w:line="360" w:lineRule="auto"/>
-      </w:pPr>
-      <w:r>
-        <w:t xml:space="preserve">After the first round of testing, some adjustments were made to improve the prototype. The save button </w:t>
-      </w:r>
-      <w:r>
-        <w:t>was</w:t>
-      </w:r>
-      <w:r>
-        <w:t xml:space="preserve"> made larger and given a text label because several users had difficulties finding it. A shortcut to “Custom Mood” was also added on the home screen, since one tester expected it to be there.</w:t>
-      </w:r>
-    </w:p>
-    <w:p>
-      <w:pPr>
-        <w:spacing w:after="120" w:line="360" w:lineRule="auto"/>
-      </w:pPr>
-      <w:r>
-        <w:t xml:space="preserve">The second usability test showed that these changes worked: all participants were able to complete the tasks without </w:t>
-      </w:r>
-      <w:r>
-        <w:t>confusion,</w:t>
-      </w:r>
-      <w:r>
-        <w:t xml:space="preserve"> and they found the layout easier to understand. This supports the idea that even small visual changes can have a big impact on usability.</w:t>
-      </w:r>
-      <w:r>
-        <w:t xml:space="preserve"> This also shows the importance of iterative design, </w:t>
-      </w:r>
-      <w:r>
-        <w:t>because</w:t>
-      </w:r>
-      <w:r>
-        <w:t xml:space="preserve"> the first prototype often does</w:t>
-      </w:r>
-      <w:r>
-        <w:t xml:space="preserve"> not</w:t>
-      </w:r>
-      <w:r>
-        <w:t xml:space="preserve"> reveal everything.</w:t>
-      </w:r>
-    </w:p>
-    <w:p>
-      <w:pPr>
-        <w:jc w:val="left"/>
-      </w:pPr>
-      <w:r>
-        <w:br w:type="page"/>
-      </w:r>
+        <w:spacing w:line="360" w:lineRule="auto"/>
+      </w:pPr>
     </w:p>
     <w:p>
       <w:pPr>
@@ -2966,128 +1432,50 @@
           <w:ilvl w:val="0"/>
           <w:numId w:val="20"/>
         </w:numPr>
-        <w:spacing w:after="120" w:line="360" w:lineRule="auto"/>
+        <w:spacing w:line="360" w:lineRule="auto"/>
         <w:ind w:left="0" w:firstLine="0"/>
-        <w:jc w:val="left"/>
         <w:rPr>
           <w:szCs w:val="24"/>
         </w:rPr>
       </w:pPr>
-      <w:bookmarkStart w:id="6" w:name="_Toc478981513"/>
+      <w:bookmarkStart w:id="10" w:name="_Toc478981513"/>
+      <w:bookmarkStart w:id="11" w:name="_Toc215749214"/>
       <w:r>
         <w:rPr>
           <w:szCs w:val="24"/>
         </w:rPr>
-        <w:lastRenderedPageBreak/>
         <w:t>Conclusion</w:t>
       </w:r>
-      <w:bookmarkEnd w:id="6"/>
+      <w:bookmarkEnd w:id="10"/>
+      <w:bookmarkEnd w:id="11"/>
     </w:p>
     <w:p>
       <w:pPr>
-        <w:spacing w:after="120" w:line="360" w:lineRule="auto"/>
-      </w:pPr>
-      <w:r>
-        <w:t>This project applied the complete UX process to develop and evaluate a Smart Home Light Control App concept. By combining cognitive principles, emotional design, prototyping and user testing, the project demonstrated how thoughtful UX design can make technology feel more human, intuitive and emotionally engaging.</w:t>
+        <w:spacing w:line="360" w:lineRule="auto"/>
+      </w:pPr>
+      <w:r>
+        <w:t>This project demonstrated how user-centered design, emotional design, and cognitive principles can work together to create a smart-home lighting app that is easy to use and enjoyable. Through several iterations of user understanding, solution design, prototyping, and testing, the final interface now supports clear navigation, personalized mood creation, and efficient device management across multiple homes and rooms.</w:t>
       </w:r>
     </w:p>
     <w:p>
       <w:pPr>
-        <w:spacing w:after="120" w:line="360" w:lineRule="auto"/>
-      </w:pPr>
-      <w:r>
-        <w:t xml:space="preserve">User testing confirmed that emotional design improves </w:t>
-      </w:r>
-      <w:r>
-        <w:t xml:space="preserve">the </w:t>
-      </w:r>
-      <w:r>
-        <w:t>perceived usability,</w:t>
-      </w:r>
-      <w:r>
-        <w:t xml:space="preserve"> since </w:t>
-      </w:r>
-      <w:r>
-        <w:t xml:space="preserve">participants </w:t>
-      </w:r>
-      <w:r>
-        <w:t>described</w:t>
-      </w:r>
-      <w:r>
-        <w:t xml:space="preserve"> the app </w:t>
-      </w:r>
-      <w:r>
-        <w:t>as</w:t>
-      </w:r>
-      <w:r>
-        <w:t xml:space="preserve"> calming</w:t>
-      </w:r>
-      <w:r>
-        <w:t>, simple to use and visually appealing</w:t>
-      </w:r>
-      <w:r>
-        <w:t>.</w:t>
-      </w:r>
-      <w:r>
-        <w:t xml:space="preserve"> After the second iteration, the updated prototype performed better and users completed the tasks more easily, especially when saving custom moods.</w:t>
+        <w:spacing w:line="360" w:lineRule="auto"/>
+      </w:pPr>
+      <w:r>
+        <w:t>The findings indicate that emotional design contributes not only to the visual appeal of the app but also to how smoothly it can be used. Applying cognitive principles helped lower the mental effort required from users, which made frequent tasks quicker and easier to carry out. The Think-Aloud usability tests also played an important role, as they brought several issues to light early in the process, allowing the interaction flow to be adjusted and improved before moving on.</w:t>
       </w:r>
     </w:p>
     <w:p>
       <w:pPr>
-        <w:spacing w:after="120" w:line="360" w:lineRule="auto"/>
-      </w:pPr>
-      <w:r>
-        <w:t>The next step would be to create a high-fidelity interactive prototype and possibly test it together with real smart lighting hardware to see how it performs in a real environment. With more time, a third iteration could also explore more advanced features, such as animations or more mood categories.</w:t>
-      </w:r>
-    </w:p>
-    <w:p>
-      <w:pPr>
-        <w:spacing w:after="120" w:line="360" w:lineRule="auto"/>
-      </w:pPr>
-      <w:r>
-        <w:t xml:space="preserve">Reflecting on the process, this project provided hands-on </w:t>
-      </w:r>
-      <w:r>
-        <w:t>experience with</w:t>
-      </w:r>
-      <w:r>
-        <w:t xml:space="preserve"> the UX </w:t>
-      </w:r>
-      <w:r>
-        <w:t>process</w:t>
-      </w:r>
-      <w:r>
-        <w:t xml:space="preserve">: </w:t>
-      </w:r>
-      <w:r>
-        <w:t xml:space="preserve">starting </w:t>
-      </w:r>
-      <w:r>
-        <w:t>from user research</w:t>
-      </w:r>
-      <w:r>
-        <w:t>, moving through</w:t>
-      </w:r>
-      <w:r>
-        <w:t xml:space="preserve"> low-fidelity prototyping</w:t>
-      </w:r>
-      <w:r>
-        <w:t>, testing and reflecting on improvements. The second iteration showed clearly why UX work is never finished after the first design</w:t>
-      </w:r>
-      <w:r>
-        <w:t xml:space="preserve"> and how each round of testing helps move the design closer to what user</w:t>
-      </w:r>
-      <w:r>
-        <w:t>s</w:t>
-      </w:r>
-      <w:r>
-        <w:t xml:space="preserve"> need.</w:t>
-      </w:r>
-    </w:p>
-    <w:p>
-      <w:pPr>
-        <w:jc w:val="left"/>
-      </w:pPr>
+        <w:spacing w:after="0" w:line="360" w:lineRule="auto"/>
+      </w:pPr>
+      <w:r>
+        <w:t xml:space="preserve">If the project were to continue, one possible direction would be to take another look at linking several devices so they can work together. It could also be useful to improve accessibility options or try the app with a larger and more diverse group of users. Eventually, the work could move toward building an actual </w:t>
+      </w:r>
+      <w:r>
+        <w:lastRenderedPageBreak/>
+        <w:t>working version of the design. Overall, the project showed how useful an iterative design process can be and how the theory from the course can support practical design decisions.</w:t>
+      </w:r>
       <w:r>
         <w:br w:type="page"/>
       </w:r>
@@ -3099,14 +1487,14 @@
           <w:ilvl w:val="0"/>
           <w:numId w:val="20"/>
         </w:numPr>
-        <w:spacing w:after="120" w:line="360" w:lineRule="auto"/>
+        <w:spacing w:line="360" w:lineRule="auto"/>
         <w:ind w:left="0" w:firstLine="0"/>
-        <w:jc w:val="left"/>
         <w:rPr>
           <w:szCs w:val="24"/>
         </w:rPr>
       </w:pPr>
-      <w:bookmarkStart w:id="7" w:name="_Toc478981514"/>
+      <w:bookmarkStart w:id="12" w:name="_Toc478981514"/>
+      <w:bookmarkStart w:id="13" w:name="_Toc215749215"/>
       <w:r>
         <w:rPr>
           <w:szCs w:val="24"/>
@@ -3114,32 +1502,256 @@
         <w:lastRenderedPageBreak/>
         <w:t>Appendix</w:t>
       </w:r>
-      <w:bookmarkEnd w:id="7"/>
+      <w:bookmarkEnd w:id="12"/>
+      <w:bookmarkEnd w:id="13"/>
     </w:p>
     <w:p>
-      <w:pPr>
-        <w:spacing w:after="120" w:line="360" w:lineRule="auto"/>
-      </w:pPr>
+      <w:r>
+        <w:t>Norman, D. A. (2004). Emotional design: Why we love (or hate) everyday things. Basic Books.</w:t>
+      </w:r>
     </w:p>
     <w:p>
-      <w:pPr>
-        <w:spacing w:after="120" w:line="360" w:lineRule="auto"/>
-      </w:pPr>
-      <w:r>
-        <w:t>This could contain essential parts of audio/video capture of participatory design workshops, usability tests</w:t>
-      </w:r>
-      <w:r>
-        <w:t xml:space="preserve">, prototype presentations, surveys, personas, </w:t>
-      </w:r>
-      <w:proofErr w:type="spellStart"/>
-      <w:r>
-        <w:t>etc</w:t>
-      </w:r>
-      <w:proofErr w:type="spellEnd"/>
-      <w:r>
-        <w:t>….</w:t>
+      <w:r>
+        <w:t>Preece, J., Rogers, Y., &amp; Sharp, H. (2019). Interaction design: Beyond human–computer interaction (5th ed.). Wiley.</w:t>
       </w:r>
     </w:p>
+    <w:p>
+      <w:r>
+        <w:t>Olmsted-Hawala, E. L., Murphy, E. D., Hawala, S., &amp; Ashenfelter, K. T. (2010). Think-aloud protocols: A comparison of three methods for moderating think-aloud sessions. In Proceedings of the SIGCHI Conference on Human Factors in Computing Systems (pp. 2381–2390). ACM.</w:t>
+      </w:r>
+    </w:p>
+    <w:p>
+      <w:r>
+        <w:t>Tullis, T. S. (1987). Screen design and layout for better usability.</w:t>
+      </w:r>
+    </w:p>
+    <w:p>
+      <w:r>
+        <w:t>Weller, S. (2004). Information grouping and visual search performance.</w:t>
+      </w:r>
+    </w:p>
+    <w:p/>
+    <w:p>
+      <w:r>
+        <w:t xml:space="preserve">Appendix </w:t>
+      </w:r>
+      <w:r>
+        <w:t>1</w:t>
+      </w:r>
+      <w:r>
+        <w:t xml:space="preserve"> </w:t>
+      </w:r>
+      <w:r>
+        <w:t>–</w:t>
+      </w:r>
+      <w:r>
+        <w:t xml:space="preserve"> </w:t>
+      </w:r>
+      <w:r>
+        <w:t>Interview summaries.pdf</w:t>
+      </w:r>
+    </w:p>
+    <w:p>
+      <w:r>
+        <w:t xml:space="preserve">Appendix </w:t>
+      </w:r>
+      <w:r>
+        <w:t>2</w:t>
+      </w:r>
+      <w:r>
+        <w:t xml:space="preserve"> – Persona.pdf</w:t>
+      </w:r>
+    </w:p>
+    <w:p>
+      <w:r>
+        <w:t xml:space="preserve">Appendix </w:t>
+      </w:r>
+      <w:r>
+        <w:t>3</w:t>
+      </w:r>
+      <w:r>
+        <w:t xml:space="preserve"> – </w:t>
+      </w:r>
+      <w:r>
+        <w:t>Usability tests</w:t>
+      </w:r>
+      <w:r>
+        <w:t>.pdf</w:t>
+      </w:r>
+    </w:p>
+    <w:p/>
+    <w:p>
+      <w:r>
+        <w:t xml:space="preserve">Appendix A - </w:t>
+      </w:r>
+      <w:r>
+        <w:t>Prototype</w:t>
+      </w:r>
+      <w:r>
+        <w:t xml:space="preserve"> </w:t>
+      </w:r>
+      <w:r>
+        <w:t>5</w:t>
+      </w:r>
+      <w:r>
+        <w:t xml:space="preserve"> </w:t>
+      </w:r>
+      <w:r>
+        <w:t>Add</w:t>
+      </w:r>
+      <w:r>
+        <w:t xml:space="preserve"> </w:t>
+      </w:r>
+      <w:r>
+        <w:t>Home</w:t>
+      </w:r>
+      <w:r>
+        <w:t xml:space="preserve"> </w:t>
+      </w:r>
+      <w:r>
+        <w:t>Flow</w:t>
+      </w:r>
+      <w:r>
+        <w:t>.png</w:t>
+      </w:r>
+    </w:p>
+    <w:p>
+      <w:r>
+        <w:t xml:space="preserve">Appendix </w:t>
+      </w:r>
+      <w:r>
+        <w:t>B</w:t>
+      </w:r>
+      <w:r>
+        <w:t xml:space="preserve"> </w:t>
+      </w:r>
+      <w:r>
+        <w:t>-</w:t>
+      </w:r>
+      <w:r>
+        <w:t xml:space="preserve"> </w:t>
+      </w:r>
+      <w:r>
+        <w:t>Prototype</w:t>
+      </w:r>
+      <w:r>
+        <w:t xml:space="preserve"> </w:t>
+      </w:r>
+      <w:r>
+        <w:t>5</w:t>
+      </w:r>
+      <w:r>
+        <w:t xml:space="preserve"> </w:t>
+      </w:r>
+      <w:r>
+        <w:t>Add</w:t>
+      </w:r>
+      <w:r>
+        <w:t xml:space="preserve"> </w:t>
+      </w:r>
+      <w:r>
+        <w:t>Room</w:t>
+      </w:r>
+      <w:r>
+        <w:t xml:space="preserve"> </w:t>
+      </w:r>
+      <w:r>
+        <w:t>Flow.png</w:t>
+      </w:r>
+    </w:p>
+    <w:p>
+      <w:r>
+        <w:t xml:space="preserve">Appendix </w:t>
+      </w:r>
+      <w:r>
+        <w:t>C</w:t>
+      </w:r>
+      <w:r>
+        <w:t xml:space="preserve"> - </w:t>
+      </w:r>
+      <w:r>
+        <w:t>Prototype 5 Connect Device Flow.png</w:t>
+      </w:r>
+    </w:p>
+    <w:p>
+      <w:r>
+        <w:t xml:space="preserve">Appendix </w:t>
+      </w:r>
+      <w:r>
+        <w:t>D</w:t>
+      </w:r>
+      <w:r>
+        <w:t xml:space="preserve"> - </w:t>
+      </w:r>
+      <w:r>
+        <w:t>Prototype 5 Add Mood Flow.png</w:t>
+      </w:r>
+    </w:p>
+    <w:p>
+      <w:r>
+        <w:t xml:space="preserve">Appendix </w:t>
+      </w:r>
+      <w:r>
+        <w:t>E</w:t>
+      </w:r>
+      <w:r>
+        <w:t xml:space="preserve"> - </w:t>
+      </w:r>
+      <w:r>
+        <w:t>Prototype 5 Edit Mood Flow.png</w:t>
+      </w:r>
+    </w:p>
+    <w:p>
+      <w:r>
+        <w:t xml:space="preserve">Appendix </w:t>
+      </w:r>
+      <w:r>
+        <w:t>F</w:t>
+      </w:r>
+      <w:r>
+        <w:t xml:space="preserve"> - </w:t>
+      </w:r>
+      <w:r>
+        <w:t>Prototype 1 Mood Screen &amp; Side Menu Open Screen &amp; Add New Mood Screen.png</w:t>
+      </w:r>
+    </w:p>
+    <w:p>
+      <w:r>
+        <w:t xml:space="preserve">Appendix </w:t>
+      </w:r>
+      <w:r>
+        <w:t>G</w:t>
+      </w:r>
+      <w:r>
+        <w:t xml:space="preserve"> - </w:t>
+      </w:r>
+      <w:r>
+        <w:t>Prototype 2 Mood Screen &amp; Side Menu Open Screen &amp; Add New Mood Screen.png</w:t>
+      </w:r>
+    </w:p>
+    <w:p>
+      <w:r>
+        <w:t xml:space="preserve">Appendix </w:t>
+      </w:r>
+      <w:r>
+        <w:t>H</w:t>
+      </w:r>
+      <w:r>
+        <w:t xml:space="preserve"> - </w:t>
+      </w:r>
+      <w:r>
+        <w:t>Prototype 3 Home List Screen - Room List Screen - Device List Screen.png</w:t>
+      </w:r>
+    </w:p>
+    <w:p>
+      <w:r>
+        <w:t xml:space="preserve">Appendix I - </w:t>
+      </w:r>
+      <w:r>
+        <w:t>Light Configuration Versions.png</w:t>
+      </w:r>
+    </w:p>
+    <w:p/>
     <w:sectPr>
       <w:pgSz w:w="12240" w:h="15840" w:code="1"/>
       <w:pgMar w:top="1701" w:right="1134" w:bottom="1701" w:left="1134" w:header="708" w:footer="708" w:gutter="0"/>
@@ -7366,8 +5978,9 @@
   <w:style w:type="paragraph" w:default="1" w:styleId="Normal">
     <w:name w:val="Normal"/>
     <w:qFormat/>
-    <w:rsid w:val="00F6278C"/>
+    <w:rsid w:val="009D77DD"/>
     <w:pPr>
+      <w:spacing w:after="120"/>
       <w:jc w:val="both"/>
     </w:pPr>
     <w:rPr>
@@ -7423,7 +6036,6 @@
   <w:style w:type="character" w:default="1" w:styleId="DefaultParagraphFont">
     <w:name w:val="Default Paragraph Font"/>
     <w:uiPriority w:val="1"/>
-    <w:semiHidden/>
     <w:unhideWhenUsed/>
   </w:style>
   <w:style w:type="table" w:default="1" w:styleId="TableNormal">
@@ -8095,15 +6707,6 @@
 </file>
 
 <file path=customXml/item1.xml><?xml version="1.0" encoding="utf-8"?>
-<p:properties xmlns:p="http://schemas.microsoft.com/office/2006/metadata/properties" xmlns:xsi="http://www.w3.org/2001/XMLSchema-instance" xmlns:pc="http://schemas.microsoft.com/office/infopath/2007/PartnerControls">
-  <documentManagement>
-    <PublishingExpirationDate xmlns="http://schemas.microsoft.com/sharepoint/v3" xsi:nil="true"/>
-    <PublishingStartDate xmlns="http://schemas.microsoft.com/sharepoint/v3" xsi:nil="true"/>
-  </documentManagement>
-</p:properties>
-</file>
-
-<file path=customXml/item2.xml><?xml version="1.0" encoding="utf-8"?>
 <ct:contentTypeSchema xmlns:ct="http://schemas.microsoft.com/office/2006/metadata/contentType" xmlns:ma="http://schemas.microsoft.com/office/2006/metadata/properties/metaAttributes" ct:_="" ma:_="" ma:contentTypeName="Document" ma:contentTypeID="0x01010009E7C416E4093549895C6C2566A479FB" ma:contentTypeVersion="1" ma:contentTypeDescription="Create a new document." ma:contentTypeScope="" ma:versionID="7d0bd202bc8dc6f8eb93d5ac0eceb699">
   <xsd:schema xmlns:xsd="http://www.w3.org/2001/XMLSchema" xmlns:xs="http://www.w3.org/2001/XMLSchema" xmlns:p="http://schemas.microsoft.com/office/2006/metadata/properties" xmlns:ns1="http://schemas.microsoft.com/sharepoint/v3" targetNamespace="http://schemas.microsoft.com/office/2006/metadata/properties" ma:root="true" ma:fieldsID="ef2aa9ed40e72a78c3822fc753b43e87" ns1:_="">
     <xsd:import namespace="http://schemas.microsoft.com/sharepoint/v3"/>
@@ -8235,8 +6838,17 @@
 </ct:contentTypeSchema>
 </file>
 
+<file path=customXml/item2.xml><?xml version="1.0" encoding="utf-8"?>
+<p:properties xmlns:p="http://schemas.microsoft.com/office/2006/metadata/properties" xmlns:xsi="http://www.w3.org/2001/XMLSchema-instance" xmlns:pc="http://schemas.microsoft.com/office/infopath/2007/PartnerControls">
+  <documentManagement>
+    <PublishingExpirationDate xmlns="http://schemas.microsoft.com/sharepoint/v3" xsi:nil="true"/>
+    <PublishingStartDate xmlns="http://schemas.microsoft.com/sharepoint/v3" xsi:nil="true"/>
+  </documentManagement>
+</p:properties>
+</file>
+
 <file path=customXml/item3.xml><?xml version="1.0" encoding="utf-8"?>
-<LongProperties xmlns="http://schemas.microsoft.com/office/2006/metadata/longProperties"/>
+<b:Sources xmlns:b="http://schemas.openxmlformats.org/officeDocument/2006/bibliography" xmlns="http://schemas.openxmlformats.org/officeDocument/2006/bibliography" SelectedStyle="\APASixthEditionOfficeOnline.xsl" StyleName="APA" Version="6"/>
 </file>
 
 <file path=customXml/item4.xml><?xml version="1.0" encoding="utf-8"?>
@@ -8249,20 +6861,10 @@
 </file>
 
 <file path=customXml/item5.xml><?xml version="1.0" encoding="utf-8"?>
-<b:Sources xmlns:b="http://schemas.openxmlformats.org/officeDocument/2006/bibliography" xmlns="http://schemas.openxmlformats.org/officeDocument/2006/bibliography" SelectedStyle="\APASixthEditionOfficeOnline.xsl" StyleName="APA" Version="6"/>
+<LongProperties xmlns="http://schemas.microsoft.com/office/2006/metadata/longProperties"/>
 </file>
 
 <file path=customXml/itemProps1.xml><?xml version="1.0" encoding="utf-8"?>
-<ds:datastoreItem xmlns:ds="http://schemas.openxmlformats.org/officeDocument/2006/customXml" ds:itemID="{924AC028-30C2-4595-83AB-4CDB46DED4CF}">
-  <ds:schemaRefs>
-    <ds:schemaRef ds:uri="http://schemas.microsoft.com/office/2006/metadata/properties"/>
-    <ds:schemaRef ds:uri="http://schemas.microsoft.com/office/infopath/2007/PartnerControls"/>
-    <ds:schemaRef ds:uri="http://schemas.microsoft.com/sharepoint/v3"/>
-  </ds:schemaRefs>
-</ds:datastoreItem>
-</file>
-
-<file path=customXml/itemProps2.xml><?xml version="1.0" encoding="utf-8"?>
 <ds:datastoreItem xmlns:ds="http://schemas.openxmlformats.org/officeDocument/2006/customXml" ds:itemID="{C9343EE9-56E5-45DC-BEFB-976B8E505B1A}">
   <ds:schemaRefs>
     <ds:schemaRef ds:uri="http://schemas.microsoft.com/office/2006/metadata/contentType"/>
@@ -8280,10 +6882,20 @@
 </ds:datastoreItem>
 </file>
 
+<file path=customXml/itemProps2.xml><?xml version="1.0" encoding="utf-8"?>
+<ds:datastoreItem xmlns:ds="http://schemas.openxmlformats.org/officeDocument/2006/customXml" ds:itemID="{924AC028-30C2-4595-83AB-4CDB46DED4CF}">
+  <ds:schemaRefs>
+    <ds:schemaRef ds:uri="http://schemas.microsoft.com/office/2006/metadata/properties"/>
+    <ds:schemaRef ds:uri="http://schemas.microsoft.com/office/infopath/2007/PartnerControls"/>
+    <ds:schemaRef ds:uri="http://schemas.microsoft.com/sharepoint/v3"/>
+  </ds:schemaRefs>
+</ds:datastoreItem>
+</file>
+
 <file path=customXml/itemProps3.xml><?xml version="1.0" encoding="utf-8"?>
-<ds:datastoreItem xmlns:ds="http://schemas.openxmlformats.org/officeDocument/2006/customXml" ds:itemID="{AA6EC513-C9D0-4725-BE83-58B9202F0FC0}">
+<ds:datastoreItem xmlns:ds="http://schemas.openxmlformats.org/officeDocument/2006/customXml" ds:itemID="{214C0054-CB57-44CD-B834-EE7C5B253105}">
   <ds:schemaRefs>
-    <ds:schemaRef ds:uri="http://schemas.microsoft.com/office/2006/metadata/longProperties"/>
+    <ds:schemaRef ds:uri="http://schemas.openxmlformats.org/officeDocument/2006/bibliography"/>
   </ds:schemaRefs>
 </ds:datastoreItem>
 </file>
@@ -8297,9 +6909,9 @@
 </file>
 
 <file path=customXml/itemProps5.xml><?xml version="1.0" encoding="utf-8"?>
-<ds:datastoreItem xmlns:ds="http://schemas.openxmlformats.org/officeDocument/2006/customXml" ds:itemID="{214C0054-CB57-44CD-B834-EE7C5B253105}">
+<ds:datastoreItem xmlns:ds="http://schemas.openxmlformats.org/officeDocument/2006/customXml" ds:itemID="{AA6EC513-C9D0-4725-BE83-58B9202F0FC0}">
   <ds:schemaRefs>
-    <ds:schemaRef ds:uri="http://schemas.openxmlformats.org/officeDocument/2006/bibliography"/>
+    <ds:schemaRef ds:uri="http://schemas.microsoft.com/office/2006/metadata/longProperties"/>
   </ds:schemaRefs>
 </ds:datastoreItem>
 </file>